--- a/6th Term/СКЗИ/Lab2/2026_ИБ-31_СКЗИ_ЛР2_БройдоГД.docx
+++ b/6th Term/СКЗИ/Lab2/2026_ИБ-31_СКЗИ_ЛР2_БройдоГД.docx
@@ -384,8 +384,36 @@
           <w:sz w:val="32"/>
           <w:szCs w:val="32"/>
         </w:rPr>
-        <w:t>Исследование криптографических средств электронной подписи на примере Microsoft Certification Authority и утилиты КриптоПро cryptcp</w:t>
-      </w:r>
+        <w:t xml:space="preserve">Исследование криптографических средств электронной подписи на примере Microsoft </w:t>
+      </w:r>
+      <w:proofErr w:type="spellStart"/>
+      <w:r>
+        <w:rPr>
+          <w:b/>
+          <w:sz w:val="32"/>
+          <w:szCs w:val="32"/>
+        </w:rPr>
+        <w:t>Certification</w:t>
+      </w:r>
+      <w:proofErr w:type="spellEnd"/>
+      <w:r>
+        <w:rPr>
+          <w:b/>
+          <w:sz w:val="32"/>
+          <w:szCs w:val="32"/>
+        </w:rPr>
+        <w:t xml:space="preserve"> Authority и утилиты КриптоПро </w:t>
+      </w:r>
+      <w:proofErr w:type="spellStart"/>
+      <w:r>
+        <w:rPr>
+          <w:b/>
+          <w:sz w:val="32"/>
+          <w:szCs w:val="32"/>
+        </w:rPr>
+        <w:t>cryptcp</w:t>
+      </w:r>
+      <w:proofErr w:type="spellEnd"/>
       <w:r>
         <w:rPr>
           <w:b/>
@@ -766,6 +794,9 @@
     </w:p>
     <w:p>
       <w:pPr>
+        <w:tabs>
+          <w:tab w:val="left" w:pos="7954"/>
+        </w:tabs>
         <w:rPr>
           <w:b/>
           <w:sz w:val="28"/>
@@ -779,32 +810,23 @@
           <w:szCs w:val="28"/>
         </w:rPr>
         <w:lastRenderedPageBreak/>
-        <w:t>Практическая часть</w:t>
-      </w:r>
-    </w:p>
-    <w:p>
-      <w:pPr>
+        <w:t xml:space="preserve">1 </w:t>
+      </w:r>
+      <w:r>
         <w:rPr>
           <w:b/>
           <w:sz w:val="28"/>
           <w:szCs w:val="28"/>
         </w:rPr>
-      </w:pPr>
+        <w:t>Настройка контроллера домена</w:t>
+      </w:r>
       <w:r>
         <w:rPr>
           <w:b/>
           <w:sz w:val="28"/>
           <w:szCs w:val="28"/>
         </w:rPr>
-        <w:t xml:space="preserve">1 </w:t>
-      </w:r>
-      <w:r>
-        <w:rPr>
-          <w:b/>
-          <w:sz w:val="28"/>
-          <w:szCs w:val="28"/>
-        </w:rPr>
-        <w:t>Настройка контроллера домена</w:t>
+        <w:tab/>
       </w:r>
     </w:p>
     <w:p>
@@ -855,6 +877,7 @@
       <w:r>
         <w:rPr>
           <w:b/>
+          <w:noProof/>
           <w:sz w:val="28"/>
           <w:szCs w:val="28"/>
         </w:rPr>
@@ -863,250 +886,6 @@
             <wp:extent cx="5566693" cy="4048125"/>
             <wp:effectExtent l="0" t="0" r="0" b="0"/>
             <wp:docPr id="1" name="Рисунок 1"/>
-            <wp:cNvGraphicFramePr>
-              <a:graphicFrameLocks xmlns:a="http://schemas.openxmlformats.org/drawingml/2006/main" noChangeAspect="1"/>
-            </wp:cNvGraphicFramePr>
-            <a:graphic xmlns:a="http://schemas.openxmlformats.org/drawingml/2006/main">
-              <a:graphicData uri="http://schemas.openxmlformats.org/drawingml/2006/picture">
-                <pic:pic xmlns:pic="http://schemas.openxmlformats.org/drawingml/2006/picture">
-                  <pic:nvPicPr>
-                    <pic:cNvPr id="1" name=""/>
-                    <pic:cNvPicPr/>
-                  </pic:nvPicPr>
-                  <pic:blipFill>
-                    <a:blip r:embed="rId5"/>
-                    <a:stretch>
-                      <a:fillRect/>
-                    </a:stretch>
-                  </pic:blipFill>
-                  <pic:spPr>
-                    <a:xfrm>
-                      <a:off x="0" y="0"/>
-                      <a:ext cx="5579326" cy="4057312"/>
-                    </a:xfrm>
-                    <a:prstGeom prst="rect">
-                      <a:avLst/>
-                    </a:prstGeom>
-                  </pic:spPr>
-                </pic:pic>
-              </a:graphicData>
-            </a:graphic>
-          </wp:inline>
-        </w:drawing>
-      </w:r>
-    </w:p>
-    <w:p>
-      <w:pPr>
-        <w:pStyle w:val="a4"/>
-        <w:jc w:val="center"/>
-        <w:rPr>
-          <w:szCs w:val="28"/>
-        </w:rPr>
-      </w:pPr>
-      <w:r>
-        <w:rPr>
-          <w:szCs w:val="28"/>
-        </w:rPr>
-        <w:t xml:space="preserve">Рисунок </w:t>
-      </w:r>
-      <w:r>
-        <w:rPr>
-          <w:szCs w:val="28"/>
-        </w:rPr>
-        <w:fldChar w:fldCharType="begin"/>
-      </w:r>
-      <w:r>
-        <w:rPr>
-          <w:szCs w:val="28"/>
-        </w:rPr>
-        <w:instrText xml:space="preserve"> SEQ Рисунок \* ARABIC </w:instrText>
-      </w:r>
-      <w:r>
-        <w:rPr>
-          <w:szCs w:val="28"/>
-        </w:rPr>
-        <w:fldChar w:fldCharType="separate"/>
-      </w:r>
-      <w:r>
-        <w:rPr>
-          <w:noProof/>
-          <w:szCs w:val="28"/>
-        </w:rPr>
-        <w:t>1</w:t>
-      </w:r>
-      <w:r>
-        <w:rPr>
-          <w:szCs w:val="28"/>
-        </w:rPr>
-        <w:fldChar w:fldCharType="end"/>
-      </w:r>
-      <w:r>
-        <w:rPr>
-          <w:szCs w:val="28"/>
-        </w:rPr>
-        <w:t xml:space="preserve"> – Установка </w:t>
-      </w:r>
-      <w:r>
-        <w:rPr>
-          <w:szCs w:val="28"/>
-          <w:lang w:val="en-US"/>
-        </w:rPr>
-        <w:t>AD</w:t>
-      </w:r>
-    </w:p>
-    <w:p>
-      <w:pPr>
-        <w:rPr>
-          <w:sz w:val="28"/>
-          <w:szCs w:val="28"/>
-        </w:rPr>
-      </w:pPr>
-    </w:p>
-    <w:p>
-      <w:pPr>
-        <w:keepNext/>
-        <w:ind w:firstLine="0"/>
-        <w:jc w:val="center"/>
-        <w:rPr>
-          <w:sz w:val="28"/>
-          <w:szCs w:val="28"/>
-        </w:rPr>
-      </w:pPr>
-      <w:r>
-        <w:rPr>
-          <w:sz w:val="28"/>
-          <w:szCs w:val="28"/>
-        </w:rPr>
-        <w:lastRenderedPageBreak/>
-        <w:drawing>
-          <wp:inline distT="0" distB="0" distL="0" distR="0" wp14:anchorId="7CB58D02" wp14:editId="49496A55">
-            <wp:extent cx="4384176" cy="3918857"/>
-            <wp:effectExtent l="0" t="0" r="0" b="5715"/>
-            <wp:docPr id="5" name="Рисунок 5"/>
-            <wp:cNvGraphicFramePr>
-              <a:graphicFrameLocks xmlns:a="http://schemas.openxmlformats.org/drawingml/2006/main" noChangeAspect="1"/>
-            </wp:cNvGraphicFramePr>
-            <a:graphic xmlns:a="http://schemas.openxmlformats.org/drawingml/2006/main">
-              <a:graphicData uri="http://schemas.openxmlformats.org/drawingml/2006/picture">
-                <pic:pic xmlns:pic="http://schemas.openxmlformats.org/drawingml/2006/picture">
-                  <pic:nvPicPr>
-                    <pic:cNvPr id="1" name=""/>
-                    <pic:cNvPicPr/>
-                  </pic:nvPicPr>
-                  <pic:blipFill>
-                    <a:blip r:embed="rId6"/>
-                    <a:stretch>
-                      <a:fillRect/>
-                    </a:stretch>
-                  </pic:blipFill>
-                  <pic:spPr>
-                    <a:xfrm>
-                      <a:off x="0" y="0"/>
-                      <a:ext cx="4392948" cy="3926698"/>
-                    </a:xfrm>
-                    <a:prstGeom prst="rect">
-                      <a:avLst/>
-                    </a:prstGeom>
-                  </pic:spPr>
-                </pic:pic>
-              </a:graphicData>
-            </a:graphic>
-          </wp:inline>
-        </w:drawing>
-      </w:r>
-    </w:p>
-    <w:p>
-      <w:pPr>
-        <w:pStyle w:val="a4"/>
-        <w:jc w:val="center"/>
-        <w:rPr>
-          <w:szCs w:val="28"/>
-        </w:rPr>
-      </w:pPr>
-      <w:r>
-        <w:rPr>
-          <w:szCs w:val="28"/>
-        </w:rPr>
-        <w:t xml:space="preserve">Рисунок </w:t>
-      </w:r>
-      <w:r>
-        <w:rPr>
-          <w:szCs w:val="28"/>
-        </w:rPr>
-        <w:fldChar w:fldCharType="begin"/>
-      </w:r>
-      <w:r>
-        <w:rPr>
-          <w:szCs w:val="28"/>
-        </w:rPr>
-        <w:instrText xml:space="preserve"> SEQ Рисунок \* ARABIC </w:instrText>
-      </w:r>
-      <w:r>
-        <w:rPr>
-          <w:szCs w:val="28"/>
-        </w:rPr>
-        <w:fldChar w:fldCharType="separate"/>
-      </w:r>
-      <w:r>
-        <w:rPr>
-          <w:noProof/>
-          <w:szCs w:val="28"/>
-        </w:rPr>
-        <w:t>2</w:t>
-      </w:r>
-      <w:r>
-        <w:rPr>
-          <w:szCs w:val="28"/>
-        </w:rPr>
-        <w:fldChar w:fldCharType="end"/>
-      </w:r>
-      <w:r>
-        <w:rPr>
-          <w:szCs w:val="28"/>
-          <w:lang w:val="en-US"/>
-        </w:rPr>
-        <w:t xml:space="preserve"> – </w:t>
-      </w:r>
-      <w:r>
-        <w:rPr>
-          <w:szCs w:val="28"/>
-        </w:rPr>
-        <w:t xml:space="preserve">Мастер установки </w:t>
-      </w:r>
-      <w:r>
-        <w:rPr>
-          <w:szCs w:val="28"/>
-          <w:lang w:val="en-US"/>
-        </w:rPr>
-        <w:t>AD</w:t>
-      </w:r>
-    </w:p>
-    <w:p>
-      <w:pPr>
-        <w:pStyle w:val="a4"/>
-        <w:rPr>
-          <w:szCs w:val="28"/>
-        </w:rPr>
-      </w:pPr>
-    </w:p>
-    <w:p>
-      <w:pPr>
-        <w:pStyle w:val="a4"/>
-        <w:keepNext/>
-        <w:jc w:val="center"/>
-        <w:rPr>
-          <w:szCs w:val="28"/>
-        </w:rPr>
-      </w:pPr>
-      <w:r>
-        <w:rPr>
-          <w:szCs w:val="28"/>
-        </w:rPr>
-        <w:drawing>
-          <wp:inline distT="0" distB="0" distL="0" distR="0" wp14:anchorId="4D459D69" wp14:editId="5EAC62F3">
-            <wp:extent cx="4367743" cy="3895357"/>
-            <wp:effectExtent l="0" t="0" r="0" b="0"/>
-            <wp:docPr id="6" name="Рисунок 6"/>
             <wp:cNvGraphicFramePr>
               <a:graphicFrameLocks xmlns:a="http://schemas.openxmlformats.org/drawingml/2006/main" noChangeAspect="1"/>
             </wp:cNvGraphicFramePr>
@@ -1126,7 +905,7 @@
                   <pic:spPr>
                     <a:xfrm>
                       <a:off x="0" y="0"/>
-                      <a:ext cx="4379746" cy="3906062"/>
+                      <a:ext cx="5579326" cy="4057312"/>
                     </a:xfrm>
                     <a:prstGeom prst="rect">
                       <a:avLst/>
@@ -1142,6 +921,7 @@
     <w:p>
       <w:pPr>
         <w:pStyle w:val="a4"/>
+        <w:spacing w:after="0" w:line="360" w:lineRule="auto"/>
         <w:jc w:val="center"/>
         <w:rPr>
           <w:szCs w:val="28"/>
@@ -1176,7 +956,7 @@
           <w:noProof/>
           <w:szCs w:val="28"/>
         </w:rPr>
-        <w:t>3</w:t>
+        <w:t>1</w:t>
       </w:r>
       <w:r>
         <w:rPr>
@@ -1188,13 +968,20 @@
         <w:rPr>
           <w:szCs w:val="28"/>
         </w:rPr>
-        <w:t xml:space="preserve"> – Выбор конфигурации развертывания</w:t>
-      </w:r>
-    </w:p>
-    <w:p>
-      <w:pPr>
-        <w:pStyle w:val="a4"/>
-        <w:rPr>
+        <w:t xml:space="preserve"> – Установка </w:t>
+      </w:r>
+      <w:r>
+        <w:rPr>
+          <w:szCs w:val="28"/>
+          <w:lang w:val="en-US"/>
+        </w:rPr>
+        <w:t>AD</w:t>
+      </w:r>
+    </w:p>
+    <w:p>
+      <w:pPr>
+        <w:rPr>
+          <w:sz w:val="28"/>
           <w:szCs w:val="28"/>
         </w:rPr>
       </w:pPr>
@@ -1211,15 +998,16 @@
       </w:pPr>
       <w:r>
         <w:rPr>
+          <w:noProof/>
           <w:sz w:val="28"/>
           <w:szCs w:val="28"/>
         </w:rPr>
         <w:lastRenderedPageBreak/>
         <w:drawing>
-          <wp:inline distT="0" distB="0" distL="0" distR="0" wp14:anchorId="228DB3B4" wp14:editId="293490EA">
-            <wp:extent cx="4549503" cy="4019611"/>
-            <wp:effectExtent l="0" t="0" r="3810" b="0"/>
-            <wp:docPr id="7" name="Рисунок 7"/>
+          <wp:inline distT="0" distB="0" distL="0" distR="0" wp14:anchorId="7CB58D02" wp14:editId="49496A55">
+            <wp:extent cx="4384176" cy="3918857"/>
+            <wp:effectExtent l="0" t="0" r="0" b="5715"/>
+            <wp:docPr id="5" name="Рисунок 5"/>
             <wp:cNvGraphicFramePr>
               <a:graphicFrameLocks xmlns:a="http://schemas.openxmlformats.org/drawingml/2006/main" noChangeAspect="1"/>
             </wp:cNvGraphicFramePr>
@@ -1239,7 +1027,7 @@
                   <pic:spPr>
                     <a:xfrm>
                       <a:off x="0" y="0"/>
-                      <a:ext cx="4554294" cy="4023844"/>
+                      <a:ext cx="4392948" cy="3926698"/>
                     </a:xfrm>
                     <a:prstGeom prst="rect">
                       <a:avLst/>
@@ -1255,6 +1043,7 @@
     <w:p>
       <w:pPr>
         <w:pStyle w:val="a4"/>
+        <w:spacing w:after="0" w:line="360" w:lineRule="auto"/>
         <w:jc w:val="center"/>
         <w:rPr>
           <w:szCs w:val="28"/>
@@ -1289,7 +1078,7 @@
           <w:noProof/>
           <w:szCs w:val="28"/>
         </w:rPr>
-        <w:t>4</w:t>
+        <w:t>2</w:t>
       </w:r>
       <w:r>
         <w:rPr>
@@ -1300,13 +1089,28 @@
       <w:r>
         <w:rPr>
           <w:szCs w:val="28"/>
-        </w:rPr>
-        <w:t xml:space="preserve"> – Задание режима работы леса</w:t>
-      </w:r>
-    </w:p>
-    <w:p>
-      <w:pPr>
-        <w:pStyle w:val="a4"/>
+          <w:lang w:val="en-US"/>
+        </w:rPr>
+        <w:t xml:space="preserve"> – </w:t>
+      </w:r>
+      <w:r>
+        <w:rPr>
+          <w:szCs w:val="28"/>
+        </w:rPr>
+        <w:t xml:space="preserve">Мастер установки </w:t>
+      </w:r>
+      <w:r>
+        <w:rPr>
+          <w:szCs w:val="28"/>
+          <w:lang w:val="en-US"/>
+        </w:rPr>
+        <w:t>AD</w:t>
+      </w:r>
+    </w:p>
+    <w:p>
+      <w:pPr>
+        <w:pStyle w:val="a4"/>
+        <w:spacing w:after="0" w:line="360" w:lineRule="auto"/>
         <w:rPr>
           <w:szCs w:val="28"/>
         </w:rPr>
@@ -1316,20 +1120,22 @@
       <w:pPr>
         <w:pStyle w:val="a4"/>
         <w:keepNext/>
-        <w:jc w:val="center"/>
-        <w:rPr>
-          <w:szCs w:val="28"/>
-        </w:rPr>
-      </w:pPr>
-      <w:r>
-        <w:rPr>
+        <w:spacing w:after="0" w:line="360" w:lineRule="auto"/>
+        <w:jc w:val="center"/>
+        <w:rPr>
+          <w:szCs w:val="28"/>
+        </w:rPr>
+      </w:pPr>
+      <w:r>
+        <w:rPr>
+          <w:noProof/>
           <w:szCs w:val="28"/>
         </w:rPr>
         <w:drawing>
-          <wp:inline distT="0" distB="0" distL="0" distR="0" wp14:anchorId="4DC8D71D" wp14:editId="2195EF6D">
-            <wp:extent cx="4223740" cy="3723930"/>
-            <wp:effectExtent l="0" t="0" r="5715" b="0"/>
-            <wp:docPr id="8" name="Рисунок 8"/>
+          <wp:inline distT="0" distB="0" distL="0" distR="0" wp14:anchorId="4D459D69" wp14:editId="5EAC62F3">
+            <wp:extent cx="4367743" cy="3895357"/>
+            <wp:effectExtent l="0" t="0" r="0" b="0"/>
+            <wp:docPr id="6" name="Рисунок 6"/>
             <wp:cNvGraphicFramePr>
               <a:graphicFrameLocks xmlns:a="http://schemas.openxmlformats.org/drawingml/2006/main" noChangeAspect="1"/>
             </wp:cNvGraphicFramePr>
@@ -1349,7 +1155,7 @@
                   <pic:spPr>
                     <a:xfrm>
                       <a:off x="0" y="0"/>
-                      <a:ext cx="4229369" cy="3728893"/>
+                      <a:ext cx="4379746" cy="3906062"/>
                     </a:xfrm>
                     <a:prstGeom prst="rect">
                       <a:avLst/>
@@ -1365,6 +1171,7 @@
     <w:p>
       <w:pPr>
         <w:pStyle w:val="a4"/>
+        <w:spacing w:after="0" w:line="360" w:lineRule="auto"/>
         <w:jc w:val="center"/>
         <w:rPr>
           <w:szCs w:val="28"/>
@@ -1399,7 +1206,7 @@
           <w:noProof/>
           <w:szCs w:val="28"/>
         </w:rPr>
-        <w:t>5</w:t>
+        <w:t>3</w:t>
       </w:r>
       <w:r>
         <w:rPr>
@@ -1411,36 +1218,40 @@
         <w:rPr>
           <w:szCs w:val="28"/>
         </w:rPr>
-        <w:t xml:space="preserve"> – Дополнительные параметра КД</w:t>
-      </w:r>
-    </w:p>
-    <w:p>
-      <w:pPr>
-        <w:pStyle w:val="a4"/>
-        <w:rPr>
-          <w:szCs w:val="28"/>
-        </w:rPr>
-      </w:pPr>
-    </w:p>
-    <w:p>
-      <w:pPr>
-        <w:pStyle w:val="a4"/>
+        <w:t xml:space="preserve"> – Выбор конфигурации развертывания</w:t>
+      </w:r>
+    </w:p>
+    <w:p>
+      <w:pPr>
+        <w:pStyle w:val="a4"/>
+        <w:spacing w:after="0" w:line="360" w:lineRule="auto"/>
+        <w:rPr>
+          <w:szCs w:val="28"/>
+        </w:rPr>
+      </w:pPr>
+    </w:p>
+    <w:p>
+      <w:pPr>
         <w:keepNext/>
-        <w:jc w:val="center"/>
-        <w:rPr>
-          <w:szCs w:val="28"/>
-        </w:rPr>
-      </w:pPr>
-      <w:r>
-        <w:rPr>
+        <w:ind w:firstLine="0"/>
+        <w:jc w:val="center"/>
+        <w:rPr>
+          <w:sz w:val="28"/>
+          <w:szCs w:val="28"/>
+        </w:rPr>
+      </w:pPr>
+      <w:r>
+        <w:rPr>
+          <w:noProof/>
+          <w:sz w:val="28"/>
           <w:szCs w:val="28"/>
         </w:rPr>
         <w:lastRenderedPageBreak/>
         <w:drawing>
-          <wp:inline distT="0" distB="0" distL="0" distR="0" wp14:anchorId="7EC03010" wp14:editId="55CFD6B2">
-            <wp:extent cx="4408714" cy="3939233"/>
-            <wp:effectExtent l="0" t="0" r="0" b="4445"/>
-            <wp:docPr id="9" name="Рисунок 9"/>
+          <wp:inline distT="0" distB="0" distL="0" distR="0" wp14:anchorId="228DB3B4" wp14:editId="293490EA">
+            <wp:extent cx="4549503" cy="4019611"/>
+            <wp:effectExtent l="0" t="0" r="3810" b="0"/>
+            <wp:docPr id="7" name="Рисунок 7"/>
             <wp:cNvGraphicFramePr>
               <a:graphicFrameLocks xmlns:a="http://schemas.openxmlformats.org/drawingml/2006/main" noChangeAspect="1"/>
             </wp:cNvGraphicFramePr>
@@ -1460,7 +1271,7 @@
                   <pic:spPr>
                     <a:xfrm>
                       <a:off x="0" y="0"/>
-                      <a:ext cx="4412004" cy="3942173"/>
+                      <a:ext cx="4554294" cy="4023844"/>
                     </a:xfrm>
                     <a:prstGeom prst="rect">
                       <a:avLst/>
@@ -1476,6 +1287,7 @@
     <w:p>
       <w:pPr>
         <w:pStyle w:val="a4"/>
+        <w:spacing w:after="0" w:line="360" w:lineRule="auto"/>
         <w:jc w:val="center"/>
         <w:rPr>
           <w:szCs w:val="28"/>
@@ -1510,7 +1322,7 @@
           <w:noProof/>
           <w:szCs w:val="28"/>
         </w:rPr>
-        <w:t>6</w:t>
+        <w:t>4</w:t>
       </w:r>
       <w:r>
         <w:rPr>
@@ -1522,12 +1334,13 @@
         <w:rPr>
           <w:szCs w:val="28"/>
         </w:rPr>
-        <w:t xml:space="preserve"> – Задание пароля для режима восстановления служб каталогов</w:t>
-      </w:r>
-    </w:p>
-    <w:p>
-      <w:pPr>
-        <w:pStyle w:val="a4"/>
+        <w:t xml:space="preserve"> – Задание режима работы леса</w:t>
+      </w:r>
+    </w:p>
+    <w:p>
+      <w:pPr>
+        <w:pStyle w:val="a4"/>
+        <w:spacing w:after="0" w:line="360" w:lineRule="auto"/>
         <w:rPr>
           <w:szCs w:val="28"/>
         </w:rPr>
@@ -1537,20 +1350,22 @@
       <w:pPr>
         <w:pStyle w:val="a4"/>
         <w:keepNext/>
-        <w:jc w:val="center"/>
-        <w:rPr>
-          <w:szCs w:val="28"/>
-        </w:rPr>
-      </w:pPr>
-      <w:r>
-        <w:rPr>
+        <w:spacing w:after="0" w:line="360" w:lineRule="auto"/>
+        <w:jc w:val="center"/>
+        <w:rPr>
+          <w:szCs w:val="28"/>
+        </w:rPr>
+      </w:pPr>
+      <w:r>
+        <w:rPr>
+          <w:noProof/>
           <w:szCs w:val="28"/>
         </w:rPr>
         <w:drawing>
-          <wp:inline distT="0" distB="0" distL="0" distR="0" wp14:anchorId="162D3E9D" wp14:editId="0A880614">
-            <wp:extent cx="4311287" cy="3840965"/>
-            <wp:effectExtent l="0" t="0" r="0" b="7620"/>
-            <wp:docPr id="10" name="Рисунок 10"/>
+          <wp:inline distT="0" distB="0" distL="0" distR="0" wp14:anchorId="4DC8D71D" wp14:editId="2195EF6D">
+            <wp:extent cx="4223740" cy="3723930"/>
+            <wp:effectExtent l="0" t="0" r="5715" b="0"/>
+            <wp:docPr id="8" name="Рисунок 8"/>
             <wp:cNvGraphicFramePr>
               <a:graphicFrameLocks xmlns:a="http://schemas.openxmlformats.org/drawingml/2006/main" noChangeAspect="1"/>
             </wp:cNvGraphicFramePr>
@@ -1570,7 +1385,7 @@
                   <pic:spPr>
                     <a:xfrm>
                       <a:off x="0" y="0"/>
-                      <a:ext cx="4320383" cy="3849069"/>
+                      <a:ext cx="4229369" cy="3728893"/>
                     </a:xfrm>
                     <a:prstGeom prst="rect">
                       <a:avLst/>
@@ -1586,6 +1401,7 @@
     <w:p>
       <w:pPr>
         <w:pStyle w:val="a4"/>
+        <w:spacing w:after="0" w:line="360" w:lineRule="auto"/>
         <w:jc w:val="center"/>
         <w:rPr>
           <w:szCs w:val="28"/>
@@ -1620,7 +1436,7 @@
           <w:noProof/>
           <w:szCs w:val="28"/>
         </w:rPr>
-        <w:t>7</w:t>
+        <w:t>5</w:t>
       </w:r>
       <w:r>
         <w:rPr>
@@ -1632,19 +1448,13 @@
         <w:rPr>
           <w:szCs w:val="28"/>
         </w:rPr>
-        <w:t xml:space="preserve"> – </w:t>
-      </w:r>
-      <w:r>
-        <w:rPr>
-          <w:noProof/>
-          <w:szCs w:val="28"/>
-        </w:rPr>
-        <w:t>Сводка</w:t>
-      </w:r>
-    </w:p>
-    <w:p>
-      <w:pPr>
-        <w:pStyle w:val="a4"/>
+        <w:t xml:space="preserve"> – Дополнительные параметра КД</w:t>
+      </w:r>
+    </w:p>
+    <w:p>
+      <w:pPr>
+        <w:pStyle w:val="a4"/>
+        <w:spacing w:after="0" w:line="360" w:lineRule="auto"/>
         <w:rPr>
           <w:szCs w:val="28"/>
         </w:rPr>
@@ -1654,21 +1464,23 @@
       <w:pPr>
         <w:pStyle w:val="a4"/>
         <w:keepNext/>
-        <w:jc w:val="center"/>
-        <w:rPr>
-          <w:szCs w:val="28"/>
-        </w:rPr>
-      </w:pPr>
-      <w:r>
-        <w:rPr>
+        <w:spacing w:after="0" w:line="360" w:lineRule="auto"/>
+        <w:jc w:val="center"/>
+        <w:rPr>
+          <w:szCs w:val="28"/>
+        </w:rPr>
+      </w:pPr>
+      <w:r>
+        <w:rPr>
+          <w:noProof/>
           <w:szCs w:val="28"/>
         </w:rPr>
         <w:lastRenderedPageBreak/>
         <w:drawing>
-          <wp:inline distT="0" distB="0" distL="0" distR="0" wp14:anchorId="14F7BACF" wp14:editId="73E6D4AA">
-            <wp:extent cx="4563225" cy="4049486"/>
-            <wp:effectExtent l="0" t="0" r="8890" b="8255"/>
-            <wp:docPr id="11" name="Рисунок 11"/>
+          <wp:inline distT="0" distB="0" distL="0" distR="0" wp14:anchorId="7EC03010" wp14:editId="55CFD6B2">
+            <wp:extent cx="4408714" cy="3939233"/>
+            <wp:effectExtent l="0" t="0" r="0" b="4445"/>
+            <wp:docPr id="9" name="Рисунок 9"/>
             <wp:cNvGraphicFramePr>
               <a:graphicFrameLocks xmlns:a="http://schemas.openxmlformats.org/drawingml/2006/main" noChangeAspect="1"/>
             </wp:cNvGraphicFramePr>
@@ -1688,7 +1500,7 @@
                   <pic:spPr>
                     <a:xfrm>
                       <a:off x="0" y="0"/>
-                      <a:ext cx="4575796" cy="4060642"/>
+                      <a:ext cx="4412004" cy="3942173"/>
                     </a:xfrm>
                     <a:prstGeom prst="rect">
                       <a:avLst/>
@@ -1704,6 +1516,7 @@
     <w:p>
       <w:pPr>
         <w:pStyle w:val="a4"/>
+        <w:spacing w:after="0" w:line="360" w:lineRule="auto"/>
         <w:jc w:val="center"/>
         <w:rPr>
           <w:szCs w:val="28"/>
@@ -1738,7 +1551,7 @@
           <w:noProof/>
           <w:szCs w:val="28"/>
         </w:rPr>
-        <w:t>8</w:t>
+        <w:t>6</w:t>
       </w:r>
       <w:r>
         <w:rPr>
@@ -1750,44 +1563,38 @@
         <w:rPr>
           <w:szCs w:val="28"/>
         </w:rPr>
-        <w:t xml:space="preserve"> – </w:t>
-      </w:r>
-      <w:r>
-        <w:rPr>
-          <w:noProof/>
-          <w:szCs w:val="28"/>
-        </w:rPr>
-        <w:t>Настройка доменных служб</w:t>
-      </w:r>
-    </w:p>
-    <w:p>
-      <w:pPr>
-        <w:pStyle w:val="a4"/>
-        <w:rPr>
-          <w:szCs w:val="28"/>
-        </w:rPr>
-      </w:pPr>
-    </w:p>
-    <w:p>
-      <w:pPr>
+        <w:t xml:space="preserve"> – Задание пароля для режима восстановления служб каталогов</w:t>
+      </w:r>
+    </w:p>
+    <w:p>
+      <w:pPr>
+        <w:pStyle w:val="a4"/>
+        <w:spacing w:after="0" w:line="360" w:lineRule="auto"/>
+        <w:rPr>
+          <w:szCs w:val="28"/>
+        </w:rPr>
+      </w:pPr>
+    </w:p>
+    <w:p>
+      <w:pPr>
+        <w:pStyle w:val="a4"/>
         <w:keepNext/>
-        <w:ind w:firstLine="0"/>
-        <w:jc w:val="center"/>
-        <w:rPr>
-          <w:sz w:val="28"/>
-          <w:szCs w:val="28"/>
-        </w:rPr>
-      </w:pPr>
-      <w:r>
-        <w:rPr>
-          <w:sz w:val="28"/>
+        <w:spacing w:after="0" w:line="360" w:lineRule="auto"/>
+        <w:jc w:val="center"/>
+        <w:rPr>
+          <w:szCs w:val="28"/>
+        </w:rPr>
+      </w:pPr>
+      <w:r>
+        <w:rPr>
+          <w:noProof/>
           <w:szCs w:val="28"/>
         </w:rPr>
         <w:drawing>
-          <wp:inline distT="0" distB="0" distL="0" distR="0" wp14:anchorId="7728A7D9" wp14:editId="7137E7FE">
-            <wp:extent cx="4452801" cy="3931103"/>
-            <wp:effectExtent l="0" t="0" r="5080" b="0"/>
-            <wp:docPr id="12" name="Рисунок 12"/>
+          <wp:inline distT="0" distB="0" distL="0" distR="0" wp14:anchorId="162D3E9D" wp14:editId="0A880614">
+            <wp:extent cx="4311287" cy="3840965"/>
+            <wp:effectExtent l="0" t="0" r="0" b="7620"/>
+            <wp:docPr id="10" name="Рисунок 10"/>
             <wp:cNvGraphicFramePr>
               <a:graphicFrameLocks xmlns:a="http://schemas.openxmlformats.org/drawingml/2006/main" noChangeAspect="1"/>
             </wp:cNvGraphicFramePr>
@@ -1807,7 +1614,7 @@
                   <pic:spPr>
                     <a:xfrm>
                       <a:off x="0" y="0"/>
-                      <a:ext cx="4466353" cy="3943067"/>
+                      <a:ext cx="4320383" cy="3849069"/>
                     </a:xfrm>
                     <a:prstGeom prst="rect">
                       <a:avLst/>
@@ -1823,6 +1630,7 @@
     <w:p>
       <w:pPr>
         <w:pStyle w:val="a4"/>
+        <w:spacing w:after="0" w:line="360" w:lineRule="auto"/>
         <w:jc w:val="center"/>
         <w:rPr>
           <w:szCs w:val="28"/>
@@ -1857,7 +1665,7 @@
           <w:noProof/>
           <w:szCs w:val="28"/>
         </w:rPr>
-        <w:t>9</w:t>
+        <w:t>7</w:t>
       </w:r>
       <w:r>
         <w:rPr>
@@ -1869,77 +1677,46 @@
         <w:rPr>
           <w:szCs w:val="28"/>
         </w:rPr>
-        <w:t xml:space="preserve"> – Завершение установки</w:t>
-      </w:r>
-      <w:r>
-        <w:rPr>
-          <w:szCs w:val="28"/>
-        </w:rPr>
-        <w:br w:type="page"/>
-      </w:r>
-    </w:p>
-    <w:p>
-      <w:pPr>
-        <w:rPr>
-          <w:b/>
-          <w:sz w:val="28"/>
-          <w:szCs w:val="28"/>
-        </w:rPr>
-      </w:pPr>
-      <w:r>
-        <w:rPr>
-          <w:b/>
-          <w:sz w:val="28"/>
+        <w:t xml:space="preserve"> – </w:t>
+      </w:r>
+      <w:r>
+        <w:rPr>
+          <w:noProof/>
+          <w:szCs w:val="28"/>
+        </w:rPr>
+        <w:t>Сводка</w:t>
+      </w:r>
+    </w:p>
+    <w:p>
+      <w:pPr>
+        <w:pStyle w:val="a4"/>
+        <w:spacing w:after="0" w:line="360" w:lineRule="auto"/>
+        <w:rPr>
+          <w:szCs w:val="28"/>
+        </w:rPr>
+      </w:pPr>
+    </w:p>
+    <w:p>
+      <w:pPr>
+        <w:pStyle w:val="a4"/>
+        <w:keepNext/>
+        <w:spacing w:after="0" w:line="360" w:lineRule="auto"/>
+        <w:jc w:val="center"/>
+        <w:rPr>
+          <w:szCs w:val="28"/>
+        </w:rPr>
+      </w:pPr>
+      <w:r>
+        <w:rPr>
+          <w:noProof/>
           <w:szCs w:val="28"/>
         </w:rPr>
         <w:lastRenderedPageBreak/>
-        <w:t>2</w:t>
-      </w:r>
-      <w:r>
-        <w:rPr>
-          <w:b/>
-          <w:sz w:val="28"/>
-          <w:szCs w:val="28"/>
-        </w:rPr>
-        <w:t xml:space="preserve"> Настройка контроллера домена</w:t>
-      </w:r>
-    </w:p>
-    <w:p>
-      <w:pPr>
-        <w:rPr>
-          <w:sz w:val="28"/>
-          <w:szCs w:val="28"/>
-        </w:rPr>
-      </w:pPr>
-    </w:p>
-    <w:p>
-      <w:pPr>
-        <w:rPr>
-          <w:sz w:val="28"/>
-          <w:szCs w:val="28"/>
-        </w:rPr>
-      </w:pPr>
-    </w:p>
-    <w:p>
-      <w:pPr>
-        <w:keepNext/>
-        <w:ind w:firstLine="0"/>
-        <w:jc w:val="center"/>
-        <w:rPr>
-          <w:sz w:val="28"/>
-          <w:szCs w:val="28"/>
-        </w:rPr>
-      </w:pPr>
-      <w:r>
-        <w:rPr>
-          <w:sz w:val="28"/>
-          <w:szCs w:val="28"/>
-        </w:rPr>
         <w:drawing>
-          <wp:inline distT="0" distB="0" distL="0" distR="0" wp14:anchorId="5CD2D754" wp14:editId="6F6002F9">
-            <wp:extent cx="3145790" cy="3089363"/>
-            <wp:effectExtent l="0" t="0" r="0" b="0"/>
-            <wp:docPr id="13" name="Рисунок 13"/>
+          <wp:inline distT="0" distB="0" distL="0" distR="0" wp14:anchorId="14F7BACF" wp14:editId="3F4886D0">
+            <wp:extent cx="4416023" cy="3918857"/>
+            <wp:effectExtent l="0" t="0" r="3810" b="5715"/>
+            <wp:docPr id="11" name="Рисунок 11"/>
             <wp:cNvGraphicFramePr>
               <a:graphicFrameLocks xmlns:a="http://schemas.openxmlformats.org/drawingml/2006/main" noChangeAspect="1"/>
             </wp:cNvGraphicFramePr>
@@ -1959,7 +1736,7 @@
                   <pic:spPr>
                     <a:xfrm>
                       <a:off x="0" y="0"/>
-                      <a:ext cx="3164925" cy="3108155"/>
+                      <a:ext cx="4431392" cy="3932496"/>
                     </a:xfrm>
                     <a:prstGeom prst="rect">
                       <a:avLst/>
@@ -1975,6 +1752,7 @@
     <w:p>
       <w:pPr>
         <w:pStyle w:val="a4"/>
+        <w:spacing w:after="0" w:line="360" w:lineRule="auto"/>
         <w:jc w:val="center"/>
         <w:rPr>
           <w:szCs w:val="28"/>
@@ -2009,7 +1787,7 @@
           <w:noProof/>
           <w:szCs w:val="28"/>
         </w:rPr>
-        <w:t>10</w:t>
+        <w:t>8</w:t>
       </w:r>
       <w:r>
         <w:rPr>
@@ -2021,35 +1799,46 @@
         <w:rPr>
           <w:szCs w:val="28"/>
         </w:rPr>
-        <w:t xml:space="preserve"> – Вход под доменной учетной записью</w:t>
-      </w:r>
-    </w:p>
-    <w:p>
-      <w:pPr>
-        <w:pStyle w:val="a4"/>
-        <w:rPr>
-          <w:szCs w:val="28"/>
-        </w:rPr>
-      </w:pPr>
-    </w:p>
-    <w:p>
-      <w:pPr>
-        <w:pStyle w:val="a4"/>
+        <w:t xml:space="preserve"> – </w:t>
+      </w:r>
+      <w:r>
+        <w:rPr>
+          <w:noProof/>
+          <w:szCs w:val="28"/>
+        </w:rPr>
+        <w:t>Настройка доменных служб</w:t>
+      </w:r>
+    </w:p>
+    <w:p>
+      <w:pPr>
+        <w:pStyle w:val="a4"/>
+        <w:spacing w:after="0" w:line="360" w:lineRule="auto"/>
+        <w:rPr>
+          <w:szCs w:val="28"/>
+        </w:rPr>
+      </w:pPr>
+    </w:p>
+    <w:p>
+      <w:pPr>
         <w:keepNext/>
-        <w:jc w:val="center"/>
-        <w:rPr>
-          <w:szCs w:val="28"/>
-        </w:rPr>
-      </w:pPr>
-      <w:r>
-        <w:rPr>
+        <w:ind w:firstLine="0"/>
+        <w:jc w:val="center"/>
+        <w:rPr>
+          <w:sz w:val="28"/>
+          <w:szCs w:val="28"/>
+        </w:rPr>
+      </w:pPr>
+      <w:r>
+        <w:rPr>
+          <w:noProof/>
+          <w:sz w:val="28"/>
           <w:szCs w:val="28"/>
         </w:rPr>
         <w:drawing>
-          <wp:inline distT="0" distB="0" distL="0" distR="0" wp14:anchorId="6891D256" wp14:editId="4DBB94B3">
-            <wp:extent cx="4864735" cy="4072232"/>
-            <wp:effectExtent l="0" t="0" r="0" b="5080"/>
-            <wp:docPr id="14" name="Рисунок 14"/>
+          <wp:inline distT="0" distB="0" distL="0" distR="0" wp14:anchorId="7728A7D9" wp14:editId="690A27BE">
+            <wp:extent cx="4332515" cy="3824910"/>
+            <wp:effectExtent l="0" t="0" r="0" b="4445"/>
+            <wp:docPr id="12" name="Рисунок 12"/>
             <wp:cNvGraphicFramePr>
               <a:graphicFrameLocks xmlns:a="http://schemas.openxmlformats.org/drawingml/2006/main" noChangeAspect="1"/>
             </wp:cNvGraphicFramePr>
@@ -2069,7 +1858,7 @@
                   <pic:spPr>
                     <a:xfrm>
                       <a:off x="0" y="0"/>
-                      <a:ext cx="4882358" cy="4086984"/>
+                      <a:ext cx="4349869" cy="3840231"/>
                     </a:xfrm>
                     <a:prstGeom prst="rect">
                       <a:avLst/>
@@ -2085,6 +1874,7 @@
     <w:p>
       <w:pPr>
         <w:pStyle w:val="a4"/>
+        <w:spacing w:after="0" w:line="360" w:lineRule="auto"/>
         <w:jc w:val="center"/>
         <w:rPr>
           <w:szCs w:val="28"/>
@@ -2119,7 +1909,7 @@
           <w:noProof/>
           <w:szCs w:val="28"/>
         </w:rPr>
-        <w:t>11</w:t>
+        <w:t>9</w:t>
       </w:r>
       <w:r>
         <w:rPr>
@@ -2131,42 +1921,72 @@
         <w:rPr>
           <w:szCs w:val="28"/>
         </w:rPr>
-        <w:t xml:space="preserve"> – Окно установки КриптоПро </w:t>
-      </w:r>
-      <w:r>
-        <w:rPr>
-          <w:szCs w:val="28"/>
-          <w:lang w:val="en-US"/>
-        </w:rPr>
-        <w:t>CSP</w:t>
-      </w:r>
-    </w:p>
-    <w:p>
-      <w:pPr>
-        <w:pStyle w:val="a4"/>
-        <w:rPr>
-          <w:szCs w:val="28"/>
-        </w:rPr>
-      </w:pPr>
-    </w:p>
-    <w:p>
-      <w:pPr>
-        <w:pStyle w:val="a4"/>
+        <w:t xml:space="preserve"> – Завершение установки</w:t>
+      </w:r>
+    </w:p>
+    <w:p>
+      <w:pPr>
+        <w:rPr>
+          <w:sz w:val="28"/>
+          <w:szCs w:val="28"/>
+        </w:rPr>
+      </w:pPr>
+    </w:p>
+    <w:p>
+      <w:pPr>
+        <w:rPr>
+          <w:sz w:val="28"/>
+          <w:szCs w:val="28"/>
+        </w:rPr>
+      </w:pPr>
+    </w:p>
+    <w:p>
+      <w:pPr>
+        <w:rPr>
+          <w:b/>
+          <w:sz w:val="28"/>
+          <w:szCs w:val="28"/>
+        </w:rPr>
+      </w:pPr>
+      <w:r>
+        <w:rPr>
+          <w:b/>
+          <w:sz w:val="28"/>
+          <w:szCs w:val="28"/>
+        </w:rPr>
+        <w:t>2 Настройка контроллера домена</w:t>
+      </w:r>
+    </w:p>
+    <w:p>
+      <w:pPr>
+        <w:ind w:firstLine="0"/>
+        <w:rPr>
+          <w:sz w:val="28"/>
+          <w:szCs w:val="28"/>
+        </w:rPr>
+      </w:pPr>
+    </w:p>
+    <w:p>
+      <w:pPr>
         <w:keepNext/>
-        <w:jc w:val="center"/>
-        <w:rPr>
-          <w:szCs w:val="28"/>
-        </w:rPr>
-      </w:pPr>
-      <w:r>
-        <w:rPr>
+        <w:ind w:firstLine="0"/>
+        <w:jc w:val="center"/>
+        <w:rPr>
+          <w:sz w:val="28"/>
+          <w:szCs w:val="28"/>
+        </w:rPr>
+      </w:pPr>
+      <w:r>
+        <w:rPr>
+          <w:noProof/>
+          <w:sz w:val="28"/>
           <w:szCs w:val="28"/>
         </w:rPr>
         <w:drawing>
-          <wp:inline distT="0" distB="0" distL="0" distR="0" wp14:anchorId="59750A75" wp14:editId="25A5314D">
-            <wp:extent cx="5086078" cy="3677881"/>
-            <wp:effectExtent l="0" t="0" r="635" b="0"/>
-            <wp:docPr id="15" name="Рисунок 15"/>
+          <wp:inline distT="0" distB="0" distL="0" distR="0" wp14:anchorId="5CD2D754" wp14:editId="03FF83E0">
+            <wp:extent cx="2839844" cy="2788905"/>
+            <wp:effectExtent l="0" t="0" r="0" b="0"/>
+            <wp:docPr id="13" name="Рисунок 13"/>
             <wp:cNvGraphicFramePr>
               <a:graphicFrameLocks xmlns:a="http://schemas.openxmlformats.org/drawingml/2006/main" noChangeAspect="1"/>
             </wp:cNvGraphicFramePr>
@@ -2186,7 +2006,7 @@
                   <pic:spPr>
                     <a:xfrm>
                       <a:off x="0" y="0"/>
-                      <a:ext cx="5100321" cy="3688181"/>
+                      <a:ext cx="2863926" cy="2812555"/>
                     </a:xfrm>
                     <a:prstGeom prst="rect">
                       <a:avLst/>
@@ -2202,6 +2022,7 @@
     <w:p>
       <w:pPr>
         <w:pStyle w:val="a4"/>
+        <w:spacing w:after="0" w:line="360" w:lineRule="auto"/>
         <w:jc w:val="center"/>
         <w:rPr>
           <w:szCs w:val="28"/>
@@ -2236,7 +2057,7 @@
           <w:noProof/>
           <w:szCs w:val="28"/>
         </w:rPr>
-        <w:t>12</w:t>
+        <w:t>10</w:t>
       </w:r>
       <w:r>
         <w:rPr>
@@ -2248,27 +2069,13 @@
         <w:rPr>
           <w:szCs w:val="28"/>
         </w:rPr>
-        <w:t xml:space="preserve"> – Лицензи</w:t>
-      </w:r>
-      <w:r>
-        <w:rPr>
-          <w:noProof/>
-          <w:szCs w:val="28"/>
-        </w:rPr>
-        <w:t xml:space="preserve">онное соглашение КриптоПро </w:t>
-      </w:r>
-      <w:r>
-        <w:rPr>
-          <w:noProof/>
-          <w:szCs w:val="28"/>
-          <w:lang w:val="en-US"/>
-        </w:rPr>
-        <w:t>CSP</w:t>
-      </w:r>
-    </w:p>
-    <w:p>
-      <w:pPr>
-        <w:pStyle w:val="a4"/>
+        <w:t xml:space="preserve"> – Вход под доменной учетной записью</w:t>
+      </w:r>
+    </w:p>
+    <w:p>
+      <w:pPr>
+        <w:pStyle w:val="a4"/>
+        <w:spacing w:after="0" w:line="360" w:lineRule="auto"/>
         <w:rPr>
           <w:szCs w:val="28"/>
         </w:rPr>
@@ -2278,20 +2085,22 @@
       <w:pPr>
         <w:pStyle w:val="a4"/>
         <w:keepNext/>
-        <w:jc w:val="center"/>
-        <w:rPr>
-          <w:szCs w:val="28"/>
-        </w:rPr>
-      </w:pPr>
-      <w:r>
-        <w:rPr>
+        <w:spacing w:after="0" w:line="360" w:lineRule="auto"/>
+        <w:jc w:val="center"/>
+        <w:rPr>
+          <w:szCs w:val="28"/>
+        </w:rPr>
+      </w:pPr>
+      <w:r>
+        <w:rPr>
+          <w:noProof/>
           <w:szCs w:val="28"/>
         </w:rPr>
         <w:drawing>
-          <wp:inline distT="0" distB="0" distL="0" distR="0" wp14:anchorId="4BE9A2E5" wp14:editId="02393986">
-            <wp:extent cx="5158204" cy="3741395"/>
-            <wp:effectExtent l="0" t="0" r="4445" b="0"/>
-            <wp:docPr id="16" name="Рисунок 16"/>
+          <wp:inline distT="0" distB="0" distL="0" distR="0" wp14:anchorId="6891D256" wp14:editId="7FD79C27">
+            <wp:extent cx="4624070" cy="3870773"/>
+            <wp:effectExtent l="0" t="0" r="5080" b="0"/>
+            <wp:docPr id="14" name="Рисунок 14"/>
             <wp:cNvGraphicFramePr>
               <a:graphicFrameLocks xmlns:a="http://schemas.openxmlformats.org/drawingml/2006/main" noChangeAspect="1"/>
             </wp:cNvGraphicFramePr>
@@ -2311,7 +2120,7 @@
                   <pic:spPr>
                     <a:xfrm>
                       <a:off x="0" y="0"/>
-                      <a:ext cx="5180180" cy="3757335"/>
+                      <a:ext cx="4646683" cy="3889702"/>
                     </a:xfrm>
                     <a:prstGeom prst="rect">
                       <a:avLst/>
@@ -2327,6 +2136,7 @@
     <w:p>
       <w:pPr>
         <w:pStyle w:val="a4"/>
+        <w:spacing w:after="0" w:line="360" w:lineRule="auto"/>
         <w:jc w:val="center"/>
         <w:rPr>
           <w:szCs w:val="28"/>
@@ -2361,7 +2171,7 @@
           <w:noProof/>
           <w:szCs w:val="28"/>
         </w:rPr>
-        <w:t>13</w:t>
+        <w:t>11</w:t>
       </w:r>
       <w:r>
         <w:rPr>
@@ -2372,20 +2182,21 @@
       <w:r>
         <w:rPr>
           <w:szCs w:val="28"/>
+        </w:rPr>
+        <w:t xml:space="preserve"> – Окно установки КриптоПро </w:t>
+      </w:r>
+      <w:r>
+        <w:rPr>
+          <w:szCs w:val="28"/>
           <w:lang w:val="en-US"/>
         </w:rPr>
-        <w:t xml:space="preserve"> – </w:t>
-      </w:r>
-      <w:r>
-        <w:rPr>
-          <w:szCs w:val="28"/>
-        </w:rPr>
-        <w:t>Сведения о пользователе</w:t>
-      </w:r>
-    </w:p>
-    <w:p>
-      <w:pPr>
-        <w:pStyle w:val="a4"/>
+        <w:t>CSP</w:t>
+      </w:r>
+    </w:p>
+    <w:p>
+      <w:pPr>
+        <w:pStyle w:val="a4"/>
+        <w:spacing w:after="0" w:line="360" w:lineRule="auto"/>
         <w:rPr>
           <w:szCs w:val="28"/>
         </w:rPr>
@@ -2395,21 +2206,23 @@
       <w:pPr>
         <w:pStyle w:val="a4"/>
         <w:keepNext/>
-        <w:jc w:val="center"/>
-        <w:rPr>
-          <w:szCs w:val="28"/>
-        </w:rPr>
-      </w:pPr>
-      <w:r>
-        <w:rPr>
+        <w:spacing w:after="0" w:line="360" w:lineRule="auto"/>
+        <w:jc w:val="center"/>
+        <w:rPr>
+          <w:szCs w:val="28"/>
+        </w:rPr>
+      </w:pPr>
+      <w:r>
+        <w:rPr>
+          <w:noProof/>
           <w:szCs w:val="28"/>
         </w:rPr>
         <w:lastRenderedPageBreak/>
         <w:drawing>
-          <wp:inline distT="0" distB="0" distL="0" distR="0" wp14:anchorId="4C34F027" wp14:editId="3D26DF86">
-            <wp:extent cx="5199829" cy="3742172"/>
-            <wp:effectExtent l="0" t="0" r="1270" b="0"/>
-            <wp:docPr id="17" name="Рисунок 17"/>
+          <wp:inline distT="0" distB="0" distL="0" distR="0" wp14:anchorId="59750A75" wp14:editId="25A5314D">
+            <wp:extent cx="5086078" cy="3677881"/>
+            <wp:effectExtent l="0" t="0" r="635" b="0"/>
+            <wp:docPr id="15" name="Рисунок 15"/>
             <wp:cNvGraphicFramePr>
               <a:graphicFrameLocks xmlns:a="http://schemas.openxmlformats.org/drawingml/2006/main" noChangeAspect="1"/>
             </wp:cNvGraphicFramePr>
@@ -2429,7 +2242,7 @@
                   <pic:spPr>
                     <a:xfrm>
                       <a:off x="0" y="0"/>
-                      <a:ext cx="5219059" cy="3756011"/>
+                      <a:ext cx="5100321" cy="3688181"/>
                     </a:xfrm>
                     <a:prstGeom prst="rect">
                       <a:avLst/>
@@ -2445,6 +2258,7 @@
     <w:p>
       <w:pPr>
         <w:pStyle w:val="a4"/>
+        <w:spacing w:after="0" w:line="360" w:lineRule="auto"/>
         <w:jc w:val="center"/>
         <w:rPr>
           <w:szCs w:val="28"/>
@@ -2479,7 +2293,7 @@
           <w:noProof/>
           <w:szCs w:val="28"/>
         </w:rPr>
-        <w:t>14</w:t>
+        <w:t>12</w:t>
       </w:r>
       <w:r>
         <w:rPr>
@@ -2491,12 +2305,28 @@
         <w:rPr>
           <w:szCs w:val="28"/>
         </w:rPr>
-        <w:t xml:space="preserve"> – Вид установки</w:t>
-      </w:r>
-    </w:p>
-    <w:p>
-      <w:pPr>
-        <w:pStyle w:val="a4"/>
+        <w:t xml:space="preserve"> – Лицензи</w:t>
+      </w:r>
+      <w:r>
+        <w:rPr>
+          <w:noProof/>
+          <w:szCs w:val="28"/>
+        </w:rPr>
+        <w:t xml:space="preserve">онное соглашение КриптоПро </w:t>
+      </w:r>
+      <w:r>
+        <w:rPr>
+          <w:noProof/>
+          <w:szCs w:val="28"/>
+          <w:lang w:val="en-US"/>
+        </w:rPr>
+        <w:t>CSP</w:t>
+      </w:r>
+    </w:p>
+    <w:p>
+      <w:pPr>
+        <w:pStyle w:val="a4"/>
+        <w:spacing w:after="0" w:line="360" w:lineRule="auto"/>
         <w:rPr>
           <w:szCs w:val="28"/>
         </w:rPr>
@@ -2506,20 +2336,22 @@
       <w:pPr>
         <w:pStyle w:val="a4"/>
         <w:keepNext/>
-        <w:jc w:val="center"/>
-        <w:rPr>
-          <w:szCs w:val="28"/>
-        </w:rPr>
-      </w:pPr>
-      <w:r>
-        <w:rPr>
+        <w:spacing w:after="0" w:line="360" w:lineRule="auto"/>
+        <w:jc w:val="center"/>
+        <w:rPr>
+          <w:szCs w:val="28"/>
+        </w:rPr>
+      </w:pPr>
+      <w:r>
+        <w:rPr>
+          <w:noProof/>
           <w:szCs w:val="28"/>
         </w:rPr>
         <w:drawing>
-          <wp:inline distT="0" distB="0" distL="0" distR="0" wp14:anchorId="71D33541" wp14:editId="29208474">
-            <wp:extent cx="5569403" cy="4028931"/>
-            <wp:effectExtent l="0" t="0" r="0" b="0"/>
-            <wp:docPr id="18" name="Рисунок 18"/>
+          <wp:inline distT="0" distB="0" distL="0" distR="0" wp14:anchorId="4BE9A2E5" wp14:editId="02393986">
+            <wp:extent cx="5158204" cy="3741395"/>
+            <wp:effectExtent l="0" t="0" r="4445" b="0"/>
+            <wp:docPr id="16" name="Рисунок 16"/>
             <wp:cNvGraphicFramePr>
               <a:graphicFrameLocks xmlns:a="http://schemas.openxmlformats.org/drawingml/2006/main" noChangeAspect="1"/>
             </wp:cNvGraphicFramePr>
@@ -2539,7 +2371,7 @@
                   <pic:spPr>
                     <a:xfrm>
                       <a:off x="0" y="0"/>
-                      <a:ext cx="5577614" cy="4034871"/>
+                      <a:ext cx="5180180" cy="3757335"/>
                     </a:xfrm>
                     <a:prstGeom prst="rect">
                       <a:avLst/>
@@ -2555,9 +2387,9 @@
     <w:p>
       <w:pPr>
         <w:pStyle w:val="a4"/>
-        <w:jc w:val="center"/>
-        <w:rPr>
-          <w:iCs w:val="0"/>
+        <w:spacing w:after="0" w:line="360" w:lineRule="auto"/>
+        <w:jc w:val="center"/>
+        <w:rPr>
           <w:szCs w:val="28"/>
         </w:rPr>
       </w:pPr>
@@ -2590,7 +2422,7 @@
           <w:noProof/>
           <w:szCs w:val="28"/>
         </w:rPr>
-        <w:t>15</w:t>
+        <w:t>13</w:t>
       </w:r>
       <w:r>
         <w:rPr>
@@ -2601,77 +2433,47 @@
       <w:r>
         <w:rPr>
           <w:szCs w:val="28"/>
-        </w:rPr>
-        <w:t xml:space="preserve"> – Последние приготовления</w:t>
-      </w:r>
-      <w:r>
-        <w:rPr>
-          <w:szCs w:val="28"/>
-        </w:rPr>
-        <w:br w:type="page"/>
-      </w:r>
-    </w:p>
-    <w:p>
-      <w:pPr>
-        <w:ind w:firstLine="0"/>
-        <w:rPr>
-          <w:b/>
-          <w:sz w:val="28"/>
-          <w:szCs w:val="28"/>
-        </w:rPr>
-      </w:pPr>
-      <w:r>
-        <w:rPr>
-          <w:b/>
-          <w:sz w:val="28"/>
+          <w:lang w:val="en-US"/>
+        </w:rPr>
+        <w:t xml:space="preserve"> – </w:t>
+      </w:r>
+      <w:r>
+        <w:rPr>
+          <w:szCs w:val="28"/>
+        </w:rPr>
+        <w:t>Сведения о пользователе</w:t>
+      </w:r>
+    </w:p>
+    <w:p>
+      <w:pPr>
+        <w:pStyle w:val="a4"/>
+        <w:spacing w:after="0" w:line="360" w:lineRule="auto"/>
+        <w:rPr>
+          <w:szCs w:val="28"/>
+        </w:rPr>
+      </w:pPr>
+    </w:p>
+    <w:p>
+      <w:pPr>
+        <w:pStyle w:val="a4"/>
+        <w:keepNext/>
+        <w:spacing w:after="0" w:line="360" w:lineRule="auto"/>
+        <w:jc w:val="center"/>
+        <w:rPr>
+          <w:szCs w:val="28"/>
+        </w:rPr>
+      </w:pPr>
+      <w:r>
+        <w:rPr>
+          <w:noProof/>
           <w:szCs w:val="28"/>
         </w:rPr>
         <w:lastRenderedPageBreak/>
-        <w:t xml:space="preserve">3 </w:t>
-      </w:r>
-      <w:r>
-        <w:rPr>
-          <w:b/>
-          <w:sz w:val="28"/>
-          <w:szCs w:val="28"/>
-        </w:rPr>
-        <w:t>Настройка контроллера домена</w:t>
-      </w:r>
-    </w:p>
-    <w:p>
-      <w:pPr>
-        <w:pStyle w:val="a4"/>
-        <w:rPr>
-          <w:szCs w:val="28"/>
-        </w:rPr>
-      </w:pPr>
-    </w:p>
-    <w:p>
-      <w:pPr>
-        <w:pStyle w:val="a4"/>
-        <w:rPr>
-          <w:szCs w:val="28"/>
-        </w:rPr>
-      </w:pPr>
-    </w:p>
-    <w:p>
-      <w:pPr>
-        <w:pStyle w:val="a4"/>
-        <w:keepNext/>
-        <w:jc w:val="center"/>
-        <w:rPr>
-          <w:szCs w:val="28"/>
-        </w:rPr>
-      </w:pPr>
-      <w:r>
-        <w:rPr>
-          <w:szCs w:val="28"/>
-        </w:rPr>
         <w:drawing>
-          <wp:inline distT="0" distB="0" distL="0" distR="0" wp14:anchorId="4A75245A" wp14:editId="30C58567">
-            <wp:extent cx="4759892" cy="3374918"/>
-            <wp:effectExtent l="0" t="0" r="3175" b="0"/>
-            <wp:docPr id="20" name="Рисунок 20"/>
+          <wp:inline distT="0" distB="0" distL="0" distR="0" wp14:anchorId="4C34F027" wp14:editId="3D26DF86">
+            <wp:extent cx="5199829" cy="3742172"/>
+            <wp:effectExtent l="0" t="0" r="1270" b="0"/>
+            <wp:docPr id="17" name="Рисунок 17"/>
             <wp:cNvGraphicFramePr>
               <a:graphicFrameLocks xmlns:a="http://schemas.openxmlformats.org/drawingml/2006/main" noChangeAspect="1"/>
             </wp:cNvGraphicFramePr>
@@ -2691,7 +2493,7 @@
                   <pic:spPr>
                     <a:xfrm>
                       <a:off x="0" y="0"/>
-                      <a:ext cx="4777854" cy="3387654"/>
+                      <a:ext cx="5219059" cy="3756011"/>
                     </a:xfrm>
                     <a:prstGeom prst="rect">
                       <a:avLst/>
@@ -2707,6 +2509,7 @@
     <w:p>
       <w:pPr>
         <w:pStyle w:val="a4"/>
+        <w:spacing w:after="0" w:line="360" w:lineRule="auto"/>
         <w:jc w:val="center"/>
         <w:rPr>
           <w:szCs w:val="28"/>
@@ -2741,7 +2544,7 @@
           <w:noProof/>
           <w:szCs w:val="28"/>
         </w:rPr>
-        <w:t>16</w:t>
+        <w:t>14</w:t>
       </w:r>
       <w:r>
         <w:rPr>
@@ -2753,19 +2556,13 @@
         <w:rPr>
           <w:szCs w:val="28"/>
         </w:rPr>
-        <w:t xml:space="preserve"> – Установка роли службы сертификации </w:t>
-      </w:r>
-      <w:r>
-        <w:rPr>
-          <w:szCs w:val="28"/>
-          <w:lang w:val="en-US"/>
-        </w:rPr>
-        <w:t>AD</w:t>
-      </w:r>
-    </w:p>
-    <w:p>
-      <w:pPr>
-        <w:pStyle w:val="a4"/>
+        <w:t xml:space="preserve"> – Вид установки</w:t>
+      </w:r>
+    </w:p>
+    <w:p>
+      <w:pPr>
+        <w:pStyle w:val="a4"/>
+        <w:spacing w:after="0" w:line="360" w:lineRule="auto"/>
         <w:rPr>
           <w:szCs w:val="28"/>
         </w:rPr>
@@ -2775,20 +2572,22 @@
       <w:pPr>
         <w:pStyle w:val="a4"/>
         <w:keepNext/>
-        <w:jc w:val="center"/>
-        <w:rPr>
-          <w:szCs w:val="28"/>
-        </w:rPr>
-      </w:pPr>
-      <w:r>
-        <w:rPr>
+        <w:spacing w:after="0" w:line="360" w:lineRule="auto"/>
+        <w:jc w:val="center"/>
+        <w:rPr>
+          <w:szCs w:val="28"/>
+        </w:rPr>
+      </w:pPr>
+      <w:r>
+        <w:rPr>
+          <w:noProof/>
           <w:szCs w:val="28"/>
         </w:rPr>
         <w:drawing>
-          <wp:inline distT="0" distB="0" distL="0" distR="0" wp14:anchorId="6711B2AB" wp14:editId="5B740A00">
-            <wp:extent cx="4806524" cy="3453709"/>
+          <wp:inline distT="0" distB="0" distL="0" distR="0" wp14:anchorId="71D33541" wp14:editId="29208474">
+            <wp:extent cx="5569403" cy="4028931"/>
             <wp:effectExtent l="0" t="0" r="0" b="0"/>
-            <wp:docPr id="21" name="Рисунок 21"/>
+            <wp:docPr id="18" name="Рисунок 18"/>
             <wp:cNvGraphicFramePr>
               <a:graphicFrameLocks xmlns:a="http://schemas.openxmlformats.org/drawingml/2006/main" noChangeAspect="1"/>
             </wp:cNvGraphicFramePr>
@@ -2808,7 +2607,7 @@
                   <pic:spPr>
                     <a:xfrm>
                       <a:off x="0" y="0"/>
-                      <a:ext cx="4820631" cy="3463846"/>
+                      <a:ext cx="5577614" cy="4034871"/>
                     </a:xfrm>
                     <a:prstGeom prst="rect">
                       <a:avLst/>
@@ -2824,6 +2623,7 @@
     <w:p>
       <w:pPr>
         <w:pStyle w:val="a4"/>
+        <w:spacing w:after="0" w:line="360" w:lineRule="auto"/>
         <w:jc w:val="center"/>
         <w:rPr>
           <w:szCs w:val="28"/>
@@ -2858,7 +2658,7 @@
           <w:noProof/>
           <w:szCs w:val="28"/>
         </w:rPr>
-        <w:t>17</w:t>
+        <w:t>15</w:t>
       </w:r>
       <w:r>
         <w:rPr>
@@ -2870,19 +2670,46 @@
         <w:rPr>
           <w:szCs w:val="28"/>
         </w:rPr>
-        <w:t xml:space="preserve"> – Выбор ролей службы сертификации </w:t>
-      </w:r>
-      <w:r>
-        <w:rPr>
-          <w:szCs w:val="28"/>
-          <w:lang w:val="en-US"/>
-        </w:rPr>
-        <w:t>AD</w:t>
-      </w:r>
-    </w:p>
-    <w:p>
-      <w:pPr>
-        <w:pStyle w:val="a4"/>
+        <w:t xml:space="preserve"> – Последние приготовления</w:t>
+      </w:r>
+    </w:p>
+    <w:p>
+      <w:pPr>
+        <w:rPr>
+          <w:sz w:val="28"/>
+          <w:szCs w:val="28"/>
+        </w:rPr>
+      </w:pPr>
+    </w:p>
+    <w:p>
+      <w:pPr>
+        <w:rPr>
+          <w:sz w:val="28"/>
+          <w:szCs w:val="28"/>
+        </w:rPr>
+      </w:pPr>
+    </w:p>
+    <w:p>
+      <w:pPr>
+        <w:rPr>
+          <w:b/>
+          <w:sz w:val="28"/>
+          <w:szCs w:val="28"/>
+        </w:rPr>
+      </w:pPr>
+      <w:r>
+        <w:rPr>
+          <w:b/>
+          <w:sz w:val="28"/>
+          <w:szCs w:val="28"/>
+        </w:rPr>
+        <w:t>3 Настройка контроллера домена</w:t>
+      </w:r>
+    </w:p>
+    <w:p>
+      <w:pPr>
+        <w:pStyle w:val="a4"/>
+        <w:spacing w:after="0" w:line="360" w:lineRule="auto"/>
         <w:rPr>
           <w:szCs w:val="28"/>
         </w:rPr>
@@ -2892,21 +2719,22 @@
       <w:pPr>
         <w:pStyle w:val="a4"/>
         <w:keepNext/>
-        <w:jc w:val="center"/>
-        <w:rPr>
-          <w:szCs w:val="28"/>
-        </w:rPr>
-      </w:pPr>
-      <w:r>
-        <w:rPr>
-          <w:szCs w:val="28"/>
-        </w:rPr>
-        <w:lastRenderedPageBreak/>
+        <w:spacing w:after="0" w:line="360" w:lineRule="auto"/>
+        <w:jc w:val="center"/>
+        <w:rPr>
+          <w:szCs w:val="28"/>
+        </w:rPr>
+      </w:pPr>
+      <w:r>
+        <w:rPr>
+          <w:noProof/>
+          <w:szCs w:val="28"/>
+        </w:rPr>
         <w:drawing>
-          <wp:inline distT="0" distB="0" distL="0" distR="0" wp14:anchorId="7479D044" wp14:editId="27C4B31A">
-            <wp:extent cx="5406390" cy="3848333"/>
-            <wp:effectExtent l="0" t="0" r="3810" b="0"/>
-            <wp:docPr id="22" name="Рисунок 22"/>
+          <wp:inline distT="0" distB="0" distL="0" distR="0" wp14:anchorId="4A75245A" wp14:editId="30C58567">
+            <wp:extent cx="4759892" cy="3374918"/>
+            <wp:effectExtent l="0" t="0" r="3175" b="0"/>
+            <wp:docPr id="20" name="Рисунок 20"/>
             <wp:cNvGraphicFramePr>
               <a:graphicFrameLocks xmlns:a="http://schemas.openxmlformats.org/drawingml/2006/main" noChangeAspect="1"/>
             </wp:cNvGraphicFramePr>
@@ -2926,7 +2754,7 @@
                   <pic:spPr>
                     <a:xfrm>
                       <a:off x="0" y="0"/>
-                      <a:ext cx="5415358" cy="3854716"/>
+                      <a:ext cx="4777854" cy="3387654"/>
                     </a:xfrm>
                     <a:prstGeom prst="rect">
                       <a:avLst/>
@@ -2942,6 +2770,7 @@
     <w:p>
       <w:pPr>
         <w:pStyle w:val="a4"/>
+        <w:spacing w:after="0" w:line="360" w:lineRule="auto"/>
         <w:jc w:val="center"/>
         <w:rPr>
           <w:szCs w:val="28"/>
@@ -2976,7 +2805,7 @@
           <w:noProof/>
           <w:szCs w:val="28"/>
         </w:rPr>
-        <w:t>18</w:t>
+        <w:t>16</w:t>
       </w:r>
       <w:r>
         <w:rPr>
@@ -2988,12 +2817,20 @@
         <w:rPr>
           <w:szCs w:val="28"/>
         </w:rPr>
-        <w:t xml:space="preserve"> – Задание типа установки</w:t>
-      </w:r>
-    </w:p>
-    <w:p>
-      <w:pPr>
-        <w:pStyle w:val="a4"/>
+        <w:t xml:space="preserve"> – Установка роли службы сертификации </w:t>
+      </w:r>
+      <w:r>
+        <w:rPr>
+          <w:szCs w:val="28"/>
+          <w:lang w:val="en-US"/>
+        </w:rPr>
+        <w:t>AD</w:t>
+      </w:r>
+    </w:p>
+    <w:p>
+      <w:pPr>
+        <w:pStyle w:val="a4"/>
+        <w:spacing w:after="0" w:line="360" w:lineRule="auto"/>
         <w:rPr>
           <w:szCs w:val="28"/>
         </w:rPr>
@@ -3003,20 +2840,22 @@
       <w:pPr>
         <w:pStyle w:val="a4"/>
         <w:keepNext/>
-        <w:jc w:val="center"/>
-        <w:rPr>
-          <w:szCs w:val="28"/>
-        </w:rPr>
-      </w:pPr>
-      <w:r>
-        <w:rPr>
+        <w:spacing w:after="0" w:line="360" w:lineRule="auto"/>
+        <w:jc w:val="center"/>
+        <w:rPr>
+          <w:szCs w:val="28"/>
+        </w:rPr>
+      </w:pPr>
+      <w:r>
+        <w:rPr>
+          <w:noProof/>
           <w:szCs w:val="28"/>
         </w:rPr>
         <w:drawing>
-          <wp:inline distT="0" distB="0" distL="0" distR="0" wp14:anchorId="721A4AE0" wp14:editId="50721528">
-            <wp:extent cx="5530176" cy="3947677"/>
+          <wp:inline distT="0" distB="0" distL="0" distR="0" wp14:anchorId="6711B2AB" wp14:editId="5B740A00">
+            <wp:extent cx="4806524" cy="3453709"/>
             <wp:effectExtent l="0" t="0" r="0" b="0"/>
-            <wp:docPr id="23" name="Рисунок 23"/>
+            <wp:docPr id="21" name="Рисунок 21"/>
             <wp:cNvGraphicFramePr>
               <a:graphicFrameLocks xmlns:a="http://schemas.openxmlformats.org/drawingml/2006/main" noChangeAspect="1"/>
             </wp:cNvGraphicFramePr>
@@ -3036,7 +2875,7 @@
                   <pic:spPr>
                     <a:xfrm>
                       <a:off x="0" y="0"/>
-                      <a:ext cx="5537449" cy="3952869"/>
+                      <a:ext cx="4820631" cy="3463846"/>
                     </a:xfrm>
                     <a:prstGeom prst="rect">
                       <a:avLst/>
@@ -3052,6 +2891,7 @@
     <w:p>
       <w:pPr>
         <w:pStyle w:val="a4"/>
+        <w:spacing w:after="0" w:line="360" w:lineRule="auto"/>
         <w:jc w:val="center"/>
         <w:rPr>
           <w:szCs w:val="28"/>
@@ -3086,7 +2926,7 @@
           <w:noProof/>
           <w:szCs w:val="28"/>
         </w:rPr>
-        <w:t>19</w:t>
+        <w:t>17</w:t>
       </w:r>
       <w:r>
         <w:rPr>
@@ -3098,12 +2938,20 @@
         <w:rPr>
           <w:szCs w:val="28"/>
         </w:rPr>
-        <w:t xml:space="preserve"> – Задание типа ЦС</w:t>
-      </w:r>
-    </w:p>
-    <w:p>
-      <w:pPr>
-        <w:pStyle w:val="a4"/>
+        <w:t xml:space="preserve"> – Выбор ролей службы сертификации </w:t>
+      </w:r>
+      <w:r>
+        <w:rPr>
+          <w:szCs w:val="28"/>
+          <w:lang w:val="en-US"/>
+        </w:rPr>
+        <w:t>AD</w:t>
+      </w:r>
+    </w:p>
+    <w:p>
+      <w:pPr>
+        <w:pStyle w:val="a4"/>
+        <w:spacing w:after="0" w:line="360" w:lineRule="auto"/>
         <w:rPr>
           <w:szCs w:val="28"/>
         </w:rPr>
@@ -3113,21 +2961,23 @@
       <w:pPr>
         <w:pStyle w:val="a4"/>
         <w:keepNext/>
-        <w:jc w:val="center"/>
-        <w:rPr>
-          <w:szCs w:val="28"/>
-        </w:rPr>
-      </w:pPr>
-      <w:r>
-        <w:rPr>
+        <w:spacing w:after="0" w:line="360" w:lineRule="auto"/>
+        <w:jc w:val="center"/>
+        <w:rPr>
+          <w:szCs w:val="28"/>
+        </w:rPr>
+      </w:pPr>
+      <w:r>
+        <w:rPr>
+          <w:noProof/>
           <w:szCs w:val="28"/>
         </w:rPr>
         <w:lastRenderedPageBreak/>
         <w:drawing>
-          <wp:inline distT="0" distB="0" distL="0" distR="0" wp14:anchorId="21663B44" wp14:editId="022EBF63">
-            <wp:extent cx="5560223" cy="3973286"/>
-            <wp:effectExtent l="0" t="0" r="2540" b="8255"/>
-            <wp:docPr id="24" name="Рисунок 24"/>
+          <wp:inline distT="0" distB="0" distL="0" distR="0" wp14:anchorId="7479D044" wp14:editId="27C4B31A">
+            <wp:extent cx="5406390" cy="3848333"/>
+            <wp:effectExtent l="0" t="0" r="3810" b="0"/>
+            <wp:docPr id="22" name="Рисунок 22"/>
             <wp:cNvGraphicFramePr>
               <a:graphicFrameLocks xmlns:a="http://schemas.openxmlformats.org/drawingml/2006/main" noChangeAspect="1"/>
             </wp:cNvGraphicFramePr>
@@ -3147,7 +2997,7 @@
                   <pic:spPr>
                     <a:xfrm>
                       <a:off x="0" y="0"/>
-                      <a:ext cx="5562869" cy="3975177"/>
+                      <a:ext cx="5415358" cy="3854716"/>
                     </a:xfrm>
                     <a:prstGeom prst="rect">
                       <a:avLst/>
@@ -3163,6 +3013,7 @@
     <w:p>
       <w:pPr>
         <w:pStyle w:val="a4"/>
+        <w:spacing w:after="0" w:line="360" w:lineRule="auto"/>
         <w:jc w:val="center"/>
         <w:rPr>
           <w:szCs w:val="28"/>
@@ -3197,7 +3048,7 @@
           <w:noProof/>
           <w:szCs w:val="28"/>
         </w:rPr>
-        <w:t>20</w:t>
+        <w:t>18</w:t>
       </w:r>
       <w:r>
         <w:rPr>
@@ -3209,12 +3060,13 @@
         <w:rPr>
           <w:szCs w:val="28"/>
         </w:rPr>
-        <w:t xml:space="preserve"> – Создание нового закрытого ключа</w:t>
-      </w:r>
-    </w:p>
-    <w:p>
-      <w:pPr>
-        <w:pStyle w:val="a4"/>
+        <w:t xml:space="preserve"> – Задание типа установки</w:t>
+      </w:r>
+    </w:p>
+    <w:p>
+      <w:pPr>
+        <w:pStyle w:val="a4"/>
+        <w:spacing w:after="0" w:line="360" w:lineRule="auto"/>
         <w:rPr>
           <w:szCs w:val="28"/>
         </w:rPr>
@@ -3224,20 +3076,22 @@
       <w:pPr>
         <w:pStyle w:val="a4"/>
         <w:keepNext/>
-        <w:jc w:val="center"/>
-        <w:rPr>
-          <w:szCs w:val="28"/>
-        </w:rPr>
-      </w:pPr>
-      <w:r>
-        <w:rPr>
+        <w:spacing w:after="0" w:line="360" w:lineRule="auto"/>
+        <w:jc w:val="center"/>
+        <w:rPr>
+          <w:szCs w:val="28"/>
+        </w:rPr>
+      </w:pPr>
+      <w:r>
+        <w:rPr>
+          <w:noProof/>
           <w:szCs w:val="28"/>
         </w:rPr>
         <w:drawing>
-          <wp:inline distT="0" distB="0" distL="0" distR="0" wp14:anchorId="0C6D1CEF" wp14:editId="42932123">
-            <wp:extent cx="5341620" cy="3810222"/>
+          <wp:inline distT="0" distB="0" distL="0" distR="0" wp14:anchorId="721A4AE0" wp14:editId="50721528">
+            <wp:extent cx="5530176" cy="3947677"/>
             <wp:effectExtent l="0" t="0" r="0" b="0"/>
-            <wp:docPr id="26" name="Рисунок 26"/>
+            <wp:docPr id="23" name="Рисунок 23"/>
             <wp:cNvGraphicFramePr>
               <a:graphicFrameLocks xmlns:a="http://schemas.openxmlformats.org/drawingml/2006/main" noChangeAspect="1"/>
             </wp:cNvGraphicFramePr>
@@ -3257,7 +3111,7 @@
                   <pic:spPr>
                     <a:xfrm>
                       <a:off x="0" y="0"/>
-                      <a:ext cx="5346275" cy="3813542"/>
+                      <a:ext cx="5537449" cy="3952869"/>
                     </a:xfrm>
                     <a:prstGeom prst="rect">
                       <a:avLst/>
@@ -3273,6 +3127,7 @@
     <w:p>
       <w:pPr>
         <w:pStyle w:val="a4"/>
+        <w:spacing w:after="0" w:line="360" w:lineRule="auto"/>
         <w:jc w:val="center"/>
         <w:rPr>
           <w:szCs w:val="28"/>
@@ -3307,7 +3162,7 @@
           <w:noProof/>
           <w:szCs w:val="28"/>
         </w:rPr>
-        <w:t>21</w:t>
+        <w:t>19</w:t>
       </w:r>
       <w:r>
         <w:rPr>
@@ -3319,59 +3174,39 @@
         <w:rPr>
           <w:szCs w:val="28"/>
         </w:rPr>
-        <w:t xml:space="preserve"> – Выбор режима шифрования</w:t>
-      </w:r>
-    </w:p>
-    <w:p>
-      <w:pPr>
-        <w:pStyle w:val="a4"/>
-        <w:rPr>
-          <w:szCs w:val="28"/>
-        </w:rPr>
-      </w:pPr>
-    </w:p>
-    <w:p>
-      <w:pPr>
-        <w:rPr>
-          <w:sz w:val="28"/>
-          <w:szCs w:val="28"/>
-        </w:rPr>
-      </w:pPr>
-      <w:r>
-        <w:rPr>
-          <w:sz w:val="28"/>
+        <w:t xml:space="preserve"> – Задание типа ЦС</w:t>
+      </w:r>
+    </w:p>
+    <w:p>
+      <w:pPr>
+        <w:pStyle w:val="a4"/>
+        <w:spacing w:after="0" w:line="360" w:lineRule="auto"/>
+        <w:rPr>
+          <w:szCs w:val="28"/>
+        </w:rPr>
+      </w:pPr>
+    </w:p>
+    <w:p>
+      <w:pPr>
+        <w:pStyle w:val="a4"/>
+        <w:keepNext/>
+        <w:spacing w:after="0" w:line="360" w:lineRule="auto"/>
+        <w:jc w:val="center"/>
+        <w:rPr>
+          <w:szCs w:val="28"/>
+        </w:rPr>
+      </w:pPr>
+      <w:r>
+        <w:rPr>
+          <w:noProof/>
           <w:szCs w:val="28"/>
         </w:rPr>
         <w:lastRenderedPageBreak/>
-        <w:t>Хоть и в методических указаниях к лабораторной работе в задании было написано несколько иначе, но именно пункт «Разрешить взаимодействие с администратором, если центр сертификации обращается к закрытому ключу» нужно было включить, а не «Использовать надежные средства защиты закрытого ключа».</w:t>
-      </w:r>
-    </w:p>
-    <w:p>
-      <w:pPr>
-        <w:rPr>
-          <w:sz w:val="28"/>
-          <w:szCs w:val="28"/>
-        </w:rPr>
-      </w:pPr>
-    </w:p>
-    <w:p>
-      <w:pPr>
-        <w:pStyle w:val="a4"/>
-        <w:keepNext/>
-        <w:jc w:val="center"/>
-        <w:rPr>
-          <w:szCs w:val="28"/>
-        </w:rPr>
-      </w:pPr>
-      <w:r>
-        <w:rPr>
-          <w:szCs w:val="28"/>
-        </w:rPr>
         <w:drawing>
-          <wp:inline distT="0" distB="0" distL="0" distR="0" wp14:anchorId="3A18E984" wp14:editId="68FC8B9D">
-            <wp:extent cx="5723687" cy="4082143"/>
-            <wp:effectExtent l="0" t="0" r="0" b="0"/>
-            <wp:docPr id="27" name="Рисунок 27"/>
+          <wp:inline distT="0" distB="0" distL="0" distR="0" wp14:anchorId="21663B44" wp14:editId="022EBF63">
+            <wp:extent cx="5560223" cy="3973286"/>
+            <wp:effectExtent l="0" t="0" r="2540" b="8255"/>
+            <wp:docPr id="24" name="Рисунок 24"/>
             <wp:cNvGraphicFramePr>
               <a:graphicFrameLocks xmlns:a="http://schemas.openxmlformats.org/drawingml/2006/main" noChangeAspect="1"/>
             </wp:cNvGraphicFramePr>
@@ -3391,7 +3226,7 @@
                   <pic:spPr>
                     <a:xfrm>
                       <a:off x="0" y="0"/>
-                      <a:ext cx="5733541" cy="4089171"/>
+                      <a:ext cx="5562869" cy="3975177"/>
                     </a:xfrm>
                     <a:prstGeom prst="rect">
                       <a:avLst/>
@@ -3407,6 +3242,7 @@
     <w:p>
       <w:pPr>
         <w:pStyle w:val="a4"/>
+        <w:spacing w:after="0" w:line="360" w:lineRule="auto"/>
         <w:jc w:val="center"/>
         <w:rPr>
           <w:szCs w:val="28"/>
@@ -3441,7 +3277,7 @@
           <w:noProof/>
           <w:szCs w:val="28"/>
         </w:rPr>
-        <w:t>22</w:t>
+        <w:t>20</w:t>
       </w:r>
       <w:r>
         <w:rPr>
@@ -3453,12 +3289,13 @@
         <w:rPr>
           <w:szCs w:val="28"/>
         </w:rPr>
-        <w:t xml:space="preserve"> – Задание имени ЦС</w:t>
-      </w:r>
-    </w:p>
-    <w:p>
-      <w:pPr>
-        <w:pStyle w:val="a4"/>
+        <w:t xml:space="preserve"> – Создание нового закрытого ключа</w:t>
+      </w:r>
+    </w:p>
+    <w:p>
+      <w:pPr>
+        <w:pStyle w:val="a4"/>
+        <w:spacing w:after="0" w:line="360" w:lineRule="auto"/>
         <w:rPr>
           <w:szCs w:val="28"/>
         </w:rPr>
@@ -3468,21 +3305,22 @@
       <w:pPr>
         <w:pStyle w:val="a4"/>
         <w:keepNext/>
-        <w:jc w:val="center"/>
-        <w:rPr>
-          <w:szCs w:val="28"/>
-        </w:rPr>
-      </w:pPr>
-      <w:r>
-        <w:rPr>
-          <w:szCs w:val="28"/>
-        </w:rPr>
-        <w:lastRenderedPageBreak/>
+        <w:spacing w:after="0" w:line="360" w:lineRule="auto"/>
+        <w:jc w:val="center"/>
+        <w:rPr>
+          <w:szCs w:val="28"/>
+        </w:rPr>
+      </w:pPr>
+      <w:r>
+        <w:rPr>
+          <w:noProof/>
+          <w:szCs w:val="28"/>
+        </w:rPr>
         <w:drawing>
-          <wp:inline distT="0" distB="0" distL="0" distR="0" wp14:anchorId="32160CF1" wp14:editId="2E024F17">
-            <wp:extent cx="5173435" cy="3662603"/>
-            <wp:effectExtent l="0" t="0" r="8255" b="0"/>
-            <wp:docPr id="28" name="Рисунок 28"/>
+          <wp:inline distT="0" distB="0" distL="0" distR="0" wp14:anchorId="0C6D1CEF" wp14:editId="42932123">
+            <wp:extent cx="5341620" cy="3810222"/>
+            <wp:effectExtent l="0" t="0" r="0" b="0"/>
+            <wp:docPr id="26" name="Рисунок 26"/>
             <wp:cNvGraphicFramePr>
               <a:graphicFrameLocks xmlns:a="http://schemas.openxmlformats.org/drawingml/2006/main" noChangeAspect="1"/>
             </wp:cNvGraphicFramePr>
@@ -3502,7 +3340,7 @@
                   <pic:spPr>
                     <a:xfrm>
                       <a:off x="0" y="0"/>
-                      <a:ext cx="5199067" cy="3680750"/>
+                      <a:ext cx="5346275" cy="3813542"/>
                     </a:xfrm>
                     <a:prstGeom prst="rect">
                       <a:avLst/>
@@ -3518,6 +3356,7 @@
     <w:p>
       <w:pPr>
         <w:pStyle w:val="a4"/>
+        <w:spacing w:after="0" w:line="360" w:lineRule="auto"/>
         <w:jc w:val="center"/>
         <w:rPr>
           <w:szCs w:val="28"/>
@@ -3552,7 +3391,7 @@
           <w:noProof/>
           <w:szCs w:val="28"/>
         </w:rPr>
-        <w:t>23</w:t>
+        <w:t>21</w:t>
       </w:r>
       <w:r>
         <w:rPr>
@@ -3564,61 +3403,62 @@
         <w:rPr>
           <w:szCs w:val="28"/>
         </w:rPr>
-        <w:t xml:space="preserve"> – Задание срока действия сертификата</w:t>
-      </w:r>
-    </w:p>
-    <w:p>
-      <w:pPr>
-        <w:pStyle w:val="a4"/>
-        <w:ind w:firstLine="708"/>
-        <w:rPr>
-          <w:szCs w:val="28"/>
-        </w:rPr>
-      </w:pPr>
-    </w:p>
-    <w:p>
-      <w:pPr>
-        <w:pStyle w:val="a4"/>
-        <w:ind w:firstLine="708"/>
-        <w:rPr>
-          <w:szCs w:val="28"/>
-        </w:rPr>
-      </w:pPr>
-      <w:r>
-        <w:rPr>
-          <w:szCs w:val="28"/>
-        </w:rPr>
-        <w:t xml:space="preserve">Если не отметить </w:t>
-      </w:r>
-      <w:r>
-        <w:rPr>
-          <w:szCs w:val="28"/>
-        </w:rPr>
-        <w:t>пункт «Разрешить взаимодействие с администратором, если центр сертификации обращается к закрытому ключу»</w:t>
-      </w:r>
-      <w:r>
-        <w:rPr>
-          <w:szCs w:val="28"/>
-        </w:rPr>
-        <w:t>, то получим следующее.</w:t>
-      </w:r>
-    </w:p>
-    <w:p/>
+        <w:t xml:space="preserve"> – Выбор режима шифрования</w:t>
+      </w:r>
+    </w:p>
+    <w:p>
+      <w:pPr>
+        <w:pStyle w:val="a4"/>
+        <w:spacing w:after="0" w:line="360" w:lineRule="auto"/>
+        <w:rPr>
+          <w:szCs w:val="28"/>
+        </w:rPr>
+      </w:pPr>
+    </w:p>
+    <w:p>
+      <w:pPr>
+        <w:rPr>
+          <w:sz w:val="28"/>
+          <w:szCs w:val="28"/>
+        </w:rPr>
+      </w:pPr>
+      <w:r>
+        <w:rPr>
+          <w:sz w:val="28"/>
+          <w:szCs w:val="28"/>
+        </w:rPr>
+        <w:lastRenderedPageBreak/>
+        <w:t>Хоть и в методических указаниях к лабораторной работе в задании было написано несколько иначе, но именно пункт «Разрешить взаимодействие с администратором, если центр сертификации обращается к закрытому ключу» нужно было включить, а не «Использовать надежные средства защиты закрытого ключа».</w:t>
+      </w:r>
+    </w:p>
+    <w:p>
+      <w:pPr>
+        <w:rPr>
+          <w:sz w:val="28"/>
+          <w:szCs w:val="28"/>
+        </w:rPr>
+      </w:pPr>
+    </w:p>
     <w:p>
       <w:pPr>
         <w:pStyle w:val="a4"/>
         <w:keepNext/>
-        <w:jc w:val="center"/>
-      </w:pPr>
-      <w:r>
-        <w:rPr>
+        <w:spacing w:after="0" w:line="360" w:lineRule="auto"/>
+        <w:jc w:val="center"/>
+        <w:rPr>
+          <w:szCs w:val="28"/>
+        </w:rPr>
+      </w:pPr>
+      <w:r>
+        <w:rPr>
+          <w:noProof/>
           <w:szCs w:val="28"/>
         </w:rPr>
         <w:drawing>
-          <wp:inline distT="0" distB="0" distL="0" distR="0" wp14:anchorId="3C882B7B" wp14:editId="36B84327">
-            <wp:extent cx="4389665" cy="3118516"/>
-            <wp:effectExtent l="0" t="0" r="0" b="5715"/>
-            <wp:docPr id="29" name="Рисунок 29"/>
+          <wp:inline distT="0" distB="0" distL="0" distR="0" wp14:anchorId="3A18E984" wp14:editId="68FC8B9D">
+            <wp:extent cx="5723687" cy="4082143"/>
+            <wp:effectExtent l="0" t="0" r="0" b="0"/>
+            <wp:docPr id="27" name="Рисунок 27"/>
             <wp:cNvGraphicFramePr>
               <a:graphicFrameLocks xmlns:a="http://schemas.openxmlformats.org/drawingml/2006/main" noChangeAspect="1"/>
             </wp:cNvGraphicFramePr>
@@ -3638,7 +3478,7 @@
                   <pic:spPr>
                     <a:xfrm>
                       <a:off x="0" y="0"/>
-                      <a:ext cx="4401491" cy="3126918"/>
+                      <a:ext cx="5733541" cy="4089171"/>
                     </a:xfrm>
                     <a:prstGeom prst="rect">
                       <a:avLst/>
@@ -3654,93 +3494,86 @@
     <w:p>
       <w:pPr>
         <w:pStyle w:val="a4"/>
-        <w:jc w:val="center"/>
-        <w:rPr>
-          <w:szCs w:val="28"/>
-        </w:rPr>
-      </w:pPr>
-      <w:r>
+        <w:spacing w:after="0" w:line="360" w:lineRule="auto"/>
+        <w:jc w:val="center"/>
+        <w:rPr>
+          <w:szCs w:val="28"/>
+        </w:rPr>
+      </w:pPr>
+      <w:r>
+        <w:rPr>
+          <w:szCs w:val="28"/>
+        </w:rPr>
         <w:t xml:space="preserve">Рисунок </w:t>
       </w:r>
       <w:r>
+        <w:rPr>
+          <w:szCs w:val="28"/>
+        </w:rPr>
         <w:fldChar w:fldCharType="begin"/>
       </w:r>
       <w:r>
+        <w:rPr>
+          <w:szCs w:val="28"/>
+        </w:rPr>
         <w:instrText xml:space="preserve"> SEQ Рисунок \* ARABIC </w:instrText>
       </w:r>
       <w:r>
+        <w:rPr>
+          <w:szCs w:val="28"/>
+        </w:rPr>
         <w:fldChar w:fldCharType="separate"/>
       </w:r>
       <w:r>
         <w:rPr>
           <w:noProof/>
-        </w:rPr>
-        <w:t>24</w:t>
-      </w:r>
-      <w:r>
+          <w:szCs w:val="28"/>
+        </w:rPr>
+        <w:t>22</w:t>
+      </w:r>
+      <w:r>
+        <w:rPr>
+          <w:szCs w:val="28"/>
+        </w:rPr>
         <w:fldChar w:fldCharType="end"/>
       </w:r>
       <w:r>
-        <w:t xml:space="preserve"> </w:t>
-      </w:r>
-      <w:r>
-        <w:t>–</w:t>
-      </w:r>
-      <w:r>
-        <w:t xml:space="preserve"> Результат установки без необходимого флага</w:t>
-      </w:r>
-    </w:p>
-    <w:p>
-      <w:pPr>
-        <w:ind w:firstLine="0"/>
-        <w:rPr>
-          <w:sz w:val="28"/>
-          <w:szCs w:val="28"/>
-        </w:rPr>
-      </w:pPr>
-    </w:p>
-    <w:p>
-      <w:pPr>
-        <w:ind w:firstLine="708"/>
-        <w:rPr>
-          <w:sz w:val="28"/>
-          <w:szCs w:val="28"/>
-        </w:rPr>
-      </w:pPr>
-      <w:r>
-        <w:rPr>
-          <w:sz w:val="28"/>
+        <w:rPr>
+          <w:szCs w:val="28"/>
+        </w:rPr>
+        <w:t xml:space="preserve"> – Задание имени ЦС</w:t>
+      </w:r>
+    </w:p>
+    <w:p>
+      <w:pPr>
+        <w:pStyle w:val="a4"/>
+        <w:spacing w:after="0" w:line="360" w:lineRule="auto"/>
+        <w:rPr>
+          <w:szCs w:val="28"/>
+        </w:rPr>
+      </w:pPr>
+    </w:p>
+    <w:p>
+      <w:pPr>
+        <w:pStyle w:val="a4"/>
+        <w:keepNext/>
+        <w:spacing w:after="0" w:line="360" w:lineRule="auto"/>
+        <w:jc w:val="center"/>
+        <w:rPr>
+          <w:szCs w:val="28"/>
+        </w:rPr>
+      </w:pPr>
+      <w:r>
+        <w:rPr>
+          <w:noProof/>
           <w:szCs w:val="28"/>
         </w:rPr>
         <w:lastRenderedPageBreak/>
-        <w:t>Если же его отметить:</w:t>
-      </w:r>
-    </w:p>
-    <w:p>
-      <w:pPr>
-        <w:ind w:firstLine="708"/>
-        <w:rPr>
-          <w:sz w:val="28"/>
-          <w:szCs w:val="28"/>
-        </w:rPr>
-      </w:pPr>
-    </w:p>
-    <w:p>
-      <w:pPr>
-        <w:keepNext/>
-        <w:ind w:firstLine="0"/>
-        <w:jc w:val="center"/>
-      </w:pPr>
-      <w:r>
-        <w:rPr>
-          <w:sz w:val="28"/>
-          <w:szCs w:val="28"/>
-        </w:rPr>
         <w:drawing>
-          <wp:inline distT="0" distB="0" distL="0" distR="0" wp14:anchorId="68461758" wp14:editId="605F385E">
-            <wp:extent cx="4774513" cy="3511857"/>
-            <wp:effectExtent l="0" t="0" r="7620" b="0"/>
-            <wp:docPr id="30" name="Рисунок 30"/>
+          <wp:inline distT="0" distB="0" distL="0" distR="0" wp14:anchorId="32160CF1" wp14:editId="04B15A02">
+            <wp:extent cx="4998475" cy="3538738"/>
+            <wp:effectExtent l="0" t="0" r="0" b="5080"/>
+            <wp:docPr id="28" name="Рисунок 28"/>
             <wp:cNvGraphicFramePr>
               <a:graphicFrameLocks xmlns:a="http://schemas.openxmlformats.org/drawingml/2006/main" noChangeAspect="1"/>
             </wp:cNvGraphicFramePr>
@@ -3760,7 +3593,7 @@
                   <pic:spPr>
                     <a:xfrm>
                       <a:off x="0" y="0"/>
-                      <a:ext cx="4781389" cy="3516914"/>
+                      <a:ext cx="5032480" cy="3562813"/>
                     </a:xfrm>
                     <a:prstGeom prst="rect">
                       <a:avLst/>
@@ -3776,49 +3609,86 @@
     <w:p>
       <w:pPr>
         <w:pStyle w:val="a4"/>
-        <w:jc w:val="center"/>
-        <w:rPr>
-          <w:szCs w:val="28"/>
-        </w:rPr>
-      </w:pPr>
-      <w:r>
+        <w:spacing w:after="0" w:line="360" w:lineRule="auto"/>
+        <w:jc w:val="center"/>
+        <w:rPr>
+          <w:szCs w:val="28"/>
+        </w:rPr>
+      </w:pPr>
+      <w:r>
+        <w:rPr>
+          <w:szCs w:val="28"/>
+        </w:rPr>
         <w:t xml:space="preserve">Рисунок </w:t>
       </w:r>
       <w:r>
+        <w:rPr>
+          <w:szCs w:val="28"/>
+        </w:rPr>
         <w:fldChar w:fldCharType="begin"/>
       </w:r>
       <w:r>
+        <w:rPr>
+          <w:szCs w:val="28"/>
+        </w:rPr>
         <w:instrText xml:space="preserve"> SEQ Рисунок \* ARABIC </w:instrText>
       </w:r>
       <w:r>
+        <w:rPr>
+          <w:szCs w:val="28"/>
+        </w:rPr>
         <w:fldChar w:fldCharType="separate"/>
       </w:r>
       <w:r>
         <w:rPr>
           <w:noProof/>
-        </w:rPr>
-        <w:t>25</w:t>
-      </w:r>
-      <w:r>
+          <w:szCs w:val="28"/>
+        </w:rPr>
+        <w:t>23</w:t>
+      </w:r>
+      <w:r>
+        <w:rPr>
+          <w:szCs w:val="28"/>
+        </w:rPr>
         <w:fldChar w:fldCharType="end"/>
       </w:r>
       <w:r>
-        <w:t xml:space="preserve"> </w:t>
-      </w:r>
-      <w:r>
-        <w:t xml:space="preserve">– Результат </w:t>
-      </w:r>
-      <w:r>
-        <w:t xml:space="preserve">успешной </w:t>
-      </w:r>
-      <w:r>
-        <w:t>установки</w:t>
-      </w:r>
-    </w:p>
-    <w:p>
-      <w:pPr>
-        <w:pStyle w:val="a4"/>
-        <w:rPr>
+        <w:rPr>
+          <w:szCs w:val="28"/>
+        </w:rPr>
+        <w:t xml:space="preserve"> – Задание срока действия сертификата</w:t>
+      </w:r>
+    </w:p>
+    <w:p>
+      <w:pPr>
+        <w:pStyle w:val="a4"/>
+        <w:spacing w:after="0" w:line="360" w:lineRule="auto"/>
+        <w:ind w:firstLine="708"/>
+        <w:rPr>
+          <w:szCs w:val="28"/>
+        </w:rPr>
+      </w:pPr>
+    </w:p>
+    <w:p>
+      <w:pPr>
+        <w:pStyle w:val="a4"/>
+        <w:spacing w:after="0" w:line="360" w:lineRule="auto"/>
+        <w:ind w:firstLine="708"/>
+        <w:rPr>
+          <w:szCs w:val="28"/>
+        </w:rPr>
+      </w:pPr>
+      <w:r>
+        <w:rPr>
+          <w:szCs w:val="28"/>
+        </w:rPr>
+        <w:t>Если не отметить пункт «Разрешить взаимодействие с администратором, если центр сертификации обращается к закрытому ключу», то получим следующее.</w:t>
+      </w:r>
+    </w:p>
+    <w:p>
+      <w:pPr>
+        <w:rPr>
+          <w:sz w:val="28"/>
           <w:szCs w:val="28"/>
         </w:rPr>
       </w:pPr>
@@ -3827,17 +3697,22 @@
       <w:pPr>
         <w:pStyle w:val="a4"/>
         <w:keepNext/>
-        <w:jc w:val="center"/>
-      </w:pPr>
-      <w:r>
-        <w:rPr>
+        <w:spacing w:after="0" w:line="360" w:lineRule="auto"/>
+        <w:jc w:val="center"/>
+        <w:rPr>
+          <w:szCs w:val="28"/>
+        </w:rPr>
+      </w:pPr>
+      <w:r>
+        <w:rPr>
+          <w:noProof/>
           <w:szCs w:val="28"/>
         </w:rPr>
         <w:drawing>
-          <wp:inline distT="0" distB="0" distL="0" distR="0" wp14:anchorId="6542A6E9" wp14:editId="3AE0CCC7">
-            <wp:extent cx="5395376" cy="3916045"/>
-            <wp:effectExtent l="0" t="0" r="0" b="8255"/>
-            <wp:docPr id="31" name="Рисунок 31"/>
+          <wp:inline distT="0" distB="0" distL="0" distR="0" wp14:anchorId="3C882B7B" wp14:editId="36B84327">
+            <wp:extent cx="4389665" cy="3118516"/>
+            <wp:effectExtent l="0" t="0" r="0" b="5715"/>
+            <wp:docPr id="29" name="Рисунок 29"/>
             <wp:cNvGraphicFramePr>
               <a:graphicFrameLocks xmlns:a="http://schemas.openxmlformats.org/drawingml/2006/main" noChangeAspect="1"/>
             </wp:cNvGraphicFramePr>
@@ -3857,7 +3732,7 @@
                   <pic:spPr>
                     <a:xfrm>
                       <a:off x="0" y="0"/>
-                      <a:ext cx="5409263" cy="3926124"/>
+                      <a:ext cx="4401491" cy="3126918"/>
                     </a:xfrm>
                     <a:prstGeom prst="rect">
                       <a:avLst/>
@@ -3873,107 +3748,111 @@
     <w:p>
       <w:pPr>
         <w:pStyle w:val="a4"/>
-        <w:jc w:val="center"/>
-        <w:rPr>
-          <w:iCs w:val="0"/>
-        </w:rPr>
-      </w:pPr>
-      <w:r>
+        <w:spacing w:after="0" w:line="360" w:lineRule="auto"/>
+        <w:jc w:val="center"/>
+        <w:rPr>
+          <w:szCs w:val="28"/>
+        </w:rPr>
+      </w:pPr>
+      <w:r>
+        <w:rPr>
+          <w:szCs w:val="28"/>
+        </w:rPr>
         <w:t xml:space="preserve">Рисунок </w:t>
       </w:r>
       <w:r>
+        <w:rPr>
+          <w:szCs w:val="28"/>
+        </w:rPr>
         <w:fldChar w:fldCharType="begin"/>
       </w:r>
       <w:r>
+        <w:rPr>
+          <w:szCs w:val="28"/>
+        </w:rPr>
         <w:instrText xml:space="preserve"> SEQ Рисунок \* ARABIC </w:instrText>
       </w:r>
       <w:r>
+        <w:rPr>
+          <w:szCs w:val="28"/>
+        </w:rPr>
         <w:fldChar w:fldCharType="separate"/>
       </w:r>
       <w:r>
         <w:rPr>
           <w:noProof/>
-        </w:rPr>
-        <w:t>26</w:t>
-      </w:r>
-      <w:r>
+          <w:szCs w:val="28"/>
+        </w:rPr>
+        <w:t>24</w:t>
+      </w:r>
+      <w:r>
+        <w:rPr>
+          <w:szCs w:val="28"/>
+        </w:rPr>
         <w:fldChar w:fldCharType="end"/>
       </w:r>
       <w:r>
-        <w:t xml:space="preserve"> </w:t>
-      </w:r>
-      <w:r>
-        <w:t>–</w:t>
-      </w:r>
-      <w:r>
-        <w:t xml:space="preserve"> Созданная папка в корне диска С</w:t>
-      </w:r>
-      <w:r>
-        <w:br w:type="page"/>
+        <w:rPr>
+          <w:szCs w:val="28"/>
+        </w:rPr>
+        <w:t xml:space="preserve"> – Результат установки без необходимого флага</w:t>
       </w:r>
     </w:p>
     <w:p>
       <w:pPr>
         <w:ind w:firstLine="0"/>
         <w:rPr>
-          <w:b/>
-          <w:sz w:val="28"/>
-          <w:szCs w:val="28"/>
-        </w:rPr>
-      </w:pPr>
-      <w:r>
-        <w:rPr>
-          <w:b/>
-          <w:sz w:val="28"/>
-          <w:szCs w:val="28"/>
-        </w:rPr>
-        <w:lastRenderedPageBreak/>
-        <w:t>4</w:t>
-      </w:r>
-      <w:r>
-        <w:rPr>
-          <w:b/>
-          <w:sz w:val="28"/>
-          <w:szCs w:val="28"/>
-        </w:rPr>
-        <w:t xml:space="preserve"> Настройка </w:t>
-      </w:r>
-      <w:r>
-        <w:rPr>
-          <w:b/>
-          <w:sz w:val="28"/>
-          <w:szCs w:val="28"/>
-        </w:rPr>
-        <w:t>удостоверяющего центра</w:t>
-      </w:r>
-    </w:p>
-    <w:p>
-      <w:pPr>
-        <w:pStyle w:val="a4"/>
-        <w:rPr>
-          <w:szCs w:val="28"/>
-        </w:rPr>
-      </w:pPr>
-    </w:p>
-    <w:p>
-      <w:pPr>
+          <w:sz w:val="28"/>
+          <w:szCs w:val="28"/>
+        </w:rPr>
+      </w:pPr>
+    </w:p>
+    <w:p>
+      <w:pPr>
+        <w:ind w:firstLine="708"/>
+        <w:rPr>
+          <w:sz w:val="28"/>
+          <w:szCs w:val="28"/>
+        </w:rPr>
+      </w:pPr>
+      <w:r>
+        <w:rPr>
+          <w:sz w:val="28"/>
+          <w:szCs w:val="28"/>
+        </w:rPr>
+        <w:t>Если же его отметить:</w:t>
+      </w:r>
+    </w:p>
+    <w:p>
+      <w:pPr>
+        <w:ind w:firstLine="708"/>
+        <w:rPr>
+          <w:sz w:val="28"/>
+          <w:szCs w:val="28"/>
+        </w:rPr>
+      </w:pPr>
+    </w:p>
+    <w:p>
+      <w:pPr>
+        <w:keepNext/>
         <w:ind w:firstLine="0"/>
-      </w:pPr>
-    </w:p>
-    <w:p>
-      <w:pPr>
-        <w:pStyle w:val="a4"/>
-        <w:keepNext/>
-      </w:pPr>
-      <w:r>
-        <w:rPr>
+        <w:jc w:val="center"/>
+        <w:rPr>
+          <w:sz w:val="28"/>
+          <w:szCs w:val="28"/>
+        </w:rPr>
+      </w:pPr>
+      <w:r>
+        <w:rPr>
+          <w:noProof/>
+          <w:sz w:val="28"/>
           <w:szCs w:val="28"/>
         </w:rPr>
         <w:drawing>
-          <wp:inline distT="0" distB="0" distL="0" distR="0" wp14:anchorId="627620E5" wp14:editId="3E570642">
-            <wp:extent cx="5940425" cy="5468620"/>
-            <wp:effectExtent l="0" t="0" r="3175" b="0"/>
-            <wp:docPr id="32" name="Рисунок 32"/>
+          <wp:inline distT="0" distB="0" distL="0" distR="0" wp14:anchorId="68461758" wp14:editId="77F13D5B">
+            <wp:extent cx="4419600" cy="3250803"/>
+            <wp:effectExtent l="0" t="0" r="0" b="6985"/>
+            <wp:docPr id="30" name="Рисунок 30"/>
             <wp:cNvGraphicFramePr>
               <a:graphicFrameLocks xmlns:a="http://schemas.openxmlformats.org/drawingml/2006/main" noChangeAspect="1"/>
             </wp:cNvGraphicFramePr>
@@ -3993,7 +3872,7 @@
                   <pic:spPr>
                     <a:xfrm>
                       <a:off x="0" y="0"/>
-                      <a:ext cx="5940425" cy="5468620"/>
+                      <a:ext cx="4434882" cy="3262044"/>
                     </a:xfrm>
                     <a:prstGeom prst="rect">
                       <a:avLst/>
@@ -4009,45 +3888,60 @@
     <w:p>
       <w:pPr>
         <w:pStyle w:val="a4"/>
-        <w:jc w:val="center"/>
-        <w:rPr>
-          <w:szCs w:val="28"/>
-        </w:rPr>
-      </w:pPr>
-      <w:r>
+        <w:spacing w:after="0" w:line="360" w:lineRule="auto"/>
+        <w:jc w:val="center"/>
+        <w:rPr>
+          <w:szCs w:val="28"/>
+        </w:rPr>
+      </w:pPr>
+      <w:r>
+        <w:rPr>
+          <w:szCs w:val="28"/>
+        </w:rPr>
         <w:t xml:space="preserve">Рисунок </w:t>
       </w:r>
       <w:r>
+        <w:rPr>
+          <w:szCs w:val="28"/>
+        </w:rPr>
         <w:fldChar w:fldCharType="begin"/>
       </w:r>
       <w:r>
+        <w:rPr>
+          <w:szCs w:val="28"/>
+        </w:rPr>
         <w:instrText xml:space="preserve"> SEQ Рисунок \* ARABIC </w:instrText>
       </w:r>
       <w:r>
+        <w:rPr>
+          <w:szCs w:val="28"/>
+        </w:rPr>
         <w:fldChar w:fldCharType="separate"/>
       </w:r>
       <w:r>
         <w:rPr>
           <w:noProof/>
-        </w:rPr>
-        <w:t>27</w:t>
-      </w:r>
-      <w:r>
+          <w:szCs w:val="28"/>
+        </w:rPr>
+        <w:t>25</w:t>
+      </w:r>
+      <w:r>
+        <w:rPr>
+          <w:szCs w:val="28"/>
+        </w:rPr>
         <w:fldChar w:fldCharType="end"/>
       </w:r>
       <w:r>
-        <w:t xml:space="preserve"> </w:t>
-      </w:r>
-      <w:r>
-        <w:t>–</w:t>
-      </w:r>
-      <w:r>
-        <w:t xml:space="preserve"> Копирование шаблона сертификата пользователя</w:t>
-      </w:r>
-    </w:p>
-    <w:p>
-      <w:pPr>
-        <w:pStyle w:val="a4"/>
+        <w:rPr>
+          <w:szCs w:val="28"/>
+        </w:rPr>
+        <w:t xml:space="preserve"> – Результат успешной установки</w:t>
+      </w:r>
+    </w:p>
+    <w:p>
+      <w:pPr>
+        <w:pStyle w:val="a4"/>
+        <w:spacing w:after="0" w:line="360" w:lineRule="auto"/>
         <w:rPr>
           <w:szCs w:val="28"/>
         </w:rPr>
@@ -4057,18 +3951,22 @@
       <w:pPr>
         <w:pStyle w:val="a4"/>
         <w:keepNext/>
-        <w:jc w:val="center"/>
-      </w:pPr>
-      <w:r>
-        <w:rPr>
-          <w:szCs w:val="28"/>
-        </w:rPr>
-        <w:lastRenderedPageBreak/>
+        <w:spacing w:after="0" w:line="360" w:lineRule="auto"/>
+        <w:jc w:val="center"/>
+        <w:rPr>
+          <w:szCs w:val="28"/>
+        </w:rPr>
+      </w:pPr>
+      <w:r>
+        <w:rPr>
+          <w:noProof/>
+          <w:szCs w:val="28"/>
+        </w:rPr>
         <w:drawing>
-          <wp:inline distT="0" distB="0" distL="0" distR="0" wp14:anchorId="42CDD2AB" wp14:editId="5122129C">
-            <wp:extent cx="5940425" cy="5107940"/>
-            <wp:effectExtent l="0" t="0" r="3175" b="0"/>
-            <wp:docPr id="33" name="Рисунок 33"/>
+          <wp:inline distT="0" distB="0" distL="0" distR="0" wp14:anchorId="6542A6E9" wp14:editId="5AC4C10F">
+            <wp:extent cx="4572000" cy="3318426"/>
+            <wp:effectExtent l="0" t="0" r="0" b="0"/>
+            <wp:docPr id="31" name="Рисунок 31"/>
             <wp:cNvGraphicFramePr>
               <a:graphicFrameLocks xmlns:a="http://schemas.openxmlformats.org/drawingml/2006/main" noChangeAspect="1"/>
             </wp:cNvGraphicFramePr>
@@ -4088,7 +3986,7 @@
                   <pic:spPr>
                     <a:xfrm>
                       <a:off x="0" y="0"/>
-                      <a:ext cx="5940425" cy="5107940"/>
+                      <a:ext cx="4599740" cy="3338560"/>
                     </a:xfrm>
                     <a:prstGeom prst="rect">
                       <a:avLst/>
@@ -4104,46 +4002,95 @@
     <w:p>
       <w:pPr>
         <w:pStyle w:val="a4"/>
-        <w:jc w:val="center"/>
-        <w:rPr>
-          <w:szCs w:val="28"/>
-        </w:rPr>
-      </w:pPr>
-      <w:r>
+        <w:spacing w:after="0" w:line="360" w:lineRule="auto"/>
+        <w:jc w:val="center"/>
+        <w:rPr>
+          <w:szCs w:val="28"/>
+        </w:rPr>
+      </w:pPr>
+      <w:r>
+        <w:rPr>
+          <w:szCs w:val="28"/>
+        </w:rPr>
         <w:t xml:space="preserve">Рисунок </w:t>
       </w:r>
       <w:r>
+        <w:rPr>
+          <w:szCs w:val="28"/>
+        </w:rPr>
         <w:fldChar w:fldCharType="begin"/>
       </w:r>
       <w:r>
+        <w:rPr>
+          <w:szCs w:val="28"/>
+        </w:rPr>
         <w:instrText xml:space="preserve"> SEQ Рисунок \* ARABIC </w:instrText>
       </w:r>
       <w:r>
+        <w:rPr>
+          <w:szCs w:val="28"/>
+        </w:rPr>
         <w:fldChar w:fldCharType="separate"/>
       </w:r>
       <w:r>
         <w:rPr>
           <w:noProof/>
-        </w:rPr>
-        <w:t>28</w:t>
-      </w:r>
-      <w:r>
+          <w:szCs w:val="28"/>
+        </w:rPr>
+        <w:t>26</w:t>
+      </w:r>
+      <w:r>
+        <w:rPr>
+          <w:szCs w:val="28"/>
+        </w:rPr>
         <w:fldChar w:fldCharType="end"/>
       </w:r>
       <w:r>
-        <w:t xml:space="preserve"> </w:t>
-      </w:r>
-      <w:r>
-        <w:t>–</w:t>
-      </w:r>
-      <w:r>
-        <w:t xml:space="preserve"> Выбор шаблона</w:t>
-      </w:r>
-    </w:p>
-    <w:p>
-      <w:pPr>
-        <w:pStyle w:val="a4"/>
-        <w:rPr>
+        <w:rPr>
+          <w:szCs w:val="28"/>
+        </w:rPr>
+        <w:t xml:space="preserve"> – Созданная папка в корне диска С</w:t>
+      </w:r>
+    </w:p>
+    <w:p>
+      <w:pPr>
+        <w:rPr>
+          <w:sz w:val="28"/>
+          <w:szCs w:val="28"/>
+        </w:rPr>
+      </w:pPr>
+    </w:p>
+    <w:p>
+      <w:pPr>
+        <w:rPr>
+          <w:sz w:val="28"/>
+          <w:szCs w:val="28"/>
+        </w:rPr>
+      </w:pPr>
+    </w:p>
+    <w:p>
+      <w:pPr>
+        <w:rPr>
+          <w:b/>
+          <w:sz w:val="28"/>
+          <w:szCs w:val="28"/>
+        </w:rPr>
+      </w:pPr>
+      <w:r>
+        <w:rPr>
+          <w:b/>
+          <w:sz w:val="28"/>
+          <w:szCs w:val="28"/>
+        </w:rPr>
+        <w:lastRenderedPageBreak/>
+        <w:t>4 Настройка удостоверяющего центра</w:t>
+      </w:r>
+    </w:p>
+    <w:p>
+      <w:pPr>
+        <w:ind w:firstLine="0"/>
+        <w:rPr>
+          <w:sz w:val="28"/>
           <w:szCs w:val="28"/>
         </w:rPr>
       </w:pPr>
@@ -4152,18 +4099,21 @@
       <w:pPr>
         <w:pStyle w:val="a4"/>
         <w:keepNext/>
-        <w:jc w:val="center"/>
-      </w:pPr>
-      <w:r>
-        <w:rPr>
-          <w:szCs w:val="28"/>
-        </w:rPr>
-        <w:lastRenderedPageBreak/>
+        <w:spacing w:after="0" w:line="360" w:lineRule="auto"/>
+        <w:rPr>
+          <w:szCs w:val="28"/>
+        </w:rPr>
+      </w:pPr>
+      <w:r>
+        <w:rPr>
+          <w:noProof/>
+          <w:szCs w:val="28"/>
+        </w:rPr>
         <w:drawing>
-          <wp:inline distT="0" distB="0" distL="0" distR="0" wp14:anchorId="4C13F095" wp14:editId="34016A55">
-            <wp:extent cx="5087060" cy="5449060"/>
-            <wp:effectExtent l="0" t="0" r="0" b="0"/>
-            <wp:docPr id="34" name="Рисунок 34"/>
+          <wp:inline distT="0" distB="0" distL="0" distR="0" wp14:anchorId="627620E5" wp14:editId="3E570642">
+            <wp:extent cx="5940425" cy="5468620"/>
+            <wp:effectExtent l="0" t="0" r="3175" b="0"/>
+            <wp:docPr id="32" name="Рисунок 32"/>
             <wp:cNvGraphicFramePr>
               <a:graphicFrameLocks xmlns:a="http://schemas.openxmlformats.org/drawingml/2006/main" noChangeAspect="1"/>
             </wp:cNvGraphicFramePr>
@@ -4183,7 +4133,7 @@
                   <pic:spPr>
                     <a:xfrm>
                       <a:off x="0" y="0"/>
-                      <a:ext cx="5087060" cy="5449060"/>
+                      <a:ext cx="5940425" cy="5468620"/>
                     </a:xfrm>
                     <a:prstGeom prst="rect">
                       <a:avLst/>
@@ -4199,63 +4149,86 @@
     <w:p>
       <w:pPr>
         <w:pStyle w:val="a4"/>
-        <w:jc w:val="center"/>
-        <w:rPr>
-          <w:szCs w:val="28"/>
-        </w:rPr>
-      </w:pPr>
-      <w:r>
+        <w:spacing w:after="0" w:line="360" w:lineRule="auto"/>
+        <w:jc w:val="center"/>
+        <w:rPr>
+          <w:szCs w:val="28"/>
+        </w:rPr>
+      </w:pPr>
+      <w:r>
+        <w:rPr>
+          <w:szCs w:val="28"/>
+        </w:rPr>
         <w:t xml:space="preserve">Рисунок </w:t>
       </w:r>
       <w:r>
+        <w:rPr>
+          <w:szCs w:val="28"/>
+        </w:rPr>
         <w:fldChar w:fldCharType="begin"/>
       </w:r>
       <w:r>
+        <w:rPr>
+          <w:szCs w:val="28"/>
+        </w:rPr>
         <w:instrText xml:space="preserve"> SEQ Рисунок \* ARABIC </w:instrText>
       </w:r>
       <w:r>
+        <w:rPr>
+          <w:szCs w:val="28"/>
+        </w:rPr>
         <w:fldChar w:fldCharType="separate"/>
       </w:r>
       <w:r>
         <w:rPr>
           <w:noProof/>
-        </w:rPr>
-        <w:t>29</w:t>
-      </w:r>
-      <w:r>
+          <w:szCs w:val="28"/>
+        </w:rPr>
+        <w:t>27</w:t>
+      </w:r>
+      <w:r>
+        <w:rPr>
+          <w:szCs w:val="28"/>
+        </w:rPr>
         <w:fldChar w:fldCharType="end"/>
       </w:r>
       <w:r>
-        <w:t xml:space="preserve"> </w:t>
-      </w:r>
-      <w:r>
-        <w:t>–</w:t>
-      </w:r>
-      <w:r>
-        <w:t xml:space="preserve"> Общие параметры</w:t>
-      </w:r>
-    </w:p>
-    <w:p>
-      <w:pPr>
-        <w:pStyle w:val="a4"/>
-        <w:rPr>
-          <w:szCs w:val="28"/>
-        </w:rPr>
-      </w:pPr>
-    </w:p>
-    <w:p>
-      <w:pPr>
+        <w:rPr>
+          <w:szCs w:val="28"/>
+        </w:rPr>
+        <w:t xml:space="preserve"> – Копирование шаблона сертификата пользователя</w:t>
+      </w:r>
+    </w:p>
+    <w:p>
+      <w:pPr>
+        <w:pStyle w:val="a4"/>
+        <w:spacing w:after="0" w:line="360" w:lineRule="auto"/>
+        <w:rPr>
+          <w:szCs w:val="28"/>
+        </w:rPr>
+      </w:pPr>
+    </w:p>
+    <w:p>
+      <w:pPr>
+        <w:pStyle w:val="a4"/>
         <w:keepNext/>
-        <w:ind w:firstLine="0"/>
-        <w:jc w:val="center"/>
-      </w:pPr>
-      <w:r>
+        <w:spacing w:after="0" w:line="360" w:lineRule="auto"/>
+        <w:jc w:val="center"/>
+        <w:rPr>
+          <w:szCs w:val="28"/>
+        </w:rPr>
+      </w:pPr>
+      <w:r>
+        <w:rPr>
+          <w:noProof/>
+          <w:szCs w:val="28"/>
+        </w:rPr>
         <w:lastRenderedPageBreak/>
         <w:drawing>
-          <wp:inline distT="0" distB="0" distL="0" distR="0" wp14:anchorId="7B07533E" wp14:editId="63116EBA">
-            <wp:extent cx="5106113" cy="5363323"/>
-            <wp:effectExtent l="0" t="0" r="0" b="8890"/>
-            <wp:docPr id="35" name="Рисунок 35"/>
+          <wp:inline distT="0" distB="0" distL="0" distR="0" wp14:anchorId="42CDD2AB" wp14:editId="5122129C">
+            <wp:extent cx="5940425" cy="5107940"/>
+            <wp:effectExtent l="0" t="0" r="3175" b="0"/>
+            <wp:docPr id="33" name="Рисунок 33"/>
             <wp:cNvGraphicFramePr>
               <a:graphicFrameLocks xmlns:a="http://schemas.openxmlformats.org/drawingml/2006/main" noChangeAspect="1"/>
             </wp:cNvGraphicFramePr>
@@ -4275,7 +4248,7 @@
                   <pic:spPr>
                     <a:xfrm>
                       <a:off x="0" y="0"/>
-                      <a:ext cx="5106113" cy="5363323"/>
+                      <a:ext cx="5940425" cy="5107940"/>
                     </a:xfrm>
                     <a:prstGeom prst="rect">
                       <a:avLst/>
@@ -4291,42 +4264,60 @@
     <w:p>
       <w:pPr>
         <w:pStyle w:val="a4"/>
-        <w:jc w:val="center"/>
-      </w:pPr>
-      <w:r>
+        <w:spacing w:after="0" w:line="360" w:lineRule="auto"/>
+        <w:jc w:val="center"/>
+        <w:rPr>
+          <w:szCs w:val="28"/>
+        </w:rPr>
+      </w:pPr>
+      <w:r>
+        <w:rPr>
+          <w:szCs w:val="28"/>
+        </w:rPr>
         <w:t xml:space="preserve">Рисунок </w:t>
       </w:r>
       <w:r>
+        <w:rPr>
+          <w:szCs w:val="28"/>
+        </w:rPr>
         <w:fldChar w:fldCharType="begin"/>
       </w:r>
       <w:r>
+        <w:rPr>
+          <w:szCs w:val="28"/>
+        </w:rPr>
         <w:instrText xml:space="preserve"> SEQ Рисунок \* ARABIC </w:instrText>
       </w:r>
       <w:r>
+        <w:rPr>
+          <w:szCs w:val="28"/>
+        </w:rPr>
         <w:fldChar w:fldCharType="separate"/>
       </w:r>
       <w:r>
         <w:rPr>
           <w:noProof/>
-        </w:rPr>
-        <w:t>30</w:t>
-      </w:r>
-      <w:r>
+          <w:szCs w:val="28"/>
+        </w:rPr>
+        <w:t>28</w:t>
+      </w:r>
+      <w:r>
+        <w:rPr>
+          <w:szCs w:val="28"/>
+        </w:rPr>
         <w:fldChar w:fldCharType="end"/>
       </w:r>
       <w:r>
-        <w:t xml:space="preserve"> </w:t>
-      </w:r>
-      <w:r>
-        <w:t>–</w:t>
-      </w:r>
-      <w:r>
-        <w:t xml:space="preserve"> Обработка запроса</w:t>
-      </w:r>
-    </w:p>
-    <w:p>
-      <w:pPr>
-        <w:pStyle w:val="a4"/>
+        <w:rPr>
+          <w:szCs w:val="28"/>
+        </w:rPr>
+        <w:t xml:space="preserve"> – Выбор шаблона</w:t>
+      </w:r>
+    </w:p>
+    <w:p>
+      <w:pPr>
+        <w:pStyle w:val="a4"/>
+        <w:spacing w:after="0" w:line="360" w:lineRule="auto"/>
         <w:rPr>
           <w:szCs w:val="28"/>
         </w:rPr>
@@ -4336,18 +4327,23 @@
       <w:pPr>
         <w:pStyle w:val="a4"/>
         <w:keepNext/>
-        <w:jc w:val="center"/>
-      </w:pPr>
-      <w:r>
-        <w:rPr>
+        <w:spacing w:after="0" w:line="360" w:lineRule="auto"/>
+        <w:jc w:val="center"/>
+        <w:rPr>
+          <w:szCs w:val="28"/>
+        </w:rPr>
+      </w:pPr>
+      <w:r>
+        <w:rPr>
+          <w:noProof/>
           <w:szCs w:val="28"/>
         </w:rPr>
         <w:lastRenderedPageBreak/>
         <w:drawing>
-          <wp:inline distT="0" distB="0" distL="0" distR="0" wp14:anchorId="21C77C4C" wp14:editId="7CF83E48">
-            <wp:extent cx="5058481" cy="5401429"/>
-            <wp:effectExtent l="0" t="0" r="8890" b="8890"/>
-            <wp:docPr id="36" name="Рисунок 36"/>
+          <wp:inline distT="0" distB="0" distL="0" distR="0" wp14:anchorId="4C13F095" wp14:editId="34016A55">
+            <wp:extent cx="5087060" cy="5449060"/>
+            <wp:effectExtent l="0" t="0" r="0" b="0"/>
+            <wp:docPr id="34" name="Рисунок 34"/>
             <wp:cNvGraphicFramePr>
               <a:graphicFrameLocks xmlns:a="http://schemas.openxmlformats.org/drawingml/2006/main" noChangeAspect="1"/>
             </wp:cNvGraphicFramePr>
@@ -4367,7 +4363,7 @@
                   <pic:spPr>
                     <a:xfrm>
                       <a:off x="0" y="0"/>
-                      <a:ext cx="5058481" cy="5401429"/>
+                      <a:ext cx="5087060" cy="5449060"/>
                     </a:xfrm>
                     <a:prstGeom prst="rect">
                       <a:avLst/>
@@ -4383,72 +4379,87 @@
     <w:p>
       <w:pPr>
         <w:pStyle w:val="a4"/>
-        <w:jc w:val="center"/>
-        <w:rPr>
-          <w:szCs w:val="28"/>
-        </w:rPr>
-      </w:pPr>
-      <w:r>
+        <w:spacing w:after="0" w:line="360" w:lineRule="auto"/>
+        <w:jc w:val="center"/>
+        <w:rPr>
+          <w:szCs w:val="28"/>
+        </w:rPr>
+      </w:pPr>
+      <w:r>
+        <w:rPr>
+          <w:szCs w:val="28"/>
+        </w:rPr>
         <w:t xml:space="preserve">Рисунок </w:t>
       </w:r>
       <w:r>
+        <w:rPr>
+          <w:szCs w:val="28"/>
+        </w:rPr>
         <w:fldChar w:fldCharType="begin"/>
       </w:r>
       <w:r>
+        <w:rPr>
+          <w:szCs w:val="28"/>
+        </w:rPr>
         <w:instrText xml:space="preserve"> SEQ Рисунок \* ARABIC </w:instrText>
       </w:r>
       <w:r>
+        <w:rPr>
+          <w:szCs w:val="28"/>
+        </w:rPr>
         <w:fldChar w:fldCharType="separate"/>
       </w:r>
       <w:r>
         <w:rPr>
           <w:noProof/>
-        </w:rPr>
-        <w:t>31</w:t>
-      </w:r>
-      <w:r>
+          <w:szCs w:val="28"/>
+        </w:rPr>
+        <w:t>29</w:t>
+      </w:r>
+      <w:r>
+        <w:rPr>
+          <w:szCs w:val="28"/>
+        </w:rPr>
         <w:fldChar w:fldCharType="end"/>
       </w:r>
       <w:r>
-        <w:t xml:space="preserve"> </w:t>
-      </w:r>
-      <w:r>
-        <w:t xml:space="preserve">– </w:t>
-      </w:r>
-      <w:r>
-        <w:t xml:space="preserve">Выбор </w:t>
-      </w:r>
-      <w:r>
-        <w:rPr>
-          <w:lang w:val="en-US"/>
-        </w:rPr>
-        <w:t>CSP</w:t>
-      </w:r>
-    </w:p>
-    <w:p>
-      <w:pPr>
-        <w:pStyle w:val="a4"/>
-        <w:rPr>
-          <w:szCs w:val="28"/>
-        </w:rPr>
-      </w:pPr>
-    </w:p>
-    <w:p>
-      <w:pPr>
-        <w:pStyle w:val="a4"/>
+        <w:rPr>
+          <w:szCs w:val="28"/>
+        </w:rPr>
+        <w:t xml:space="preserve"> – Общие параметры</w:t>
+      </w:r>
+    </w:p>
+    <w:p>
+      <w:pPr>
+        <w:pStyle w:val="a4"/>
+        <w:spacing w:after="0" w:line="360" w:lineRule="auto"/>
+        <w:rPr>
+          <w:szCs w:val="28"/>
+        </w:rPr>
+      </w:pPr>
+    </w:p>
+    <w:p>
+      <w:pPr>
         <w:keepNext/>
-        <w:jc w:val="center"/>
-      </w:pPr>
-      <w:r>
-        <w:rPr>
+        <w:ind w:firstLine="0"/>
+        <w:jc w:val="center"/>
+        <w:rPr>
+          <w:sz w:val="28"/>
+          <w:szCs w:val="28"/>
+        </w:rPr>
+      </w:pPr>
+      <w:r>
+        <w:rPr>
+          <w:noProof/>
+          <w:sz w:val="28"/>
           <w:szCs w:val="28"/>
         </w:rPr>
         <w:lastRenderedPageBreak/>
         <w:drawing>
-          <wp:inline distT="0" distB="0" distL="0" distR="0" wp14:anchorId="45FF1769" wp14:editId="6631F2EE">
-            <wp:extent cx="5096586" cy="5468113"/>
-            <wp:effectExtent l="0" t="0" r="8890" b="0"/>
-            <wp:docPr id="37" name="Рисунок 37"/>
+          <wp:inline distT="0" distB="0" distL="0" distR="0" wp14:anchorId="7B07533E" wp14:editId="63116EBA">
+            <wp:extent cx="5106113" cy="5363323"/>
+            <wp:effectExtent l="0" t="0" r="0" b="8890"/>
+            <wp:docPr id="35" name="Рисунок 35"/>
             <wp:cNvGraphicFramePr>
               <a:graphicFrameLocks xmlns:a="http://schemas.openxmlformats.org/drawingml/2006/main" noChangeAspect="1"/>
             </wp:cNvGraphicFramePr>
@@ -4468,7 +4479,7 @@
                   <pic:spPr>
                     <a:xfrm>
                       <a:off x="0" y="0"/>
-                      <a:ext cx="5096586" cy="5468113"/>
+                      <a:ext cx="5106113" cy="5363323"/>
                     </a:xfrm>
                     <a:prstGeom prst="rect">
                       <a:avLst/>
@@ -4484,57 +4495,60 @@
     <w:p>
       <w:pPr>
         <w:pStyle w:val="a4"/>
-        <w:jc w:val="center"/>
-        <w:rPr>
-          <w:szCs w:val="28"/>
-        </w:rPr>
-      </w:pPr>
-      <w:r>
+        <w:spacing w:after="0" w:line="360" w:lineRule="auto"/>
+        <w:jc w:val="center"/>
+        <w:rPr>
+          <w:szCs w:val="28"/>
+        </w:rPr>
+      </w:pPr>
+      <w:r>
+        <w:rPr>
+          <w:szCs w:val="28"/>
+        </w:rPr>
         <w:t xml:space="preserve">Рисунок </w:t>
       </w:r>
       <w:r>
+        <w:rPr>
+          <w:szCs w:val="28"/>
+        </w:rPr>
         <w:fldChar w:fldCharType="begin"/>
       </w:r>
       <w:r>
+        <w:rPr>
+          <w:szCs w:val="28"/>
+        </w:rPr>
         <w:instrText xml:space="preserve"> SEQ Рисунок \* ARABIC </w:instrText>
       </w:r>
       <w:r>
+        <w:rPr>
+          <w:szCs w:val="28"/>
+        </w:rPr>
         <w:fldChar w:fldCharType="separate"/>
       </w:r>
       <w:r>
         <w:rPr>
           <w:noProof/>
-        </w:rPr>
-        <w:t>32</w:t>
-      </w:r>
-      <w:r>
+          <w:szCs w:val="28"/>
+        </w:rPr>
+        <w:t>30</w:t>
+      </w:r>
+      <w:r>
+        <w:rPr>
+          <w:szCs w:val="28"/>
+        </w:rPr>
         <w:fldChar w:fldCharType="end"/>
       </w:r>
       <w:r>
         <w:rPr>
-          <w:lang w:val="en-US"/>
-        </w:rPr>
-        <w:t xml:space="preserve"> </w:t>
-      </w:r>
-      <w:r>
-        <w:rPr>
-          <w:lang w:val="en-US"/>
-        </w:rPr>
-        <w:t>–</w:t>
-      </w:r>
-      <w:r>
-        <w:rPr>
-          <w:lang w:val="en-US"/>
-        </w:rPr>
-        <w:t xml:space="preserve"> </w:t>
-      </w:r>
-      <w:r>
-        <w:t>Имя субъекта</w:t>
-      </w:r>
-    </w:p>
-    <w:p>
-      <w:pPr>
-        <w:pStyle w:val="a4"/>
+          <w:szCs w:val="28"/>
+        </w:rPr>
+        <w:t xml:space="preserve"> – Обработка запроса</w:t>
+      </w:r>
+    </w:p>
+    <w:p>
+      <w:pPr>
+        <w:pStyle w:val="a4"/>
+        <w:spacing w:after="0" w:line="360" w:lineRule="auto"/>
         <w:rPr>
           <w:szCs w:val="28"/>
         </w:rPr>
@@ -4544,18 +4558,23 @@
       <w:pPr>
         <w:pStyle w:val="a4"/>
         <w:keepNext/>
-        <w:jc w:val="center"/>
-      </w:pPr>
-      <w:r>
-        <w:rPr>
+        <w:spacing w:after="0" w:line="360" w:lineRule="auto"/>
+        <w:jc w:val="center"/>
+        <w:rPr>
+          <w:szCs w:val="28"/>
+        </w:rPr>
+      </w:pPr>
+      <w:r>
+        <w:rPr>
+          <w:noProof/>
           <w:szCs w:val="28"/>
         </w:rPr>
         <w:lastRenderedPageBreak/>
         <w:drawing>
-          <wp:inline distT="0" distB="0" distL="0" distR="0" wp14:anchorId="1336FD29" wp14:editId="143DED93">
-            <wp:extent cx="5940425" cy="4031615"/>
-            <wp:effectExtent l="0" t="0" r="3175" b="6985"/>
-            <wp:docPr id="38" name="Рисунок 38"/>
+          <wp:inline distT="0" distB="0" distL="0" distR="0" wp14:anchorId="21C77C4C" wp14:editId="7CF83E48">
+            <wp:extent cx="5058481" cy="5401429"/>
+            <wp:effectExtent l="0" t="0" r="8890" b="8890"/>
+            <wp:docPr id="36" name="Рисунок 36"/>
             <wp:cNvGraphicFramePr>
               <a:graphicFrameLocks xmlns:a="http://schemas.openxmlformats.org/drawingml/2006/main" noChangeAspect="1"/>
             </wp:cNvGraphicFramePr>
@@ -4575,7 +4594,7 @@
                   <pic:spPr>
                     <a:xfrm>
                       <a:off x="0" y="0"/>
-                      <a:ext cx="5940425" cy="4031615"/>
+                      <a:ext cx="5058481" cy="5401429"/>
                     </a:xfrm>
                     <a:prstGeom prst="rect">
                       <a:avLst/>
@@ -4591,42 +4610,67 @@
     <w:p>
       <w:pPr>
         <w:pStyle w:val="a4"/>
-        <w:jc w:val="center"/>
-        <w:rPr>
-          <w:szCs w:val="28"/>
-        </w:rPr>
-      </w:pPr>
-      <w:r>
+        <w:spacing w:after="0" w:line="360" w:lineRule="auto"/>
+        <w:jc w:val="center"/>
+        <w:rPr>
+          <w:szCs w:val="28"/>
+        </w:rPr>
+      </w:pPr>
+      <w:r>
+        <w:rPr>
+          <w:szCs w:val="28"/>
+        </w:rPr>
         <w:t xml:space="preserve">Рисунок </w:t>
       </w:r>
       <w:r>
+        <w:rPr>
+          <w:szCs w:val="28"/>
+        </w:rPr>
         <w:fldChar w:fldCharType="begin"/>
       </w:r>
       <w:r>
+        <w:rPr>
+          <w:szCs w:val="28"/>
+        </w:rPr>
         <w:instrText xml:space="preserve"> SEQ Рисунок \* ARABIC </w:instrText>
       </w:r>
       <w:r>
+        <w:rPr>
+          <w:szCs w:val="28"/>
+        </w:rPr>
         <w:fldChar w:fldCharType="separate"/>
       </w:r>
       <w:r>
         <w:rPr>
           <w:noProof/>
-        </w:rPr>
-        <w:t>33</w:t>
-      </w:r>
-      <w:r>
+          <w:szCs w:val="28"/>
+        </w:rPr>
+        <w:t>31</w:t>
+      </w:r>
+      <w:r>
+        <w:rPr>
+          <w:szCs w:val="28"/>
+        </w:rPr>
         <w:fldChar w:fldCharType="end"/>
       </w:r>
       <w:r>
-        <w:t xml:space="preserve"> – </w:t>
-      </w:r>
-      <w:r>
-        <w:t>Подтверждение удаления шаблонов сертификатов</w:t>
-      </w:r>
-    </w:p>
-    <w:p>
-      <w:pPr>
-        <w:pStyle w:val="a4"/>
+        <w:rPr>
+          <w:szCs w:val="28"/>
+        </w:rPr>
+        <w:t xml:space="preserve"> – Выбор </w:t>
+      </w:r>
+      <w:r>
+        <w:rPr>
+          <w:szCs w:val="28"/>
+          <w:lang w:val="en-US"/>
+        </w:rPr>
+        <w:t>CSP</w:t>
+      </w:r>
+    </w:p>
+    <w:p>
+      <w:pPr>
+        <w:pStyle w:val="a4"/>
+        <w:spacing w:after="0" w:line="360" w:lineRule="auto"/>
         <w:rPr>
           <w:szCs w:val="28"/>
         </w:rPr>
@@ -4636,17 +4680,23 @@
       <w:pPr>
         <w:pStyle w:val="a4"/>
         <w:keepNext/>
-        <w:jc w:val="center"/>
-      </w:pPr>
-      <w:r>
-        <w:rPr>
-          <w:szCs w:val="28"/>
-        </w:rPr>
+        <w:spacing w:after="0" w:line="360" w:lineRule="auto"/>
+        <w:jc w:val="center"/>
+        <w:rPr>
+          <w:szCs w:val="28"/>
+        </w:rPr>
+      </w:pPr>
+      <w:r>
+        <w:rPr>
+          <w:noProof/>
+          <w:szCs w:val="28"/>
+        </w:rPr>
+        <w:lastRenderedPageBreak/>
         <w:drawing>
-          <wp:inline distT="0" distB="0" distL="0" distR="0" wp14:anchorId="32D69743" wp14:editId="6D75B25D">
-            <wp:extent cx="4629796" cy="4048690"/>
-            <wp:effectExtent l="0" t="0" r="0" b="9525"/>
-            <wp:docPr id="39" name="Рисунок 39"/>
+          <wp:inline distT="0" distB="0" distL="0" distR="0" wp14:anchorId="45FF1769" wp14:editId="6631F2EE">
+            <wp:extent cx="5096586" cy="5468113"/>
+            <wp:effectExtent l="0" t="0" r="8890" b="0"/>
+            <wp:docPr id="37" name="Рисунок 37"/>
             <wp:cNvGraphicFramePr>
               <a:graphicFrameLocks xmlns:a="http://schemas.openxmlformats.org/drawingml/2006/main" noChangeAspect="1"/>
             </wp:cNvGraphicFramePr>
@@ -4666,7 +4716,7 @@
                   <pic:spPr>
                     <a:xfrm>
                       <a:off x="0" y="0"/>
-                      <a:ext cx="4629796" cy="4048690"/>
+                      <a:ext cx="5096586" cy="5468113"/>
                     </a:xfrm>
                     <a:prstGeom prst="rect">
                       <a:avLst/>
@@ -4682,108 +4732,93 @@
     <w:p>
       <w:pPr>
         <w:pStyle w:val="a4"/>
-        <w:jc w:val="center"/>
-        <w:rPr>
-          <w:iCs w:val="0"/>
-        </w:rPr>
-      </w:pPr>
-      <w:r>
+        <w:spacing w:after="0" w:line="360" w:lineRule="auto"/>
+        <w:jc w:val="center"/>
+        <w:rPr>
+          <w:szCs w:val="28"/>
+        </w:rPr>
+      </w:pPr>
+      <w:r>
+        <w:rPr>
+          <w:szCs w:val="28"/>
+        </w:rPr>
         <w:t xml:space="preserve">Рисунок </w:t>
       </w:r>
       <w:r>
+        <w:rPr>
+          <w:szCs w:val="28"/>
+        </w:rPr>
         <w:fldChar w:fldCharType="begin"/>
       </w:r>
       <w:r>
+        <w:rPr>
+          <w:szCs w:val="28"/>
+        </w:rPr>
         <w:instrText xml:space="preserve"> SEQ Рисунок \* ARABIC </w:instrText>
       </w:r>
       <w:r>
+        <w:rPr>
+          <w:szCs w:val="28"/>
+        </w:rPr>
         <w:fldChar w:fldCharType="separate"/>
       </w:r>
       <w:r>
         <w:rPr>
           <w:noProof/>
-        </w:rPr>
-        <w:t>34</w:t>
-      </w:r>
-      <w:r>
+          <w:szCs w:val="28"/>
+        </w:rPr>
+        <w:t>32</w:t>
+      </w:r>
+      <w:r>
+        <w:rPr>
+          <w:szCs w:val="28"/>
+        </w:rPr>
         <w:fldChar w:fldCharType="end"/>
       </w:r>
       <w:r>
-        <w:t xml:space="preserve"> </w:t>
-      </w:r>
-      <w:r>
-        <w:t>–</w:t>
-      </w:r>
-      <w:r>
-        <w:t xml:space="preserve"> Создание на основе выдаваемого шаблона сертификата</w:t>
-      </w:r>
-      <w:r>
-        <w:br w:type="page"/>
-      </w:r>
-    </w:p>
-    <w:p>
-      <w:pPr>
-        <w:ind w:firstLine="0"/>
-        <w:rPr>
-          <w:b/>
-          <w:sz w:val="28"/>
-          <w:szCs w:val="28"/>
-        </w:rPr>
-      </w:pPr>
-      <w:r>
-        <w:rPr>
-          <w:b/>
-          <w:sz w:val="28"/>
+        <w:rPr>
+          <w:szCs w:val="28"/>
+          <w:lang w:val="en-US"/>
+        </w:rPr>
+        <w:t xml:space="preserve"> – </w:t>
+      </w:r>
+      <w:r>
+        <w:rPr>
+          <w:szCs w:val="28"/>
+        </w:rPr>
+        <w:t>Имя субъекта</w:t>
+      </w:r>
+    </w:p>
+    <w:p>
+      <w:pPr>
+        <w:pStyle w:val="a4"/>
+        <w:spacing w:after="0" w:line="360" w:lineRule="auto"/>
+        <w:rPr>
+          <w:szCs w:val="28"/>
+        </w:rPr>
+      </w:pPr>
+    </w:p>
+    <w:p>
+      <w:pPr>
+        <w:pStyle w:val="a4"/>
+        <w:keepNext/>
+        <w:spacing w:after="0" w:line="360" w:lineRule="auto"/>
+        <w:jc w:val="center"/>
+        <w:rPr>
+          <w:szCs w:val="28"/>
+        </w:rPr>
+      </w:pPr>
+      <w:r>
+        <w:rPr>
+          <w:noProof/>
           <w:szCs w:val="28"/>
         </w:rPr>
         <w:lastRenderedPageBreak/>
-        <w:t>5</w:t>
-      </w:r>
-      <w:r>
-        <w:rPr>
-          <w:b/>
-          <w:sz w:val="28"/>
-          <w:szCs w:val="28"/>
-        </w:rPr>
-        <w:t xml:space="preserve"> </w:t>
-      </w:r>
-      <w:r>
-        <w:rPr>
-          <w:b/>
-          <w:sz w:val="28"/>
-          <w:szCs w:val="28"/>
-        </w:rPr>
-        <w:t>Создание нового доменного пользователя</w:t>
-      </w:r>
-    </w:p>
-    <w:p>
-      <w:pPr>
-        <w:pStyle w:val="a4"/>
-        <w:rPr>
-          <w:szCs w:val="28"/>
-        </w:rPr>
-      </w:pPr>
-    </w:p>
-    <w:p>
-      <w:pPr>
-        <w:ind w:firstLine="0"/>
-      </w:pPr>
-    </w:p>
-    <w:p>
-      <w:pPr>
-        <w:pStyle w:val="a4"/>
-        <w:keepNext/>
-        <w:jc w:val="center"/>
-      </w:pPr>
-      <w:r>
-        <w:rPr>
-          <w:szCs w:val="28"/>
-        </w:rPr>
         <w:drawing>
-          <wp:inline distT="0" distB="0" distL="0" distR="0" wp14:anchorId="159F4B23" wp14:editId="1B123983">
-            <wp:extent cx="5106113" cy="4163006"/>
-            <wp:effectExtent l="0" t="0" r="0" b="9525"/>
-            <wp:docPr id="40" name="Рисунок 40"/>
+          <wp:inline distT="0" distB="0" distL="0" distR="0" wp14:anchorId="1336FD29" wp14:editId="5E10D221">
+            <wp:extent cx="5820682" cy="3950348"/>
+            <wp:effectExtent l="0" t="0" r="8890" b="0"/>
+            <wp:docPr id="38" name="Рисунок 38"/>
             <wp:cNvGraphicFramePr>
               <a:graphicFrameLocks xmlns:a="http://schemas.openxmlformats.org/drawingml/2006/main" noChangeAspect="1"/>
             </wp:cNvGraphicFramePr>
@@ -4803,7 +4838,7 @@
                   <pic:spPr>
                     <a:xfrm>
                       <a:off x="0" y="0"/>
-                      <a:ext cx="5106113" cy="4163006"/>
+                      <a:ext cx="5828595" cy="3955719"/>
                     </a:xfrm>
                     <a:prstGeom prst="rect">
                       <a:avLst/>
@@ -4819,63 +4854,60 @@
     <w:p>
       <w:pPr>
         <w:pStyle w:val="a4"/>
-        <w:jc w:val="center"/>
-        <w:rPr>
-          <w:szCs w:val="28"/>
-        </w:rPr>
-      </w:pPr>
-      <w:r>
+        <w:spacing w:after="0" w:line="360" w:lineRule="auto"/>
+        <w:jc w:val="center"/>
+        <w:rPr>
+          <w:szCs w:val="28"/>
+        </w:rPr>
+      </w:pPr>
+      <w:r>
+        <w:rPr>
+          <w:szCs w:val="28"/>
+        </w:rPr>
         <w:t xml:space="preserve">Рисунок </w:t>
       </w:r>
       <w:r>
+        <w:rPr>
+          <w:szCs w:val="28"/>
+        </w:rPr>
         <w:fldChar w:fldCharType="begin"/>
       </w:r>
       <w:r>
+        <w:rPr>
+          <w:szCs w:val="28"/>
+        </w:rPr>
         <w:instrText xml:space="preserve"> SEQ Рисунок \* ARABIC </w:instrText>
       </w:r>
       <w:r>
+        <w:rPr>
+          <w:szCs w:val="28"/>
+        </w:rPr>
         <w:fldChar w:fldCharType="separate"/>
       </w:r>
       <w:r>
         <w:rPr>
           <w:noProof/>
-        </w:rPr>
-        <w:t>35</w:t>
-      </w:r>
-      <w:r>
+          <w:szCs w:val="28"/>
+        </w:rPr>
+        <w:t>33</w:t>
+      </w:r>
+      <w:r>
+        <w:rPr>
+          <w:szCs w:val="28"/>
+        </w:rPr>
         <w:fldChar w:fldCharType="end"/>
       </w:r>
       <w:r>
-        <w:t xml:space="preserve"> </w:t>
-      </w:r>
-      <w:r>
-        <w:t>–</w:t>
-      </w:r>
-      <w:r>
-        <w:t xml:space="preserve"> Создание нового пользователя в домене </w:t>
-      </w:r>
-      <w:r>
-        <w:t>@</w:t>
-      </w:r>
-      <w:r>
-        <w:rPr>
-          <w:lang w:val="en-US"/>
-        </w:rPr>
-        <w:t>broido</w:t>
-      </w:r>
-      <w:r>
-        <w:t>.</w:t>
-      </w:r>
-      <w:r>
-        <w:rPr>
-          <w:lang w:val="en-US"/>
-        </w:rPr>
-        <w:t>ib</w:t>
-      </w:r>
-    </w:p>
-    <w:p>
-      <w:pPr>
-        <w:pStyle w:val="a4"/>
+        <w:rPr>
+          <w:szCs w:val="28"/>
+        </w:rPr>
+        <w:t xml:space="preserve"> – Подтверждение удаления шаблонов сертификатов</w:t>
+      </w:r>
+    </w:p>
+    <w:p>
+      <w:pPr>
+        <w:pStyle w:val="a4"/>
+        <w:spacing w:after="0" w:line="360" w:lineRule="auto"/>
         <w:rPr>
           <w:szCs w:val="28"/>
         </w:rPr>
@@ -4885,18 +4917,22 @@
       <w:pPr>
         <w:pStyle w:val="a4"/>
         <w:keepNext/>
-        <w:jc w:val="center"/>
-      </w:pPr>
-      <w:r>
-        <w:rPr>
-          <w:szCs w:val="28"/>
-        </w:rPr>
-        <w:lastRenderedPageBreak/>
+        <w:spacing w:after="0" w:line="360" w:lineRule="auto"/>
+        <w:jc w:val="center"/>
+        <w:rPr>
+          <w:szCs w:val="28"/>
+        </w:rPr>
+      </w:pPr>
+      <w:r>
+        <w:rPr>
+          <w:noProof/>
+          <w:szCs w:val="28"/>
+        </w:rPr>
         <w:drawing>
-          <wp:inline distT="0" distB="0" distL="0" distR="0" wp14:anchorId="3E17D992" wp14:editId="340293B3">
-            <wp:extent cx="5125165" cy="4172532"/>
-            <wp:effectExtent l="0" t="0" r="0" b="0"/>
-            <wp:docPr id="41" name="Рисунок 41"/>
+          <wp:inline distT="0" distB="0" distL="0" distR="0" wp14:anchorId="32D69743" wp14:editId="21FEF6CE">
+            <wp:extent cx="4049486" cy="3541217"/>
+            <wp:effectExtent l="0" t="0" r="8255" b="2540"/>
+            <wp:docPr id="39" name="Рисунок 39"/>
             <wp:cNvGraphicFramePr>
               <a:graphicFrameLocks xmlns:a="http://schemas.openxmlformats.org/drawingml/2006/main" noChangeAspect="1"/>
             </wp:cNvGraphicFramePr>
@@ -4916,7 +4952,7 @@
                   <pic:spPr>
                     <a:xfrm>
                       <a:off x="0" y="0"/>
-                      <a:ext cx="5125165" cy="4172532"/>
+                      <a:ext cx="4060023" cy="3550431"/>
                     </a:xfrm>
                     <a:prstGeom prst="rect">
                       <a:avLst/>
@@ -4932,43 +4968,95 @@
     <w:p>
       <w:pPr>
         <w:pStyle w:val="a4"/>
-        <w:jc w:val="center"/>
-        <w:rPr>
-          <w:szCs w:val="28"/>
-        </w:rPr>
-      </w:pPr>
-      <w:r>
+        <w:spacing w:after="0" w:line="360" w:lineRule="auto"/>
+        <w:jc w:val="center"/>
+        <w:rPr>
+          <w:szCs w:val="28"/>
+        </w:rPr>
+      </w:pPr>
+      <w:r>
+        <w:rPr>
+          <w:szCs w:val="28"/>
+        </w:rPr>
         <w:t xml:space="preserve">Рисунок </w:t>
       </w:r>
       <w:r>
+        <w:rPr>
+          <w:szCs w:val="28"/>
+        </w:rPr>
         <w:fldChar w:fldCharType="begin"/>
       </w:r>
       <w:r>
+        <w:rPr>
+          <w:szCs w:val="28"/>
+        </w:rPr>
         <w:instrText xml:space="preserve"> SEQ Рисунок \* ARABIC </w:instrText>
       </w:r>
       <w:r>
+        <w:rPr>
+          <w:szCs w:val="28"/>
+        </w:rPr>
         <w:fldChar w:fldCharType="separate"/>
       </w:r>
       <w:r>
         <w:rPr>
           <w:noProof/>
-        </w:rPr>
-        <w:t>36</w:t>
-      </w:r>
-      <w:r>
+          <w:szCs w:val="28"/>
+        </w:rPr>
+        <w:t>34</w:t>
+      </w:r>
+      <w:r>
+        <w:rPr>
+          <w:szCs w:val="28"/>
+        </w:rPr>
         <w:fldChar w:fldCharType="end"/>
       </w:r>
       <w:r>
-        <w:t xml:space="preserve"> –</w:t>
-      </w:r>
-      <w:r>
-        <w:t xml:space="preserve"> Задание пароля новому пользователю</w:t>
-      </w:r>
-    </w:p>
-    <w:p>
-      <w:pPr>
-        <w:pStyle w:val="a4"/>
-        <w:rPr>
+        <w:rPr>
+          <w:szCs w:val="28"/>
+        </w:rPr>
+        <w:t xml:space="preserve"> – Создание на основе выдаваемого шаблона сертификата</w:t>
+      </w:r>
+    </w:p>
+    <w:p>
+      <w:pPr>
+        <w:rPr>
+          <w:sz w:val="28"/>
+          <w:szCs w:val="28"/>
+        </w:rPr>
+      </w:pPr>
+    </w:p>
+    <w:p>
+      <w:pPr>
+        <w:rPr>
+          <w:sz w:val="28"/>
+          <w:szCs w:val="28"/>
+        </w:rPr>
+      </w:pPr>
+    </w:p>
+    <w:p>
+      <w:pPr>
+        <w:rPr>
+          <w:b/>
+          <w:sz w:val="28"/>
+          <w:szCs w:val="28"/>
+        </w:rPr>
+      </w:pPr>
+      <w:r>
+        <w:rPr>
+          <w:b/>
+          <w:sz w:val="28"/>
+          <w:szCs w:val="28"/>
+        </w:rPr>
+        <w:lastRenderedPageBreak/>
+        <w:t>5 Создание нового доменного пользователя</w:t>
+      </w:r>
+    </w:p>
+    <w:p>
+      <w:pPr>
+        <w:ind w:firstLine="0"/>
+        <w:rPr>
+          <w:sz w:val="28"/>
           <w:szCs w:val="28"/>
         </w:rPr>
       </w:pPr>
@@ -4977,17 +5065,22 @@
       <w:pPr>
         <w:pStyle w:val="a4"/>
         <w:keepNext/>
-        <w:jc w:val="center"/>
-      </w:pPr>
-      <w:r>
-        <w:rPr>
+        <w:spacing w:after="0" w:line="360" w:lineRule="auto"/>
+        <w:jc w:val="center"/>
+        <w:rPr>
+          <w:szCs w:val="28"/>
+        </w:rPr>
+      </w:pPr>
+      <w:r>
+        <w:rPr>
+          <w:noProof/>
           <w:szCs w:val="28"/>
         </w:rPr>
         <w:drawing>
-          <wp:inline distT="0" distB="0" distL="0" distR="0" wp14:anchorId="05462517" wp14:editId="089CFDF7">
-            <wp:extent cx="5940425" cy="3113405"/>
-            <wp:effectExtent l="0" t="0" r="3175" b="0"/>
-            <wp:docPr id="42" name="Рисунок 42"/>
+          <wp:inline distT="0" distB="0" distL="0" distR="0" wp14:anchorId="159F4B23" wp14:editId="1B123983">
+            <wp:extent cx="5106113" cy="4163006"/>
+            <wp:effectExtent l="0" t="0" r="0" b="9525"/>
+            <wp:docPr id="40" name="Рисунок 40"/>
             <wp:cNvGraphicFramePr>
               <a:graphicFrameLocks xmlns:a="http://schemas.openxmlformats.org/drawingml/2006/main" noChangeAspect="1"/>
             </wp:cNvGraphicFramePr>
@@ -5007,7 +5100,7 @@
                   <pic:spPr>
                     <a:xfrm>
                       <a:off x="0" y="0"/>
-                      <a:ext cx="5940425" cy="3113405"/>
+                      <a:ext cx="5106113" cy="4163006"/>
                     </a:xfrm>
                     <a:prstGeom prst="rect">
                       <a:avLst/>
@@ -5023,134 +5116,110 @@
     <w:p>
       <w:pPr>
         <w:pStyle w:val="a4"/>
-        <w:jc w:val="center"/>
-        <w:rPr>
-          <w:szCs w:val="28"/>
-        </w:rPr>
-      </w:pPr>
-      <w:r>
+        <w:spacing w:after="0" w:line="360" w:lineRule="auto"/>
+        <w:jc w:val="center"/>
+        <w:rPr>
+          <w:szCs w:val="28"/>
+        </w:rPr>
+      </w:pPr>
+      <w:r>
+        <w:rPr>
+          <w:szCs w:val="28"/>
+        </w:rPr>
         <w:t xml:space="preserve">Рисунок </w:t>
       </w:r>
       <w:r>
+        <w:rPr>
+          <w:szCs w:val="28"/>
+        </w:rPr>
         <w:fldChar w:fldCharType="begin"/>
       </w:r>
       <w:r>
+        <w:rPr>
+          <w:szCs w:val="28"/>
+        </w:rPr>
         <w:instrText xml:space="preserve"> SEQ Рисунок \* ARABIC </w:instrText>
       </w:r>
       <w:r>
+        <w:rPr>
+          <w:szCs w:val="28"/>
+        </w:rPr>
         <w:fldChar w:fldCharType="separate"/>
       </w:r>
       <w:r>
         <w:rPr>
           <w:noProof/>
-        </w:rPr>
-        <w:t>37</w:t>
-      </w:r>
-      <w:r>
+          <w:szCs w:val="28"/>
+        </w:rPr>
+        <w:t>35</w:t>
+      </w:r>
+      <w:r>
+        <w:rPr>
+          <w:szCs w:val="28"/>
+        </w:rPr>
         <w:fldChar w:fldCharType="end"/>
       </w:r>
       <w:r>
-        <w:t xml:space="preserve"> </w:t>
-      </w:r>
-      <w:r>
-        <w:t>–</w:t>
-      </w:r>
-      <w:r>
-        <w:t xml:space="preserve"> Добавление пользователя в группу администраторов домена</w:t>
-      </w:r>
-    </w:p>
-    <w:p>
-      <w:pPr>
-        <w:pStyle w:val="a4"/>
-        <w:rPr>
-          <w:szCs w:val="28"/>
-        </w:rPr>
-      </w:pPr>
-    </w:p>
-    <w:p>
-      <w:pPr>
-        <w:spacing w:after="160" w:line="259" w:lineRule="auto"/>
-        <w:ind w:firstLine="0"/>
-        <w:jc w:val="left"/>
-        <w:rPr>
-          <w:iCs/>
-          <w:sz w:val="28"/>
-          <w:szCs w:val="28"/>
-        </w:rPr>
-      </w:pPr>
-      <w:r>
-        <w:rPr>
-          <w:szCs w:val="28"/>
-        </w:rPr>
-        <w:br w:type="page"/>
-      </w:r>
-    </w:p>
-    <w:p>
-      <w:pPr>
-        <w:ind w:firstLine="0"/>
-        <w:rPr>
-          <w:b/>
-          <w:sz w:val="28"/>
-          <w:szCs w:val="28"/>
-        </w:rPr>
-      </w:pPr>
-      <w:r>
-        <w:rPr>
-          <w:b/>
-          <w:sz w:val="28"/>
+        <w:rPr>
+          <w:szCs w:val="28"/>
+        </w:rPr>
+        <w:t xml:space="preserve"> – Создание нового пользователя в домене @</w:t>
+      </w:r>
+      <w:proofErr w:type="spellStart"/>
+      <w:r>
+        <w:rPr>
+          <w:szCs w:val="28"/>
+          <w:lang w:val="en-US"/>
+        </w:rPr>
+        <w:t>broido</w:t>
+      </w:r>
+      <w:proofErr w:type="spellEnd"/>
+      <w:r>
+        <w:rPr>
+          <w:szCs w:val="28"/>
+        </w:rPr>
+        <w:t>.</w:t>
+      </w:r>
+      <w:proofErr w:type="spellStart"/>
+      <w:r>
+        <w:rPr>
+          <w:szCs w:val="28"/>
+          <w:lang w:val="en-US"/>
+        </w:rPr>
+        <w:t>ib</w:t>
+      </w:r>
+      <w:proofErr w:type="spellEnd"/>
+    </w:p>
+    <w:p>
+      <w:pPr>
+        <w:pStyle w:val="a4"/>
+        <w:spacing w:after="0" w:line="360" w:lineRule="auto"/>
+        <w:rPr>
+          <w:szCs w:val="28"/>
+        </w:rPr>
+      </w:pPr>
+    </w:p>
+    <w:p>
+      <w:pPr>
+        <w:pStyle w:val="a4"/>
+        <w:keepNext/>
+        <w:spacing w:after="0" w:line="360" w:lineRule="auto"/>
+        <w:jc w:val="center"/>
+        <w:rPr>
+          <w:szCs w:val="28"/>
+        </w:rPr>
+      </w:pPr>
+      <w:r>
+        <w:rPr>
+          <w:noProof/>
           <w:szCs w:val="28"/>
         </w:rPr>
         <w:lastRenderedPageBreak/>
-        <w:t>6</w:t>
-      </w:r>
-      <w:r>
-        <w:rPr>
-          <w:b/>
-          <w:sz w:val="28"/>
-          <w:szCs w:val="28"/>
-        </w:rPr>
-        <w:t xml:space="preserve"> </w:t>
-      </w:r>
-      <w:r>
-        <w:rPr>
-          <w:b/>
-          <w:sz w:val="28"/>
-          <w:szCs w:val="28"/>
-        </w:rPr>
-        <w:t>Вход от имени нового пользователя и запрос сертификата</w:t>
-      </w:r>
-    </w:p>
-    <w:p>
-      <w:pPr>
-        <w:pStyle w:val="a4"/>
-        <w:rPr>
-          <w:szCs w:val="28"/>
-        </w:rPr>
-      </w:pPr>
-    </w:p>
-    <w:p>
-      <w:pPr>
-        <w:pStyle w:val="a4"/>
-        <w:rPr>
-          <w:szCs w:val="28"/>
-        </w:rPr>
-      </w:pPr>
-    </w:p>
-    <w:p>
-      <w:pPr>
-        <w:pStyle w:val="a4"/>
-        <w:keepNext/>
-        <w:jc w:val="center"/>
-      </w:pPr>
-      <w:r>
-        <w:rPr>
-          <w:szCs w:val="28"/>
-        </w:rPr>
         <w:drawing>
-          <wp:inline distT="0" distB="0" distL="0" distR="0" wp14:anchorId="44F054AA" wp14:editId="6F108203">
-            <wp:extent cx="5352785" cy="3505200"/>
-            <wp:effectExtent l="0" t="0" r="635" b="0"/>
-            <wp:docPr id="43" name="Рисунок 43"/>
+          <wp:inline distT="0" distB="0" distL="0" distR="0" wp14:anchorId="3E17D992" wp14:editId="340293B3">
+            <wp:extent cx="5125165" cy="4172532"/>
+            <wp:effectExtent l="0" t="0" r="0" b="0"/>
+            <wp:docPr id="41" name="Рисунок 41"/>
             <wp:cNvGraphicFramePr>
               <a:graphicFrameLocks xmlns:a="http://schemas.openxmlformats.org/drawingml/2006/main" noChangeAspect="1"/>
             </wp:cNvGraphicFramePr>
@@ -5170,7 +5239,7 @@
                   <pic:spPr>
                     <a:xfrm>
                       <a:off x="0" y="0"/>
-                      <a:ext cx="5391223" cy="3530370"/>
+                      <a:ext cx="5125165" cy="4172532"/>
                     </a:xfrm>
                     <a:prstGeom prst="rect">
                       <a:avLst/>
@@ -5186,45 +5255,60 @@
     <w:p>
       <w:pPr>
         <w:pStyle w:val="a4"/>
-        <w:jc w:val="center"/>
-        <w:rPr>
-          <w:szCs w:val="28"/>
-        </w:rPr>
-      </w:pPr>
-      <w:r>
+        <w:spacing w:after="0" w:line="360" w:lineRule="auto"/>
+        <w:jc w:val="center"/>
+        <w:rPr>
+          <w:szCs w:val="28"/>
+        </w:rPr>
+      </w:pPr>
+      <w:r>
+        <w:rPr>
+          <w:szCs w:val="28"/>
+        </w:rPr>
         <w:t xml:space="preserve">Рисунок </w:t>
       </w:r>
       <w:r>
+        <w:rPr>
+          <w:szCs w:val="28"/>
+        </w:rPr>
         <w:fldChar w:fldCharType="begin"/>
       </w:r>
       <w:r>
+        <w:rPr>
+          <w:szCs w:val="28"/>
+        </w:rPr>
         <w:instrText xml:space="preserve"> SEQ Рисунок \* ARABIC </w:instrText>
       </w:r>
       <w:r>
+        <w:rPr>
+          <w:szCs w:val="28"/>
+        </w:rPr>
         <w:fldChar w:fldCharType="separate"/>
       </w:r>
       <w:r>
         <w:rPr>
           <w:noProof/>
-        </w:rPr>
-        <w:t>38</w:t>
-      </w:r>
-      <w:r>
+          <w:szCs w:val="28"/>
+        </w:rPr>
+        <w:t>36</w:t>
+      </w:r>
+      <w:r>
+        <w:rPr>
+          <w:szCs w:val="28"/>
+        </w:rPr>
         <w:fldChar w:fldCharType="end"/>
       </w:r>
       <w:r>
-        <w:t xml:space="preserve"> </w:t>
-      </w:r>
-      <w:r>
-        <w:t>–</w:t>
-      </w:r>
-      <w:r>
-        <w:t xml:space="preserve"> Запрос сертификата</w:t>
-      </w:r>
-    </w:p>
-    <w:p>
-      <w:pPr>
-        <w:pStyle w:val="a4"/>
+        <w:rPr>
+          <w:szCs w:val="28"/>
+        </w:rPr>
+        <w:t xml:space="preserve"> – Задание пароля новому пользователю</w:t>
+      </w:r>
+    </w:p>
+    <w:p>
+      <w:pPr>
+        <w:pStyle w:val="a4"/>
+        <w:spacing w:after="0" w:line="360" w:lineRule="auto"/>
         <w:rPr>
           <w:szCs w:val="28"/>
         </w:rPr>
@@ -5234,17 +5318,22 @@
       <w:pPr>
         <w:pStyle w:val="a4"/>
         <w:keepNext/>
-        <w:jc w:val="center"/>
-      </w:pPr>
-      <w:r>
-        <w:rPr>
+        <w:spacing w:after="0" w:line="360" w:lineRule="auto"/>
+        <w:jc w:val="center"/>
+        <w:rPr>
+          <w:szCs w:val="28"/>
+        </w:rPr>
+      </w:pPr>
+      <w:r>
+        <w:rPr>
+          <w:noProof/>
           <w:szCs w:val="28"/>
         </w:rPr>
         <w:drawing>
-          <wp:inline distT="0" distB="0" distL="0" distR="0" wp14:anchorId="7D40ED2B" wp14:editId="0D91E83C">
-            <wp:extent cx="5477196" cy="3581400"/>
-            <wp:effectExtent l="0" t="0" r="9525" b="0"/>
-            <wp:docPr id="44" name="Рисунок 44"/>
+          <wp:inline distT="0" distB="0" distL="0" distR="0" wp14:anchorId="05462517" wp14:editId="089CFDF7">
+            <wp:extent cx="5940425" cy="3113405"/>
+            <wp:effectExtent l="0" t="0" r="3175" b="0"/>
+            <wp:docPr id="42" name="Рисунок 42"/>
             <wp:cNvGraphicFramePr>
               <a:graphicFrameLocks xmlns:a="http://schemas.openxmlformats.org/drawingml/2006/main" noChangeAspect="1"/>
             </wp:cNvGraphicFramePr>
@@ -5264,7 +5353,7 @@
                   <pic:spPr>
                     <a:xfrm>
                       <a:off x="0" y="0"/>
-                      <a:ext cx="5486920" cy="3587758"/>
+                      <a:ext cx="5940425" cy="3113405"/>
                     </a:xfrm>
                     <a:prstGeom prst="rect">
                       <a:avLst/>
@@ -5280,48 +5369,78 @@
     <w:p>
       <w:pPr>
         <w:pStyle w:val="a4"/>
-        <w:jc w:val="center"/>
-        <w:rPr>
-          <w:iCs w:val="0"/>
-        </w:rPr>
-      </w:pPr>
-      <w:r>
+        <w:spacing w:after="0" w:line="360" w:lineRule="auto"/>
+        <w:jc w:val="center"/>
+        <w:rPr>
+          <w:szCs w:val="28"/>
+        </w:rPr>
+      </w:pPr>
+      <w:r>
+        <w:rPr>
+          <w:szCs w:val="28"/>
+        </w:rPr>
         <w:t xml:space="preserve">Рисунок </w:t>
       </w:r>
       <w:r>
+        <w:rPr>
+          <w:szCs w:val="28"/>
+        </w:rPr>
         <w:fldChar w:fldCharType="begin"/>
       </w:r>
       <w:r>
+        <w:rPr>
+          <w:szCs w:val="28"/>
+        </w:rPr>
         <w:instrText xml:space="preserve"> SEQ Рисунок \* ARABIC </w:instrText>
       </w:r>
       <w:r>
+        <w:rPr>
+          <w:szCs w:val="28"/>
+        </w:rPr>
         <w:fldChar w:fldCharType="separate"/>
       </w:r>
       <w:r>
         <w:rPr>
           <w:noProof/>
-        </w:rPr>
-        <w:t>39</w:t>
-      </w:r>
-      <w:r>
+          <w:szCs w:val="28"/>
+        </w:rPr>
+        <w:t>37</w:t>
+      </w:r>
+      <w:r>
+        <w:rPr>
+          <w:szCs w:val="28"/>
+        </w:rPr>
         <w:fldChar w:fldCharType="end"/>
       </w:r>
       <w:r>
-        <w:t xml:space="preserve"> </w:t>
-      </w:r>
-      <w:r>
-        <w:t>–</w:t>
-      </w:r>
-      <w:r>
-        <w:t xml:space="preserve"> Подтверждение успешного получения сертификата</w:t>
-      </w:r>
-      <w:r>
-        <w:br w:type="page"/>
-      </w:r>
+        <w:rPr>
+          <w:szCs w:val="28"/>
+        </w:rPr>
+        <w:t xml:space="preserve"> – Добавление пользователя в группу администраторов домена</w:t>
+      </w:r>
+    </w:p>
+    <w:p>
+      <w:pPr>
+        <w:pStyle w:val="a4"/>
+        <w:spacing w:after="0" w:line="360" w:lineRule="auto"/>
+        <w:rPr>
+          <w:szCs w:val="28"/>
+        </w:rPr>
+      </w:pPr>
     </w:p>
     <w:p>
       <w:pPr>
         <w:ind w:firstLine="0"/>
+        <w:jc w:val="left"/>
+        <w:rPr>
+          <w:iCs/>
+          <w:sz w:val="28"/>
+          <w:szCs w:val="28"/>
+        </w:rPr>
+      </w:pPr>
+    </w:p>
+    <w:p>
+      <w:pPr>
         <w:rPr>
           <w:b/>
           <w:sz w:val="28"/>
@@ -5335,60 +5454,14 @@
           <w:szCs w:val="28"/>
         </w:rPr>
         <w:lastRenderedPageBreak/>
-        <w:t>7</w:t>
-      </w:r>
-      <w:r>
-        <w:rPr>
-          <w:b/>
-          <w:sz w:val="28"/>
-          <w:szCs w:val="28"/>
-        </w:rPr>
-        <w:t xml:space="preserve"> </w:t>
-      </w:r>
-      <w:r>
-        <w:rPr>
-          <w:b/>
-          <w:sz w:val="28"/>
-          <w:szCs w:val="28"/>
-        </w:rPr>
-        <w:t>Работа с утилитой cryptcp для подписи и шифрования данных</w:t>
-      </w:r>
-    </w:p>
-    <w:p>
-      <w:pPr>
-        <w:pStyle w:val="a4"/>
-        <w:rPr>
-          <w:szCs w:val="28"/>
-        </w:rPr>
-      </w:pPr>
-    </w:p>
-    <w:p>
-      <w:pPr>
-        <w:pStyle w:val="a4"/>
-        <w:rPr>
-          <w:szCs w:val="28"/>
-        </w:rPr>
-      </w:pPr>
-    </w:p>
-    <w:p>
-      <w:pPr>
-        <w:pStyle w:val="a4"/>
-        <w:rPr>
-          <w:szCs w:val="28"/>
-        </w:rPr>
-      </w:pPr>
-      <w:r>
-        <w:rPr>
-          <w:szCs w:val="28"/>
-        </w:rPr>
-        <w:t>Исходный текст – вариант 4: «Дело знай, а правду помни.»</w:t>
-      </w:r>
-    </w:p>
-    <w:p>
-      <w:pPr>
-        <w:ind w:firstLine="0"/>
-        <w:rPr>
-          <w:sz w:val="28"/>
+        <w:t>6 Вход от имени нового пользователя и запрос сертификата</w:t>
+      </w:r>
+    </w:p>
+    <w:p>
+      <w:pPr>
+        <w:pStyle w:val="a4"/>
+        <w:spacing w:after="0" w:line="360" w:lineRule="auto"/>
+        <w:rPr>
           <w:szCs w:val="28"/>
         </w:rPr>
       </w:pPr>
@@ -5400,15 +5473,11 @@
         <w:jc w:val="center"/>
       </w:pPr>
       <w:r>
-        <w:rPr>
-          <w:sz w:val="28"/>
-          <w:szCs w:val="28"/>
-        </w:rPr>
         <w:drawing>
-          <wp:inline distT="0" distB="0" distL="0" distR="0" wp14:anchorId="7A6D4C27" wp14:editId="134F29C3">
-            <wp:extent cx="5940425" cy="4038600"/>
-            <wp:effectExtent l="0" t="0" r="3175" b="0"/>
-            <wp:docPr id="46" name="Рисунок 46"/>
+          <wp:inline distT="0" distB="0" distL="0" distR="0" wp14:anchorId="1A30D0D1" wp14:editId="6483FC10">
+            <wp:extent cx="4991868" cy="3418269"/>
+            <wp:effectExtent l="0" t="0" r="0" b="0"/>
+            <wp:docPr id="2" name="Рисунок 2"/>
             <wp:cNvGraphicFramePr>
               <a:graphicFrameLocks xmlns:a="http://schemas.openxmlformats.org/drawingml/2006/main" noChangeAspect="1"/>
             </wp:cNvGraphicFramePr>
@@ -5428,7 +5497,7 @@
                   <pic:spPr>
                     <a:xfrm>
                       <a:off x="0" y="0"/>
-                      <a:ext cx="5940425" cy="4038600"/>
+                      <a:ext cx="5005690" cy="3427734"/>
                     </a:xfrm>
                     <a:prstGeom prst="rect">
                       <a:avLst/>
@@ -5445,9 +5514,6 @@
       <w:pPr>
         <w:pStyle w:val="a4"/>
         <w:jc w:val="center"/>
-        <w:rPr>
-          <w:szCs w:val="28"/>
-        </w:rPr>
       </w:pPr>
       <w:r>
         <w:t xml:space="preserve">Рисунок </w:t>
@@ -5465,7 +5531,7 @@
         <w:rPr>
           <w:noProof/>
         </w:rPr>
-        <w:t>40</w:t>
+        <w:t>38</w:t>
       </w:r>
       <w:r>
         <w:fldChar w:fldCharType="end"/>
@@ -5474,45 +5540,15 @@
         <w:t xml:space="preserve"> </w:t>
       </w:r>
       <w:r>
-        <w:t xml:space="preserve">– Получение </w:t>
-      </w:r>
-      <w:r>
-        <w:t xml:space="preserve">и проверка </w:t>
-      </w:r>
-      <w:r>
-        <w:t>электронной подписи файла</w:t>
-      </w:r>
-    </w:p>
-    <w:p>
-      <w:pPr>
-        <w:ind w:firstLine="0"/>
-        <w:rPr>
-          <w:sz w:val="28"/>
-          <w:szCs w:val="28"/>
-        </w:rPr>
-      </w:pPr>
-    </w:p>
-    <w:p>
-      <w:pPr>
-        <w:ind w:firstLine="708"/>
-        <w:rPr>
-          <w:sz w:val="28"/>
-          <w:szCs w:val="28"/>
-        </w:rPr>
-      </w:pPr>
-      <w:r>
-        <w:rPr>
-          <w:sz w:val="28"/>
-          <w:szCs w:val="28"/>
-        </w:rPr>
-        <w:t>Внесем изменения в файл и проверим подпись еще раз:</w:t>
-      </w:r>
-    </w:p>
-    <w:p>
-      <w:pPr>
-        <w:ind w:firstLine="0"/>
-        <w:rPr>
-          <w:sz w:val="28"/>
+        <w:t>– Запрос сертификата</w:t>
+      </w:r>
+    </w:p>
+    <w:p>
+      <w:pPr>
+        <w:pStyle w:val="a4"/>
+        <w:keepNext/>
+        <w:spacing w:after="0" w:line="360" w:lineRule="auto"/>
+        <w:rPr>
           <w:szCs w:val="28"/>
         </w:rPr>
       </w:pPr>
@@ -5524,16 +5560,11 @@
         <w:jc w:val="center"/>
       </w:pPr>
       <w:r>
-        <w:rPr>
-          <w:sz w:val="28"/>
-          <w:szCs w:val="28"/>
-        </w:rPr>
-        <w:lastRenderedPageBreak/>
         <w:drawing>
-          <wp:inline distT="0" distB="0" distL="0" distR="0" wp14:anchorId="125CD3C8" wp14:editId="4D9DF7D5">
-            <wp:extent cx="5062764" cy="3713055"/>
-            <wp:effectExtent l="0" t="0" r="5080" b="1905"/>
-            <wp:docPr id="47" name="Рисунок 47"/>
+          <wp:inline distT="0" distB="0" distL="0" distR="0" wp14:anchorId="443CACF6" wp14:editId="3506D430">
+            <wp:extent cx="4982482" cy="3418766"/>
+            <wp:effectExtent l="0" t="0" r="8890" b="0"/>
+            <wp:docPr id="3" name="Рисунок 3"/>
             <wp:cNvGraphicFramePr>
               <a:graphicFrameLocks xmlns:a="http://schemas.openxmlformats.org/drawingml/2006/main" noChangeAspect="1"/>
             </wp:cNvGraphicFramePr>
@@ -5553,7 +5584,7 @@
                   <pic:spPr>
                     <a:xfrm>
                       <a:off x="0" y="0"/>
-                      <a:ext cx="5072322" cy="3720065"/>
+                      <a:ext cx="4984766" cy="3420333"/>
                     </a:xfrm>
                     <a:prstGeom prst="rect">
                       <a:avLst/>
@@ -5570,9 +5601,6 @@
       <w:pPr>
         <w:pStyle w:val="a4"/>
         <w:jc w:val="center"/>
-        <w:rPr>
-          <w:szCs w:val="28"/>
-        </w:rPr>
       </w:pPr>
       <w:r>
         <w:t xml:space="preserve">Рисунок </w:t>
@@ -5590,7 +5618,7 @@
         <w:rPr>
           <w:noProof/>
         </w:rPr>
-        <w:t>41</w:t>
+        <w:t>39</w:t>
       </w:r>
       <w:r>
         <w:fldChar w:fldCharType="end"/>
@@ -5599,38 +5627,111 @@
         <w:t xml:space="preserve"> </w:t>
       </w:r>
       <w:r>
-        <w:t xml:space="preserve">– Проверка электронной подписи </w:t>
-      </w:r>
-      <w:r>
-        <w:t xml:space="preserve">измененного </w:t>
-      </w:r>
-      <w:r>
-        <w:t>файла</w:t>
-      </w:r>
-    </w:p>
-    <w:p>
-      <w:pPr>
-        <w:pStyle w:val="a4"/>
-        <w:rPr>
-          <w:szCs w:val="28"/>
-        </w:rPr>
-      </w:pPr>
-    </w:p>
-    <w:p>
-      <w:pPr>
-        <w:pStyle w:val="a4"/>
+        <w:t>– Подтверждение успешного получения сертификата</w:t>
+      </w:r>
+    </w:p>
+    <w:p>
+      <w:pPr>
+        <w:rPr>
+          <w:sz w:val="28"/>
+          <w:szCs w:val="28"/>
+        </w:rPr>
+      </w:pPr>
+    </w:p>
+    <w:p>
+      <w:pPr>
+        <w:rPr>
+          <w:sz w:val="28"/>
+          <w:szCs w:val="28"/>
+        </w:rPr>
+      </w:pPr>
+    </w:p>
+    <w:p>
+      <w:pPr>
+        <w:rPr>
+          <w:b/>
+          <w:sz w:val="28"/>
+          <w:szCs w:val="28"/>
+        </w:rPr>
+      </w:pPr>
+      <w:r>
+        <w:rPr>
+          <w:b/>
+          <w:sz w:val="28"/>
+          <w:szCs w:val="28"/>
+        </w:rPr>
+        <w:lastRenderedPageBreak/>
+        <w:t xml:space="preserve">7 Работа с утилитой </w:t>
+      </w:r>
+      <w:proofErr w:type="spellStart"/>
+      <w:r>
+        <w:rPr>
+          <w:b/>
+          <w:sz w:val="28"/>
+          <w:szCs w:val="28"/>
+        </w:rPr>
+        <w:t>cryptcp</w:t>
+      </w:r>
+      <w:proofErr w:type="spellEnd"/>
+      <w:r>
+        <w:rPr>
+          <w:b/>
+          <w:sz w:val="28"/>
+          <w:szCs w:val="28"/>
+        </w:rPr>
+        <w:t xml:space="preserve"> для подписи и шифрования данных</w:t>
+      </w:r>
+    </w:p>
+    <w:p>
+      <w:pPr>
+        <w:pStyle w:val="a4"/>
+        <w:spacing w:after="0" w:line="360" w:lineRule="auto"/>
+        <w:rPr>
+          <w:szCs w:val="28"/>
+        </w:rPr>
+      </w:pPr>
+    </w:p>
+    <w:p>
+      <w:pPr>
+        <w:pStyle w:val="a4"/>
+        <w:spacing w:after="0" w:line="360" w:lineRule="auto"/>
+        <w:ind w:firstLine="709"/>
+        <w:rPr>
+          <w:szCs w:val="28"/>
+        </w:rPr>
+      </w:pPr>
+      <w:r>
+        <w:rPr>
+          <w:szCs w:val="28"/>
+        </w:rPr>
+        <w:t>Исходный текст – вариант 4: «Дело знай, а правду помни.»</w:t>
+      </w:r>
+    </w:p>
+    <w:p>
+      <w:pPr>
+        <w:ind w:firstLine="0"/>
+        <w:rPr>
+          <w:sz w:val="28"/>
+          <w:szCs w:val="28"/>
+        </w:rPr>
+      </w:pPr>
+    </w:p>
+    <w:p>
+      <w:pPr>
         <w:keepNext/>
-        <w:jc w:val="center"/>
-      </w:pPr>
-      <w:r>
-        <w:rPr>
+        <w:ind w:firstLine="0"/>
+        <w:jc w:val="center"/>
+      </w:pPr>
+      <w:r>
+        <w:rPr>
+          <w:sz w:val="28"/>
           <w:szCs w:val="28"/>
         </w:rPr>
         <w:drawing>
-          <wp:inline distT="0" distB="0" distL="0" distR="0" wp14:anchorId="599EAF0B" wp14:editId="4DC6116A">
-            <wp:extent cx="5398715" cy="4071976"/>
-            <wp:effectExtent l="0" t="0" r="0" b="5080"/>
-            <wp:docPr id="48" name="Рисунок 48"/>
+          <wp:inline distT="0" distB="0" distL="0" distR="0" wp14:anchorId="61E53141" wp14:editId="4FACBCF7">
+            <wp:extent cx="5940425" cy="4232910"/>
+            <wp:effectExtent l="0" t="0" r="3175" b="0"/>
+            <wp:docPr id="4" name="Рисунок 4"/>
             <wp:cNvGraphicFramePr>
               <a:graphicFrameLocks xmlns:a="http://schemas.openxmlformats.org/drawingml/2006/main" noChangeAspect="1"/>
             </wp:cNvGraphicFramePr>
@@ -5650,7 +5751,7 @@
                   <pic:spPr>
                     <a:xfrm>
                       <a:off x="0" y="0"/>
-                      <a:ext cx="5409428" cy="4080056"/>
+                      <a:ext cx="5940425" cy="4232910"/>
                     </a:xfrm>
                     <a:prstGeom prst="rect">
                       <a:avLst/>
@@ -5687,7 +5788,7 @@
         <w:rPr>
           <w:noProof/>
         </w:rPr>
-        <w:t>42</w:t>
+        <w:t>40</w:t>
       </w:r>
       <w:r>
         <w:fldChar w:fldCharType="end"/>
@@ -5696,36 +5797,60 @@
         <w:t xml:space="preserve"> </w:t>
       </w:r>
       <w:r>
-        <w:t>–</w:t>
-      </w:r>
-      <w:r>
-        <w:t xml:space="preserve"> Шифрование файла</w:t>
-      </w:r>
-    </w:p>
-    <w:p>
-      <w:pPr>
-        <w:pStyle w:val="a4"/>
-        <w:rPr>
-          <w:szCs w:val="28"/>
-        </w:rPr>
-      </w:pPr>
-    </w:p>
-    <w:p>
-      <w:pPr>
-        <w:pStyle w:val="a4"/>
+        <w:t>– Получение и проверка электронной подписи файла</w:t>
+      </w:r>
+    </w:p>
+    <w:p>
+      <w:pPr>
+        <w:ind w:firstLine="0"/>
+        <w:rPr>
+          <w:sz w:val="28"/>
+          <w:szCs w:val="28"/>
+        </w:rPr>
+      </w:pPr>
+    </w:p>
+    <w:p>
+      <w:pPr>
+        <w:ind w:firstLine="708"/>
+        <w:rPr>
+          <w:sz w:val="28"/>
+          <w:szCs w:val="28"/>
+        </w:rPr>
+      </w:pPr>
+      <w:r>
+        <w:rPr>
+          <w:sz w:val="28"/>
+          <w:szCs w:val="28"/>
+        </w:rPr>
+        <w:t>Внесем изменения в файл и проверим подпись еще раз:</w:t>
+      </w:r>
+    </w:p>
+    <w:p>
+      <w:pPr>
+        <w:ind w:firstLine="0"/>
+        <w:rPr>
+          <w:sz w:val="28"/>
+          <w:szCs w:val="28"/>
+        </w:rPr>
+      </w:pPr>
+    </w:p>
+    <w:p>
+      <w:pPr>
         <w:keepNext/>
-        <w:jc w:val="center"/>
-      </w:pPr>
-      <w:r>
-        <w:rPr>
+        <w:ind w:firstLine="0"/>
+        <w:jc w:val="center"/>
+      </w:pPr>
+      <w:r>
+        <w:rPr>
+          <w:sz w:val="28"/>
           <w:szCs w:val="28"/>
         </w:rPr>
         <w:lastRenderedPageBreak/>
         <w:drawing>
-          <wp:inline distT="0" distB="0" distL="0" distR="0" wp14:anchorId="0CF31CB0" wp14:editId="6102140A">
-            <wp:extent cx="5907768" cy="4276580"/>
+          <wp:inline distT="0" distB="0" distL="0" distR="0" wp14:anchorId="008A16AA" wp14:editId="705FA8FF">
+            <wp:extent cx="5341711" cy="5073341"/>
             <wp:effectExtent l="0" t="0" r="0" b="0"/>
-            <wp:docPr id="49" name="Рисунок 49"/>
+            <wp:docPr id="25" name="Рисунок 25"/>
             <wp:cNvGraphicFramePr>
               <a:graphicFrameLocks xmlns:a="http://schemas.openxmlformats.org/drawingml/2006/main" noChangeAspect="1"/>
             </wp:cNvGraphicFramePr>
@@ -5745,7 +5870,7 @@
                   <pic:spPr>
                     <a:xfrm>
                       <a:off x="0" y="0"/>
-                      <a:ext cx="5913140" cy="4280468"/>
+                      <a:ext cx="5342915" cy="5074484"/>
                     </a:xfrm>
                     <a:prstGeom prst="rect">
                       <a:avLst/>
@@ -5762,6 +5887,9 @@
       <w:pPr>
         <w:pStyle w:val="a4"/>
         <w:jc w:val="center"/>
+        <w:rPr>
+          <w:szCs w:val="28"/>
+        </w:rPr>
       </w:pPr>
       <w:r>
         <w:t xml:space="preserve">Рисунок </w:t>
@@ -5779,6 +5907,193 @@
         <w:rPr>
           <w:noProof/>
         </w:rPr>
+        <w:t>41</w:t>
+      </w:r>
+      <w:r>
+        <w:fldChar w:fldCharType="end"/>
+      </w:r>
+      <w:r>
+        <w:t xml:space="preserve"> </w:t>
+      </w:r>
+      <w:r>
+        <w:t>– Проверка электронной подписи измененного файла</w:t>
+      </w:r>
+    </w:p>
+    <w:p>
+      <w:pPr>
+        <w:ind w:firstLine="0"/>
+        <w:rPr>
+          <w:sz w:val="28"/>
+          <w:szCs w:val="28"/>
+        </w:rPr>
+      </w:pPr>
+    </w:p>
+    <w:p>
+      <w:pPr>
+        <w:keepNext/>
+        <w:ind w:firstLine="0"/>
+        <w:jc w:val="center"/>
+      </w:pPr>
+      <w:r>
+        <w:rPr>
+          <w:sz w:val="28"/>
+          <w:szCs w:val="28"/>
+        </w:rPr>
+        <w:lastRenderedPageBreak/>
+        <w:drawing>
+          <wp:inline distT="0" distB="0" distL="0" distR="0" wp14:anchorId="64ED7D53" wp14:editId="0A5BE993">
+            <wp:extent cx="4698874" cy="3689280"/>
+            <wp:effectExtent l="0" t="0" r="6985" b="6985"/>
+            <wp:docPr id="45" name="Рисунок 45"/>
+            <wp:cNvGraphicFramePr>
+              <a:graphicFrameLocks xmlns:a="http://schemas.openxmlformats.org/drawingml/2006/main" noChangeAspect="1"/>
+            </wp:cNvGraphicFramePr>
+            <a:graphic xmlns:a="http://schemas.openxmlformats.org/drawingml/2006/main">
+              <a:graphicData uri="http://schemas.openxmlformats.org/drawingml/2006/picture">
+                <pic:pic xmlns:pic="http://schemas.openxmlformats.org/drawingml/2006/picture">
+                  <pic:nvPicPr>
+                    <pic:cNvPr id="1" name=""/>
+                    <pic:cNvPicPr/>
+                  </pic:nvPicPr>
+                  <pic:blipFill>
+                    <a:blip r:embed="rId48"/>
+                    <a:stretch>
+                      <a:fillRect/>
+                    </a:stretch>
+                  </pic:blipFill>
+                  <pic:spPr>
+                    <a:xfrm>
+                      <a:off x="0" y="0"/>
+                      <a:ext cx="4710731" cy="3698589"/>
+                    </a:xfrm>
+                    <a:prstGeom prst="rect">
+                      <a:avLst/>
+                    </a:prstGeom>
+                  </pic:spPr>
+                </pic:pic>
+              </a:graphicData>
+            </a:graphic>
+          </wp:inline>
+        </w:drawing>
+      </w:r>
+    </w:p>
+    <w:p>
+      <w:pPr>
+        <w:pStyle w:val="a4"/>
+        <w:jc w:val="center"/>
+        <w:rPr>
+          <w:szCs w:val="28"/>
+        </w:rPr>
+      </w:pPr>
+      <w:r>
+        <w:t xml:space="preserve">Рисунок </w:t>
+      </w:r>
+      <w:r>
+        <w:fldChar w:fldCharType="begin"/>
+      </w:r>
+      <w:r>
+        <w:instrText xml:space="preserve"> SEQ Рисунок \* ARABIC </w:instrText>
+      </w:r>
+      <w:r>
+        <w:fldChar w:fldCharType="separate"/>
+      </w:r>
+      <w:r>
+        <w:rPr>
+          <w:noProof/>
+        </w:rPr>
+        <w:t>42</w:t>
+      </w:r>
+      <w:r>
+        <w:fldChar w:fldCharType="end"/>
+      </w:r>
+      <w:r>
+        <w:t xml:space="preserve"> </w:t>
+      </w:r>
+      <w:r>
+        <w:t>– Шифрование файла</w:t>
+      </w:r>
+    </w:p>
+    <w:p>
+      <w:pPr>
+        <w:pStyle w:val="a4"/>
+        <w:spacing w:after="0" w:line="360" w:lineRule="auto"/>
+        <w:rPr>
+          <w:szCs w:val="28"/>
+        </w:rPr>
+      </w:pPr>
+    </w:p>
+    <w:p>
+      <w:pPr>
+        <w:pStyle w:val="a4"/>
+        <w:keepNext/>
+        <w:spacing w:after="0" w:line="360" w:lineRule="auto"/>
+        <w:jc w:val="center"/>
+      </w:pPr>
+      <w:r>
+        <w:rPr>
+          <w:szCs w:val="28"/>
+        </w:rPr>
+        <w:drawing>
+          <wp:inline distT="0" distB="0" distL="0" distR="0" wp14:anchorId="78390C4B" wp14:editId="2B2A4B73">
+            <wp:extent cx="4678958" cy="3715658"/>
+            <wp:effectExtent l="0" t="0" r="7620" b="0"/>
+            <wp:docPr id="50" name="Рисунок 50"/>
+            <wp:cNvGraphicFramePr>
+              <a:graphicFrameLocks xmlns:a="http://schemas.openxmlformats.org/drawingml/2006/main" noChangeAspect="1"/>
+            </wp:cNvGraphicFramePr>
+            <a:graphic xmlns:a="http://schemas.openxmlformats.org/drawingml/2006/main">
+              <a:graphicData uri="http://schemas.openxmlformats.org/drawingml/2006/picture">
+                <pic:pic xmlns:pic="http://schemas.openxmlformats.org/drawingml/2006/picture">
+                  <pic:nvPicPr>
+                    <pic:cNvPr id="1" name=""/>
+                    <pic:cNvPicPr/>
+                  </pic:nvPicPr>
+                  <pic:blipFill>
+                    <a:blip r:embed="rId49"/>
+                    <a:stretch>
+                      <a:fillRect/>
+                    </a:stretch>
+                  </pic:blipFill>
+                  <pic:spPr>
+                    <a:xfrm>
+                      <a:off x="0" y="0"/>
+                      <a:ext cx="4685628" cy="3720954"/>
+                    </a:xfrm>
+                    <a:prstGeom prst="rect">
+                      <a:avLst/>
+                    </a:prstGeom>
+                  </pic:spPr>
+                </pic:pic>
+              </a:graphicData>
+            </a:graphic>
+          </wp:inline>
+        </w:drawing>
+      </w:r>
+    </w:p>
+    <w:p>
+      <w:pPr>
+        <w:pStyle w:val="a4"/>
+        <w:jc w:val="center"/>
+        <w:rPr>
+          <w:szCs w:val="28"/>
+        </w:rPr>
+      </w:pPr>
+      <w:r>
+        <w:t xml:space="preserve">Рисунок </w:t>
+      </w:r>
+      <w:r>
+        <w:fldChar w:fldCharType="begin"/>
+      </w:r>
+      <w:r>
+        <w:instrText xml:space="preserve"> SEQ Рисунок \* ARABIC </w:instrText>
+      </w:r>
+      <w:r>
+        <w:fldChar w:fldCharType="separate"/>
+      </w:r>
+      <w:r>
+        <w:rPr>
+          <w:noProof/>
+        </w:rPr>
         <w:t>43</w:t>
       </w:r>
       <w:r>
@@ -5788,26 +6103,22 @@
         <w:t xml:space="preserve"> </w:t>
       </w:r>
       <w:r>
-        <w:t xml:space="preserve">– </w:t>
-      </w:r>
-      <w:r>
-        <w:t>Расшиф</w:t>
-      </w:r>
-      <w:r>
-        <w:t>рование файла</w:t>
-      </w:r>
-    </w:p>
-    <w:p>
-      <w:pPr>
-        <w:pStyle w:val="a4"/>
-        <w:rPr>
-          <w:szCs w:val="28"/>
-        </w:rPr>
-      </w:pPr>
-    </w:p>
-    <w:p>
-      <w:pPr>
-        <w:pStyle w:val="a4"/>
+        <w:t>– Расшифрование файла</w:t>
+      </w:r>
+    </w:p>
+    <w:p>
+      <w:pPr>
+        <w:pStyle w:val="a4"/>
+        <w:spacing w:after="0" w:line="360" w:lineRule="auto"/>
+        <w:rPr>
+          <w:szCs w:val="28"/>
+        </w:rPr>
+      </w:pPr>
+    </w:p>
+    <w:p>
+      <w:pPr>
+        <w:pStyle w:val="a4"/>
+        <w:spacing w:after="0" w:line="360" w:lineRule="auto"/>
         <w:rPr>
           <w:szCs w:val="28"/>
         </w:rPr>
@@ -5818,6 +6129,7 @@
         <w:ind w:firstLine="0"/>
         <w:rPr>
           <w:b/>
+          <w:bCs/>
           <w:sz w:val="28"/>
           <w:szCs w:val="28"/>
         </w:rPr>
@@ -5825,37 +6137,244 @@
       <w:r>
         <w:rPr>
           <w:b/>
-          <w:sz w:val="28"/>
-          <w:szCs w:val="28"/>
-        </w:rPr>
-        <w:t>8</w:t>
-      </w:r>
-      <w:r>
+          <w:bCs/>
+          <w:sz w:val="28"/>
+          <w:szCs w:val="28"/>
+        </w:rPr>
+        <w:lastRenderedPageBreak/>
+        <w:t>8 Вывод</w:t>
+      </w:r>
+    </w:p>
+    <w:p>
+      <w:pPr>
+        <w:ind w:firstLine="0"/>
+        <w:rPr>
+          <w:sz w:val="28"/>
+          <w:szCs w:val="28"/>
+        </w:rPr>
+      </w:pPr>
+    </w:p>
+    <w:p>
+      <w:pPr>
+        <w:ind w:firstLine="708"/>
+        <w:rPr>
+          <w:sz w:val="28"/>
+          <w:szCs w:val="28"/>
+        </w:rPr>
+      </w:pPr>
+      <w:r>
+        <w:rPr>
+          <w:sz w:val="28"/>
+          <w:szCs w:val="28"/>
+        </w:rPr>
+        <w:t>В ходе выполнения лабораторной работы были изучены и практически освоены средства криптографической защиты информации на примере инфраструктуры открытых ключей и удостоверяющего центра.</w:t>
+      </w:r>
+    </w:p>
+    <w:p>
+      <w:pPr>
+        <w:ind w:firstLine="708"/>
+        <w:rPr>
+          <w:sz w:val="28"/>
+          <w:szCs w:val="28"/>
+        </w:rPr>
+      </w:pPr>
+      <w:r>
+        <w:rPr>
+          <w:sz w:val="28"/>
+          <w:szCs w:val="28"/>
+        </w:rPr>
+        <w:t>Был развернут контроллер домена на операционной систем</w:t>
+      </w:r>
+      <w:r>
+        <w:rPr>
+          <w:sz w:val="28"/>
+          <w:szCs w:val="28"/>
+        </w:rPr>
+        <w:t>е</w:t>
+      </w:r>
+      <w:r>
+        <w:rPr>
+          <w:sz w:val="28"/>
+          <w:szCs w:val="28"/>
+        </w:rPr>
+        <w:t xml:space="preserve"> Windows Server 2008</w:t>
+      </w:r>
+      <w:r>
+        <w:rPr>
+          <w:sz w:val="28"/>
+          <w:szCs w:val="28"/>
+        </w:rPr>
+        <w:t xml:space="preserve"> </w:t>
+      </w:r>
+      <w:r>
+        <w:rPr>
+          <w:sz w:val="28"/>
+          <w:szCs w:val="28"/>
+          <w:lang w:val="en-US"/>
+        </w:rPr>
+        <w:t>Enterprise</w:t>
+      </w:r>
+      <w:r>
+        <w:rPr>
+          <w:sz w:val="28"/>
+          <w:szCs w:val="28"/>
+        </w:rPr>
+        <w:t xml:space="preserve">, установлен </w:t>
+      </w:r>
+      <w:proofErr w:type="spellStart"/>
+      <w:r>
+        <w:rPr>
+          <w:sz w:val="28"/>
+          <w:szCs w:val="28"/>
+        </w:rPr>
+        <w:t>криптопровайдер</w:t>
+      </w:r>
+      <w:proofErr w:type="spellEnd"/>
+      <w:r>
+        <w:rPr>
+          <w:sz w:val="28"/>
+          <w:szCs w:val="28"/>
+        </w:rPr>
+        <w:t xml:space="preserve"> </w:t>
+      </w:r>
+      <w:r>
+        <w:rPr>
+          <w:sz w:val="28"/>
+          <w:szCs w:val="28"/>
+        </w:rPr>
+        <w:t>КриптоПро</w:t>
+      </w:r>
+      <w:r>
+        <w:rPr>
+          <w:sz w:val="28"/>
+          <w:szCs w:val="28"/>
+        </w:rPr>
+        <w:t xml:space="preserve"> CSP и настроена роль центра сертификации с использованием Active Directory </w:t>
+      </w:r>
+      <w:proofErr w:type="spellStart"/>
+      <w:r>
+        <w:rPr>
+          <w:sz w:val="28"/>
+          <w:szCs w:val="28"/>
+        </w:rPr>
+        <w:t>Certificate</w:t>
+      </w:r>
+      <w:proofErr w:type="spellEnd"/>
+      <w:r>
+        <w:rPr>
+          <w:sz w:val="28"/>
+          <w:szCs w:val="28"/>
+        </w:rPr>
+        <w:t xml:space="preserve"> Services.</w:t>
+      </w:r>
+    </w:p>
+    <w:p>
+      <w:pPr>
+        <w:ind w:firstLine="708"/>
+        <w:rPr>
+          <w:sz w:val="28"/>
+          <w:szCs w:val="28"/>
+        </w:rPr>
+      </w:pPr>
+      <w:r>
+        <w:rPr>
+          <w:sz w:val="28"/>
+          <w:szCs w:val="28"/>
+        </w:rPr>
+        <w:t>В процессе работы были получены практические навыки создания и настройки удостоверяющего центра, формирования шаблонов сертификатов, а также выпуска сертификатов для пользователей домена.</w:t>
+      </w:r>
+    </w:p>
+    <w:p>
+      <w:pPr>
+        <w:ind w:firstLine="708"/>
+        <w:rPr>
+          <w:sz w:val="28"/>
+          <w:szCs w:val="28"/>
+        </w:rPr>
+      </w:pPr>
+      <w:r>
+        <w:rPr>
+          <w:sz w:val="28"/>
+          <w:szCs w:val="28"/>
+        </w:rPr>
+        <w:t xml:space="preserve">Также была изучена работа с утилитой </w:t>
+      </w:r>
+      <w:proofErr w:type="spellStart"/>
+      <w:r>
+        <w:rPr>
+          <w:sz w:val="28"/>
+          <w:szCs w:val="28"/>
+        </w:rPr>
+        <w:t>cryptcp</w:t>
+      </w:r>
+      <w:proofErr w:type="spellEnd"/>
+      <w:r>
+        <w:rPr>
+          <w:sz w:val="28"/>
+          <w:szCs w:val="28"/>
+        </w:rPr>
+        <w:t>, с помощью которой выполнялись операции электронной подписи и шифрования данных. Было экспериментально подтверждено, что при изменении исходного файла электронная подпись становится недействительной, что демонстрирует обеспечение целостности и аутентичности данных.</w:t>
+      </w:r>
+    </w:p>
+    <w:p>
+      <w:pPr>
+        <w:ind w:firstLine="708"/>
+        <w:rPr>
+          <w:sz w:val="28"/>
+          <w:szCs w:val="28"/>
+        </w:rPr>
+      </w:pPr>
+      <w:r>
+        <w:rPr>
+          <w:sz w:val="28"/>
+          <w:szCs w:val="28"/>
+        </w:rPr>
+        <w:t>В результате выполнения лабораторной работы закреплены теоретические знания о принципах работы электронной подписи, хеш-функций и криптографических алгоритмов, а также получены практические навыки их применения в реальных программных средствах.</w:t>
+      </w:r>
+    </w:p>
+    <w:p>
+      <w:pPr>
+        <w:ind w:firstLine="0"/>
+        <w:rPr>
+          <w:sz w:val="28"/>
+          <w:szCs w:val="28"/>
+        </w:rPr>
+      </w:pPr>
+    </w:p>
+    <w:p>
+      <w:pPr>
+        <w:ind w:firstLine="0"/>
+        <w:rPr>
+          <w:sz w:val="28"/>
+          <w:szCs w:val="28"/>
+        </w:rPr>
+      </w:pPr>
+    </w:p>
+    <w:p>
+      <w:pPr>
+        <w:ind w:firstLine="0"/>
         <w:rPr>
           <w:b/>
           <w:sz w:val="28"/>
           <w:szCs w:val="28"/>
         </w:rPr>
-        <w:t xml:space="preserve"> </w:t>
-      </w:r>
+      </w:pPr>
       <w:r>
         <w:rPr>
           <w:b/>
           <w:sz w:val="28"/>
           <w:szCs w:val="28"/>
         </w:rPr>
-        <w:t>Контрольные вопросы</w:t>
-      </w:r>
-    </w:p>
-    <w:p>
-      <w:pPr>
-        <w:ind w:firstLine="0"/>
-        <w:rPr>
-          <w:bCs/>
-          <w:sz w:val="28"/>
-          <w:szCs w:val="28"/>
-        </w:rPr>
-      </w:pPr>
+        <w:t>9</w:t>
+      </w:r>
+      <w:r>
+        <w:rPr>
+          <w:b/>
+          <w:sz w:val="28"/>
+          <w:szCs w:val="28"/>
+        </w:rPr>
+        <w:t xml:space="preserve"> Контрольные вопросы</w:t>
+      </w:r>
     </w:p>
     <w:p>
       <w:pPr>
@@ -5921,6 +6440,128 @@
           <w:sz w:val="28"/>
           <w:szCs w:val="28"/>
         </w:rPr>
+        <w:t>- Контроль целостности: любое изменение документа приводит к изменению хеша;</w:t>
+      </w:r>
+    </w:p>
+    <w:p>
+      <w:pPr>
+        <w:rPr>
+          <w:bCs/>
+          <w:sz w:val="28"/>
+          <w:szCs w:val="28"/>
+        </w:rPr>
+      </w:pPr>
+      <w:r>
+        <w:rPr>
+          <w:bCs/>
+          <w:sz w:val="28"/>
+          <w:szCs w:val="28"/>
+        </w:rPr>
+        <w:lastRenderedPageBreak/>
+        <w:t>- Ускорение процесса создания цифровой подписи: подписывается не весь документ, а его хеш</w:t>
+      </w:r>
+      <w:r>
+        <w:rPr>
+          <w:bCs/>
+          <w:sz w:val="28"/>
+          <w:szCs w:val="28"/>
+        </w:rPr>
+        <w:t>.</w:t>
+      </w:r>
+    </w:p>
+    <w:p>
+      <w:pPr>
+        <w:ind w:firstLine="708"/>
+        <w:rPr>
+          <w:bCs/>
+          <w:sz w:val="28"/>
+          <w:szCs w:val="28"/>
+        </w:rPr>
+      </w:pPr>
+      <w:r>
+        <w:rPr>
+          <w:bCs/>
+          <w:sz w:val="28"/>
+          <w:szCs w:val="28"/>
+        </w:rPr>
+        <w:t>2. Перечислите требования к односторонним функциям.</w:t>
+      </w:r>
+    </w:p>
+    <w:p>
+      <w:pPr>
+        <w:ind w:firstLine="708"/>
+        <w:rPr>
+          <w:bCs/>
+          <w:sz w:val="28"/>
+          <w:szCs w:val="28"/>
+        </w:rPr>
+      </w:pPr>
+      <w:r>
+        <w:rPr>
+          <w:bCs/>
+          <w:sz w:val="28"/>
+          <w:szCs w:val="28"/>
+        </w:rPr>
+        <w:t>- Необратимость: невозможность восстановить исходные данные по значению хеша</w:t>
+      </w:r>
+      <w:r>
+        <w:rPr>
+          <w:bCs/>
+          <w:sz w:val="28"/>
+          <w:szCs w:val="28"/>
+        </w:rPr>
+        <w:t>;</w:t>
+      </w:r>
+    </w:p>
+    <w:p>
+      <w:pPr>
+        <w:ind w:firstLine="708"/>
+        <w:rPr>
+          <w:bCs/>
+          <w:sz w:val="28"/>
+          <w:szCs w:val="28"/>
+        </w:rPr>
+      </w:pPr>
+      <w:r>
+        <w:rPr>
+          <w:bCs/>
+          <w:sz w:val="28"/>
+          <w:szCs w:val="28"/>
+        </w:rPr>
+        <w:t xml:space="preserve">- Скорость вычисления: </w:t>
+      </w:r>
+      <w:r>
+        <w:rPr>
+          <w:bCs/>
+          <w:sz w:val="28"/>
+          <w:szCs w:val="28"/>
+        </w:rPr>
+        <w:t xml:space="preserve">хеш должен вычисляться </w:t>
+      </w:r>
+      <w:r>
+        <w:rPr>
+          <w:bCs/>
+          <w:sz w:val="28"/>
+          <w:szCs w:val="28"/>
+        </w:rPr>
+        <w:t>достаточно быстро;</w:t>
+      </w:r>
+    </w:p>
+    <w:p>
+      <w:pPr>
+        <w:ind w:firstLine="708"/>
+        <w:rPr>
+          <w:bCs/>
+          <w:sz w:val="28"/>
+          <w:szCs w:val="28"/>
+        </w:rPr>
+      </w:pPr>
+      <w:r>
+        <w:rPr>
+          <w:bCs/>
+          <w:sz w:val="28"/>
+          <w:szCs w:val="28"/>
+        </w:rPr>
         <w:t xml:space="preserve">- </w:t>
       </w:r>
       <w:r>
@@ -5929,7 +6570,7 @@
           <w:sz w:val="28"/>
           <w:szCs w:val="28"/>
         </w:rPr>
-        <w:t>Контроль целостности</w:t>
+        <w:t>Сложность нахождения прообраза</w:t>
       </w:r>
       <w:r>
         <w:rPr>
@@ -5937,7 +6578,7 @@
           <w:sz w:val="28"/>
           <w:szCs w:val="28"/>
         </w:rPr>
-        <w:t xml:space="preserve">: </w:t>
+        <w:t>:</w:t>
       </w:r>
       <w:r>
         <w:rPr>
@@ -5945,7 +6586,7 @@
           <w:sz w:val="28"/>
           <w:szCs w:val="28"/>
         </w:rPr>
-        <w:t>любое изменение документа приводит к изменению хеша</w:t>
+        <w:t xml:space="preserve"> </w:t>
       </w:r>
       <w:r>
         <w:rPr>
@@ -5953,11 +6594,28 @@
           <w:sz w:val="28"/>
           <w:szCs w:val="28"/>
         </w:rPr>
+        <w:t xml:space="preserve">практическая невозможность </w:t>
+      </w:r>
+      <w:r>
+        <w:rPr>
+          <w:bCs/>
+          <w:sz w:val="28"/>
+          <w:szCs w:val="28"/>
+        </w:rPr>
+        <w:t>подобрать входные данные под заданный хеш</w:t>
+      </w:r>
+      <w:r>
+        <w:rPr>
+          <w:bCs/>
+          <w:sz w:val="28"/>
+          <w:szCs w:val="28"/>
+        </w:rPr>
         <w:t>;</w:t>
       </w:r>
     </w:p>
     <w:p>
       <w:pPr>
+        <w:ind w:firstLine="708"/>
         <w:rPr>
           <w:bCs/>
           <w:sz w:val="28"/>
@@ -5970,6 +6628,74 @@
           <w:sz w:val="28"/>
           <w:szCs w:val="28"/>
         </w:rPr>
+        <w:t xml:space="preserve">- Устойчивость к </w:t>
+      </w:r>
+      <w:r>
+        <w:rPr>
+          <w:bCs/>
+          <w:sz w:val="28"/>
+          <w:szCs w:val="28"/>
+        </w:rPr>
+        <w:t>коллизи</w:t>
+      </w:r>
+      <w:r>
+        <w:rPr>
+          <w:bCs/>
+          <w:sz w:val="28"/>
+          <w:szCs w:val="28"/>
+        </w:rPr>
+        <w:t xml:space="preserve">ям: </w:t>
+      </w:r>
+      <w:r>
+        <w:rPr>
+          <w:bCs/>
+          <w:sz w:val="28"/>
+          <w:szCs w:val="28"/>
+        </w:rPr>
+        <w:t xml:space="preserve">невозможность </w:t>
+      </w:r>
+      <w:r>
+        <w:rPr>
+          <w:bCs/>
+          <w:sz w:val="28"/>
+          <w:szCs w:val="28"/>
+        </w:rPr>
+        <w:t xml:space="preserve">найти два разных сообщения с одинаковым </w:t>
+      </w:r>
+      <w:proofErr w:type="spellStart"/>
+      <w:r>
+        <w:rPr>
+          <w:bCs/>
+          <w:sz w:val="28"/>
+          <w:szCs w:val="28"/>
+        </w:rPr>
+        <w:t>хешем</w:t>
+      </w:r>
+      <w:proofErr w:type="spellEnd"/>
+      <w:r>
+        <w:rPr>
+          <w:bCs/>
+          <w:sz w:val="28"/>
+          <w:szCs w:val="28"/>
+        </w:rPr>
+        <w:t>;</w:t>
+      </w:r>
+    </w:p>
+    <w:p>
+      <w:pPr>
+        <w:ind w:firstLine="708"/>
+        <w:rPr>
+          <w:bCs/>
+          <w:sz w:val="28"/>
+          <w:szCs w:val="28"/>
+        </w:rPr>
+      </w:pPr>
+      <w:r>
+        <w:rPr>
+          <w:bCs/>
+          <w:sz w:val="28"/>
+          <w:szCs w:val="28"/>
+        </w:rPr>
         <w:t xml:space="preserve">- </w:t>
       </w:r>
       <w:r>
@@ -5978,7 +6704,7 @@
           <w:sz w:val="28"/>
           <w:szCs w:val="28"/>
         </w:rPr>
-        <w:t xml:space="preserve">Ускорение </w:t>
+        <w:t>Чувствительность к изменениям</w:t>
       </w:r>
       <w:r>
         <w:rPr>
@@ -5986,7 +6712,7 @@
           <w:sz w:val="28"/>
           <w:szCs w:val="28"/>
         </w:rPr>
-        <w:t xml:space="preserve">процесса создания цифровой </w:t>
+        <w:t>:</w:t>
       </w:r>
       <w:r>
         <w:rPr>
@@ -5994,7 +6720,7 @@
           <w:sz w:val="28"/>
           <w:szCs w:val="28"/>
         </w:rPr>
-        <w:t>подписи</w:t>
+        <w:t xml:space="preserve"> даже малое изменение входных данных сильно меняет хеш</w:t>
       </w:r>
       <w:r>
         <w:rPr>
@@ -6002,23 +6728,43 @@
           <w:sz w:val="28"/>
           <w:szCs w:val="28"/>
         </w:rPr>
-        <w:t>:</w:t>
-      </w:r>
-      <w:r>
+        <w:t>.</w:t>
+      </w:r>
+    </w:p>
+    <w:p>
+      <w:pPr>
+        <w:ind w:firstLine="708"/>
         <w:rPr>
           <w:bCs/>
           <w:sz w:val="28"/>
           <w:szCs w:val="28"/>
         </w:rPr>
-        <w:t xml:space="preserve"> подписывается не весь документ, а его хеш</w:t>
-      </w:r>
+      </w:pPr>
       <w:r>
         <w:rPr>
           <w:bCs/>
           <w:sz w:val="28"/>
           <w:szCs w:val="28"/>
         </w:rPr>
-        <w:t>.</w:t>
+        <w:t xml:space="preserve">3. По какому из алгоритмов электронная подпись будет вычислена быстрее – RSA или схема Эль </w:t>
+      </w:r>
+      <w:proofErr w:type="spellStart"/>
+      <w:r>
+        <w:rPr>
+          <w:bCs/>
+          <w:sz w:val="28"/>
+          <w:szCs w:val="28"/>
+        </w:rPr>
+        <w:t>Гамаля</w:t>
+      </w:r>
+      <w:proofErr w:type="spellEnd"/>
+      <w:r>
+        <w:rPr>
+          <w:bCs/>
+          <w:sz w:val="28"/>
+          <w:szCs w:val="28"/>
+        </w:rPr>
+        <w:t xml:space="preserve">? </w:t>
       </w:r>
     </w:p>
     <w:p>
@@ -6036,15 +6782,16 @@
           <w:sz w:val="28"/>
           <w:szCs w:val="28"/>
         </w:rPr>
-        <w:t>2.</w:t>
+        <w:t xml:space="preserve">Быстрее будет </w:t>
       </w:r>
       <w:r>
         <w:rPr>
           <w:bCs/>
           <w:sz w:val="28"/>
           <w:szCs w:val="28"/>
-        </w:rPr>
-        <w:t xml:space="preserve"> </w:t>
+          <w:lang w:val="en-US"/>
+        </w:rPr>
+        <w:t>RSA</w:t>
       </w:r>
       <w:r>
         <w:rPr>
@@ -6052,393 +6799,129 @@
           <w:sz w:val="28"/>
           <w:szCs w:val="28"/>
         </w:rPr>
-        <w:t>Перечислите требования к односторонним функциям.</w:t>
-      </w:r>
-    </w:p>
-    <w:p>
-      <w:pPr>
-        <w:ind w:firstLine="708"/>
+        <w:t>, потому что там нужна лишь операция возведения в степень по модулю. А в схеме Эль-</w:t>
+      </w:r>
+      <w:proofErr w:type="spellStart"/>
+      <w:r>
         <w:rPr>
           <w:bCs/>
           <w:sz w:val="28"/>
           <w:szCs w:val="28"/>
         </w:rPr>
-      </w:pPr>
+        <w:t>Гамаля</w:t>
+      </w:r>
+      <w:proofErr w:type="spellEnd"/>
       <w:r>
         <w:rPr>
           <w:bCs/>
           <w:sz w:val="28"/>
           <w:szCs w:val="28"/>
         </w:rPr>
-        <w:t xml:space="preserve">- </w:t>
-      </w:r>
-      <w:r>
-        <w:rPr>
-          <w:bCs/>
-          <w:sz w:val="28"/>
-          <w:szCs w:val="28"/>
-        </w:rPr>
-        <w:t>Необратимость</w:t>
-      </w:r>
-      <w:r>
-        <w:rPr>
-          <w:bCs/>
-          <w:sz w:val="28"/>
-          <w:szCs w:val="28"/>
-        </w:rPr>
-        <w:t>:</w:t>
-      </w:r>
-      <w:r>
-        <w:rPr>
-          <w:bCs/>
-          <w:sz w:val="28"/>
-          <w:szCs w:val="28"/>
-        </w:rPr>
-        <w:t xml:space="preserve"> невозможно</w:t>
-      </w:r>
-      <w:r>
-        <w:rPr>
-          <w:bCs/>
-          <w:sz w:val="28"/>
-          <w:szCs w:val="28"/>
-        </w:rPr>
-        <w:t xml:space="preserve">сть </w:t>
-      </w:r>
-      <w:r>
-        <w:rPr>
-          <w:bCs/>
-          <w:sz w:val="28"/>
-          <w:szCs w:val="28"/>
-        </w:rPr>
-        <w:t xml:space="preserve">восстановить исходные данные по </w:t>
-      </w:r>
-      <w:r>
-        <w:rPr>
-          <w:bCs/>
-          <w:sz w:val="28"/>
-          <w:szCs w:val="28"/>
-        </w:rPr>
-        <w:t xml:space="preserve">значению </w:t>
-      </w:r>
-      <w:r>
-        <w:rPr>
-          <w:bCs/>
-          <w:sz w:val="28"/>
-          <w:szCs w:val="28"/>
-        </w:rPr>
-        <w:t>хеш</w:t>
-      </w:r>
-      <w:r>
-        <w:rPr>
-          <w:bCs/>
-          <w:sz w:val="28"/>
-          <w:szCs w:val="28"/>
-        </w:rPr>
-        <w:t>а</w:t>
-      </w:r>
-      <w:r>
-        <w:rPr>
-          <w:bCs/>
-          <w:sz w:val="28"/>
-          <w:szCs w:val="28"/>
-        </w:rPr>
-        <w:t>;</w:t>
-      </w:r>
-    </w:p>
-    <w:p>
-      <w:pPr>
-        <w:ind w:firstLine="708"/>
-        <w:rPr>
-          <w:bCs/>
-          <w:sz w:val="28"/>
-          <w:szCs w:val="28"/>
-        </w:rPr>
-      </w:pPr>
-      <w:r>
-        <w:rPr>
-          <w:bCs/>
-          <w:sz w:val="28"/>
-          <w:szCs w:val="28"/>
-        </w:rPr>
-        <w:lastRenderedPageBreak/>
-        <w:t xml:space="preserve">- Скорость вычисления: </w:t>
-      </w:r>
-      <w:r>
-        <w:rPr>
-          <w:bCs/>
-          <w:sz w:val="28"/>
-          <w:szCs w:val="28"/>
-        </w:rPr>
-        <w:t xml:space="preserve">хеш должен вычисляться </w:t>
-      </w:r>
-      <w:r>
-        <w:rPr>
-          <w:bCs/>
-          <w:sz w:val="28"/>
-          <w:szCs w:val="28"/>
-        </w:rPr>
-        <w:t>достаточно быстро;</w:t>
-      </w:r>
-    </w:p>
-    <w:p>
-      <w:pPr>
-        <w:ind w:firstLine="708"/>
-        <w:rPr>
-          <w:bCs/>
-          <w:sz w:val="28"/>
-          <w:szCs w:val="28"/>
-        </w:rPr>
-      </w:pPr>
-      <w:r>
-        <w:rPr>
-          <w:bCs/>
-          <w:sz w:val="28"/>
-          <w:szCs w:val="28"/>
-        </w:rPr>
-        <w:t xml:space="preserve">- </w:t>
-      </w:r>
-      <w:r>
-        <w:rPr>
-          <w:bCs/>
-          <w:sz w:val="28"/>
-          <w:szCs w:val="28"/>
-        </w:rPr>
-        <w:t>Сложность нахождения прообраза</w:t>
-      </w:r>
-      <w:r>
-        <w:rPr>
-          <w:bCs/>
-          <w:sz w:val="28"/>
-          <w:szCs w:val="28"/>
-        </w:rPr>
-        <w:t>:</w:t>
-      </w:r>
-      <w:r>
-        <w:rPr>
-          <w:bCs/>
-          <w:sz w:val="28"/>
-          <w:szCs w:val="28"/>
-        </w:rPr>
-        <w:t xml:space="preserve"> </w:t>
-      </w:r>
-      <w:r>
-        <w:rPr>
-          <w:bCs/>
-          <w:sz w:val="28"/>
-          <w:szCs w:val="28"/>
-        </w:rPr>
-        <w:t xml:space="preserve">практическая невозможность </w:t>
-      </w:r>
-      <w:r>
-        <w:rPr>
-          <w:bCs/>
-          <w:sz w:val="28"/>
-          <w:szCs w:val="28"/>
-        </w:rPr>
-        <w:t>подобрать входные данные под заданный хеш</w:t>
-      </w:r>
-      <w:r>
-        <w:rPr>
-          <w:bCs/>
-          <w:sz w:val="28"/>
-          <w:szCs w:val="28"/>
-        </w:rPr>
-        <w:t>;</w:t>
-      </w:r>
-    </w:p>
-    <w:p>
-      <w:pPr>
-        <w:ind w:firstLine="708"/>
-        <w:rPr>
-          <w:bCs/>
-          <w:sz w:val="28"/>
-          <w:szCs w:val="28"/>
-        </w:rPr>
-      </w:pPr>
-      <w:r>
-        <w:rPr>
-          <w:bCs/>
-          <w:sz w:val="28"/>
-          <w:szCs w:val="28"/>
-        </w:rPr>
-        <w:t xml:space="preserve">- Устойчивость к </w:t>
-      </w:r>
-      <w:r>
-        <w:rPr>
-          <w:bCs/>
-          <w:sz w:val="28"/>
-          <w:szCs w:val="28"/>
-        </w:rPr>
-        <w:t>коллизи</w:t>
-      </w:r>
-      <w:r>
-        <w:rPr>
-          <w:bCs/>
-          <w:sz w:val="28"/>
-          <w:szCs w:val="28"/>
-        </w:rPr>
-        <w:t xml:space="preserve">ям: </w:t>
-      </w:r>
-      <w:r>
-        <w:rPr>
-          <w:bCs/>
-          <w:sz w:val="28"/>
-          <w:szCs w:val="28"/>
-        </w:rPr>
-        <w:t xml:space="preserve">невозможность </w:t>
-      </w:r>
-      <w:r>
-        <w:rPr>
-          <w:bCs/>
-          <w:sz w:val="28"/>
-          <w:szCs w:val="28"/>
-        </w:rPr>
-        <w:t>найти два разных сообщения с одинаковым хешем</w:t>
-      </w:r>
-      <w:r>
-        <w:rPr>
-          <w:bCs/>
-          <w:sz w:val="28"/>
-          <w:szCs w:val="28"/>
-        </w:rPr>
-        <w:t>;</w:t>
-      </w:r>
-    </w:p>
-    <w:p>
-      <w:pPr>
-        <w:ind w:firstLine="708"/>
-        <w:rPr>
-          <w:bCs/>
-          <w:sz w:val="28"/>
-          <w:szCs w:val="28"/>
-        </w:rPr>
-      </w:pPr>
-      <w:r>
-        <w:rPr>
-          <w:bCs/>
-          <w:sz w:val="28"/>
-          <w:szCs w:val="28"/>
-        </w:rPr>
-        <w:t xml:space="preserve">- </w:t>
-      </w:r>
-      <w:r>
-        <w:rPr>
-          <w:bCs/>
-          <w:sz w:val="28"/>
-          <w:szCs w:val="28"/>
-        </w:rPr>
-        <w:t>Чувствительность к изменениям</w:t>
-      </w:r>
-      <w:r>
-        <w:rPr>
-          <w:bCs/>
-          <w:sz w:val="28"/>
-          <w:szCs w:val="28"/>
-        </w:rPr>
-        <w:t>:</w:t>
-      </w:r>
-      <w:r>
-        <w:rPr>
-          <w:bCs/>
-          <w:sz w:val="28"/>
-          <w:szCs w:val="28"/>
-        </w:rPr>
-        <w:t xml:space="preserve"> даже малое изменение входных данных сильно меняет хеш</w:t>
-      </w:r>
-      <w:r>
-        <w:rPr>
-          <w:bCs/>
-          <w:sz w:val="28"/>
-          <w:szCs w:val="28"/>
-        </w:rPr>
-        <w:t>.</w:t>
-      </w:r>
-    </w:p>
-    <w:p>
-      <w:pPr>
-        <w:ind w:firstLine="708"/>
-        <w:rPr>
-          <w:bCs/>
-          <w:sz w:val="28"/>
-          <w:szCs w:val="28"/>
-        </w:rPr>
-      </w:pPr>
-      <w:r>
-        <w:rPr>
-          <w:bCs/>
-          <w:sz w:val="28"/>
-          <w:szCs w:val="28"/>
-        </w:rPr>
-        <w:t>3.</w:t>
-      </w:r>
-      <w:r>
-        <w:rPr>
-          <w:bCs/>
-          <w:sz w:val="28"/>
-          <w:szCs w:val="28"/>
-        </w:rPr>
-        <w:t xml:space="preserve"> </w:t>
-      </w:r>
-      <w:r>
-        <w:rPr>
-          <w:bCs/>
-          <w:sz w:val="28"/>
-          <w:szCs w:val="28"/>
-        </w:rPr>
-        <w:t xml:space="preserve">По какому из алгоритмов электронная подпись будет вычислена быстрее – RSA или схема Эль Гамаля? </w:t>
-      </w:r>
-    </w:p>
-    <w:p>
-      <w:pPr>
-        <w:ind w:firstLine="708"/>
-        <w:rPr>
-          <w:bCs/>
-          <w:sz w:val="28"/>
-          <w:szCs w:val="28"/>
-        </w:rPr>
-      </w:pPr>
-      <w:r>
-        <w:rPr>
-          <w:bCs/>
-          <w:sz w:val="28"/>
-          <w:szCs w:val="28"/>
-        </w:rPr>
-        <w:t xml:space="preserve">Быстрее будет </w:t>
-      </w:r>
-      <w:r>
-        <w:rPr>
-          <w:bCs/>
-          <w:sz w:val="28"/>
-          <w:szCs w:val="28"/>
-          <w:lang w:val="en-US"/>
-        </w:rPr>
-        <w:t>RSA</w:t>
-      </w:r>
-      <w:r>
-        <w:rPr>
-          <w:bCs/>
-          <w:sz w:val="28"/>
-          <w:szCs w:val="28"/>
-        </w:rPr>
-        <w:t xml:space="preserve">, </w:t>
-      </w:r>
-      <w:r>
-        <w:rPr>
-          <w:bCs/>
-          <w:sz w:val="28"/>
-          <w:szCs w:val="28"/>
-        </w:rPr>
-        <w:t>потому что там нужна лишь операция возведения в степень по модулю. А в схеме Эль-Гамаля нужны генераторы случайных чисел, а также несколько операций с числами по модулю.</w:t>
+        <w:t xml:space="preserve"> нужны генераторы случайных чисел, а также несколько операций с числами по модулю.</w:t>
       </w:r>
     </w:p>
     <w:sectPr>
+      <w:footerReference w:type="default" r:id="rId50"/>
       <w:pgSz w:w="11906" w:h="16838"/>
       <w:pgMar w:top="1134" w:right="850" w:bottom="1134" w:left="1701" w:header="708" w:footer="708" w:gutter="0"/>
       <w:cols w:space="708"/>
+      <w:titlePg/>
       <w:docGrid w:linePitch="360"/>
     </w:sectPr>
   </w:body>
 </w:document>
+</file>
+
+<file path=word/endnotes.xml><?xml version="1.0" encoding="utf-8"?>
+<w:endnotes xmlns:wpc="http://schemas.microsoft.com/office/word/2010/wordprocessingCanvas" xmlns:cx="http://schemas.microsoft.com/office/drawing/2014/chartex" xmlns:cx1="http://schemas.microsoft.com/office/drawing/2015/9/8/chartex" xmlns:cx2="http://schemas.microsoft.com/office/drawing/2015/10/21/chartex" xmlns:cx3="http://schemas.microsoft.com/office/drawing/2016/5/9/chartex" xmlns:cx4="http://schemas.microsoft.com/office/drawing/2016/5/10/chartex" xmlns:cx5="http://schemas.microsoft.com/office/drawing/2016/5/11/chartex" xmlns:cx6="http://schemas.microsoft.com/office/drawing/2016/5/12/chartex" xmlns:cx7="http://schemas.microsoft.com/office/drawing/2016/5/13/chartex" xmlns:cx8="http://schemas.microsoft.com/office/drawing/2016/5/14/chartex" xmlns:mc="http://schemas.openxmlformats.org/markup-compatibility/2006" xmlns:aink="http://schemas.microsoft.com/office/drawing/2016/ink" xmlns:am3d="http://schemas.microsoft.com/office/drawing/2017/model3d" xmlns:o="urn:schemas-microsoft-com:office:office" xmlns:r="http://schemas.openxmlformats.org/officeDocument/2006/relationships" xmlns:m="http://schemas.openxmlformats.org/officeDocument/2006/math" xmlns:v="urn:schemas-microsoft-com:vml" xmlns:wp14="http://schemas.microsoft.com/office/word/2010/wordprocessingDrawing" xmlns:wp="http://schemas.openxmlformats.org/drawingml/2006/wordprocessingDrawing" xmlns:w10="urn:schemas-microsoft-com:office:word" xmlns:w="http://schemas.openxmlformats.org/wordprocessingml/2006/main" xmlns:w14="http://schemas.microsoft.com/office/word/2010/wordml" xmlns:w15="http://schemas.microsoft.com/office/word/2012/wordml" xmlns:w16cex="http://schemas.microsoft.com/office/word/2018/wordml/cex" xmlns:w16cid="http://schemas.microsoft.com/office/word/2016/wordml/cid" xmlns:w16="http://schemas.microsoft.com/office/word/2018/wordml" xmlns:w16sdtdh="http://schemas.microsoft.com/office/word/2020/wordml/sdtdatahash" xmlns:w16se="http://schemas.microsoft.com/office/word/2015/wordml/symex" xmlns:wpg="http://schemas.microsoft.com/office/word/2010/wordprocessingGroup" xmlns:wpi="http://schemas.microsoft.com/office/word/2010/wordprocessingInk" xmlns:wne="http://schemas.microsoft.com/office/word/2006/wordml" xmlns:wps="http://schemas.microsoft.com/office/word/2010/wordprocessingShape" mc:Ignorable="w14 w15 w16se w16cid w16 w16cex w16sdtdh wp14">
+  <w:endnote w:type="separator" w:id="-1">
+    <w:p>
+      <w:pPr>
+        <w:spacing w:line="240" w:lineRule="auto"/>
+      </w:pPr>
+      <w:r>
+        <w:separator/>
+      </w:r>
+    </w:p>
+  </w:endnote>
+  <w:endnote w:type="continuationSeparator" w:id="0">
+    <w:p>
+      <w:pPr>
+        <w:spacing w:line="240" w:lineRule="auto"/>
+      </w:pPr>
+      <w:r>
+        <w:continuationSeparator/>
+      </w:r>
+    </w:p>
+  </w:endnote>
+</w:endnotes>
+</file>
+
+<file path=word/footer1.xml><?xml version="1.0" encoding="utf-8"?>
+<w:ftr xmlns:wpc="http://schemas.microsoft.com/office/word/2010/wordprocessingCanvas" xmlns:cx="http://schemas.microsoft.com/office/drawing/2014/chartex" xmlns:cx1="http://schemas.microsoft.com/office/drawing/2015/9/8/chartex" xmlns:cx2="http://schemas.microsoft.com/office/drawing/2015/10/21/chartex" xmlns:cx3="http://schemas.microsoft.com/office/drawing/2016/5/9/chartex" xmlns:cx4="http://schemas.microsoft.com/office/drawing/2016/5/10/chartex" xmlns:cx5="http://schemas.microsoft.com/office/drawing/2016/5/11/chartex" xmlns:cx6="http://schemas.microsoft.com/office/drawing/2016/5/12/chartex" xmlns:cx7="http://schemas.microsoft.com/office/drawing/2016/5/13/chartex" xmlns:cx8="http://schemas.microsoft.com/office/drawing/2016/5/14/chartex" xmlns:mc="http://schemas.openxmlformats.org/markup-compatibility/2006" xmlns:aink="http://schemas.microsoft.com/office/drawing/2016/ink" xmlns:am3d="http://schemas.microsoft.com/office/drawing/2017/model3d" xmlns:o="urn:schemas-microsoft-com:office:office" xmlns:r="http://schemas.openxmlformats.org/officeDocument/2006/relationships" xmlns:m="http://schemas.openxmlformats.org/officeDocument/2006/math" xmlns:v="urn:schemas-microsoft-com:vml" xmlns:wp14="http://schemas.microsoft.com/office/word/2010/wordprocessingDrawing" xmlns:wp="http://schemas.openxmlformats.org/drawingml/2006/wordprocessingDrawing" xmlns:w10="urn:schemas-microsoft-com:office:word" xmlns:w="http://schemas.openxmlformats.org/wordprocessingml/2006/main" xmlns:w14="http://schemas.microsoft.com/office/word/2010/wordml" xmlns:w15="http://schemas.microsoft.com/office/word/2012/wordml" xmlns:w16cex="http://schemas.microsoft.com/office/word/2018/wordml/cex" xmlns:w16cid="http://schemas.microsoft.com/office/word/2016/wordml/cid" xmlns:w16="http://schemas.microsoft.com/office/word/2018/wordml" xmlns:w16sdtdh="http://schemas.microsoft.com/office/word/2020/wordml/sdtdatahash" xmlns:w16se="http://schemas.microsoft.com/office/word/2015/wordml/symex" xmlns:wpg="http://schemas.microsoft.com/office/word/2010/wordprocessingGroup" xmlns:wpi="http://schemas.microsoft.com/office/word/2010/wordprocessingInk" xmlns:wne="http://schemas.microsoft.com/office/word/2006/wordml" xmlns:wps="http://schemas.microsoft.com/office/word/2010/wordprocessingShape" mc:Ignorable="w14 w15 w16se w16cid w16 w16cex w16sdtdh wp14">
+  <w:sdt>
+    <w:sdtPr>
+      <w:id w:val="1919437688"/>
+      <w:docPartObj>
+        <w:docPartGallery w:val="Page Numbers (Bottom of Page)"/>
+        <w:docPartUnique/>
+      </w:docPartObj>
+    </w:sdtPr>
+    <w:sdtContent>
+      <w:p>
+        <w:pPr>
+          <w:pStyle w:val="a8"/>
+          <w:jc w:val="center"/>
+        </w:pPr>
+        <w:r>
+          <w:fldChar w:fldCharType="begin"/>
+        </w:r>
+        <w:r>
+          <w:instrText>PAGE   \* MERGEFORMAT</w:instrText>
+        </w:r>
+        <w:r>
+          <w:fldChar w:fldCharType="separate"/>
+        </w:r>
+        <w:r>
+          <w:t>2</w:t>
+        </w:r>
+        <w:r>
+          <w:fldChar w:fldCharType="end"/>
+        </w:r>
+      </w:p>
+    </w:sdtContent>
+  </w:sdt>
+  <w:p>
+    <w:pPr>
+      <w:pStyle w:val="a8"/>
+    </w:pPr>
+  </w:p>
+</w:ftr>
+</file>
+
+<file path=word/footnotes.xml><?xml version="1.0" encoding="utf-8"?>
+<w:footnotes xmlns:wpc="http://schemas.microsoft.com/office/word/2010/wordprocessingCanvas" xmlns:cx="http://schemas.microsoft.com/office/drawing/2014/chartex" xmlns:cx1="http://schemas.microsoft.com/office/drawing/2015/9/8/chartex" xmlns:cx2="http://schemas.microsoft.com/office/drawing/2015/10/21/chartex" xmlns:cx3="http://schemas.microsoft.com/office/drawing/2016/5/9/chartex" xmlns:cx4="http://schemas.microsoft.com/office/drawing/2016/5/10/chartex" xmlns:cx5="http://schemas.microsoft.com/office/drawing/2016/5/11/chartex" xmlns:cx6="http://schemas.microsoft.com/office/drawing/2016/5/12/chartex" xmlns:cx7="http://schemas.microsoft.com/office/drawing/2016/5/13/chartex" xmlns:cx8="http://schemas.microsoft.com/office/drawing/2016/5/14/chartex" xmlns:mc="http://schemas.openxmlformats.org/markup-compatibility/2006" xmlns:aink="http://schemas.microsoft.com/office/drawing/2016/ink" xmlns:am3d="http://schemas.microsoft.com/office/drawing/2017/model3d" xmlns:o="urn:schemas-microsoft-com:office:office" xmlns:r="http://schemas.openxmlformats.org/officeDocument/2006/relationships" xmlns:m="http://schemas.openxmlformats.org/officeDocument/2006/math" xmlns:v="urn:schemas-microsoft-com:vml" xmlns:wp14="http://schemas.microsoft.com/office/word/2010/wordprocessingDrawing" xmlns:wp="http://schemas.openxmlformats.org/drawingml/2006/wordprocessingDrawing" xmlns:w10="urn:schemas-microsoft-com:office:word" xmlns:w="http://schemas.openxmlformats.org/wordprocessingml/2006/main" xmlns:w14="http://schemas.microsoft.com/office/word/2010/wordml" xmlns:w15="http://schemas.microsoft.com/office/word/2012/wordml" xmlns:w16cex="http://schemas.microsoft.com/office/word/2018/wordml/cex" xmlns:w16cid="http://schemas.microsoft.com/office/word/2016/wordml/cid" xmlns:w16="http://schemas.microsoft.com/office/word/2018/wordml" xmlns:w16sdtdh="http://schemas.microsoft.com/office/word/2020/wordml/sdtdatahash" xmlns:w16se="http://schemas.microsoft.com/office/word/2015/wordml/symex" xmlns:wpg="http://schemas.microsoft.com/office/word/2010/wordprocessingGroup" xmlns:wpi="http://schemas.microsoft.com/office/word/2010/wordprocessingInk" xmlns:wne="http://schemas.microsoft.com/office/word/2006/wordml" xmlns:wps="http://schemas.microsoft.com/office/word/2010/wordprocessingShape" mc:Ignorable="w14 w15 w16se w16cid w16 w16cex w16sdtdh wp14">
+  <w:footnote w:type="separator" w:id="-1">
+    <w:p>
+      <w:pPr>
+        <w:spacing w:line="240" w:lineRule="auto"/>
+      </w:pPr>
+      <w:r>
+        <w:separator/>
+      </w:r>
+    </w:p>
+  </w:footnote>
+  <w:footnote w:type="continuationSeparator" w:id="0">
+    <w:p>
+      <w:pPr>
+        <w:spacing w:line="240" w:lineRule="auto"/>
+      </w:pPr>
+      <w:r>
+        <w:continuationSeparator/>
+      </w:r>
+    </w:p>
+  </w:footnote>
+</w:footnotes>
 </file>
 
 <file path=word/numbering.xml><?xml version="1.0" encoding="utf-8"?>
@@ -7143,6 +7626,64 @@
       <w:contextualSpacing/>
     </w:pPr>
   </w:style>
+  <w:style w:type="paragraph" w:styleId="a6">
+    <w:name w:val="header"/>
+    <w:basedOn w:val="a"/>
+    <w:link w:val="a7"/>
+    <w:uiPriority w:val="99"/>
+    <w:unhideWhenUsed/>
+    <w:rsid w:val="00833335"/>
+    <w:pPr>
+      <w:tabs>
+        <w:tab w:val="center" w:pos="4677"/>
+        <w:tab w:val="right" w:pos="9355"/>
+      </w:tabs>
+      <w:spacing w:line="240" w:lineRule="auto"/>
+    </w:pPr>
+  </w:style>
+  <w:style w:type="character" w:customStyle="1" w:styleId="a7">
+    <w:name w:val="Верхний колонтитул Знак"/>
+    <w:basedOn w:val="a0"/>
+    <w:link w:val="a6"/>
+    <w:uiPriority w:val="99"/>
+    <w:rsid w:val="00833335"/>
+    <w:rPr>
+      <w:rFonts w:ascii="Times New Roman" w:eastAsia="Times New Roman" w:hAnsi="Times New Roman" w:cs="Times New Roman"/>
+      <w:kern w:val="0"/>
+      <w:sz w:val="24"/>
+      <w:szCs w:val="24"/>
+      <w14:ligatures w14:val="none"/>
+    </w:rPr>
+  </w:style>
+  <w:style w:type="paragraph" w:styleId="a8">
+    <w:name w:val="footer"/>
+    <w:basedOn w:val="a"/>
+    <w:link w:val="a9"/>
+    <w:uiPriority w:val="99"/>
+    <w:unhideWhenUsed/>
+    <w:rsid w:val="00833335"/>
+    <w:pPr>
+      <w:tabs>
+        <w:tab w:val="center" w:pos="4677"/>
+        <w:tab w:val="right" w:pos="9355"/>
+      </w:tabs>
+      <w:spacing w:line="240" w:lineRule="auto"/>
+    </w:pPr>
+  </w:style>
+  <w:style w:type="character" w:customStyle="1" w:styleId="a9">
+    <w:name w:val="Нижний колонтитул Знак"/>
+    <w:basedOn w:val="a0"/>
+    <w:link w:val="a8"/>
+    <w:uiPriority w:val="99"/>
+    <w:rsid w:val="00833335"/>
+    <w:rPr>
+      <w:rFonts w:ascii="Times New Roman" w:eastAsia="Times New Roman" w:hAnsi="Times New Roman" w:cs="Times New Roman"/>
+      <w:kern w:val="0"/>
+      <w:sz w:val="24"/>
+      <w:szCs w:val="24"/>
+      <w14:ligatures w14:val="none"/>
+    </w:rPr>
+  </w:style>
 </w:styles>
 </file>
 
